--- a/SE3090_SEF_KDY_AI_04_Consolidated_Report.docx
+++ b/SE3090_SEF_KDY_AI_04_Consolidated_Report.docx
@@ -10965,7 +10965,7 @@
           <w:color w:val="2563EB"/>
           <w:sz w:val="27"/>
         </w:rPr>
-        <w:t>14. Security Architecture &amp; Ethical AI Declarations</w:t>
+        <w:t>14. Security Architecture &amp; Threat Defense</w:t>
       </w:r>
     </w:p>
     <w:p>
@@ -10979,8 +10979,580 @@
           <w:color w:val="1E293B"/>
           <w:sz w:val="21"/>
         </w:rPr>
-        <w:t>Security is implemented defensively across every layer of the architecture: (1) Password Security: Passwords are salted with 16 bytes of cryptographically secure random numbers and hashed using PBKDF2 with SHA-256 over 10,000 iterations; (2) Identity Governance: Stateless JWT tokens with 24-hour expiration enforce strict Role-Based Access Control (RBAC); (3) Sensitive Data Protection: Camera KYC documents and national identity numbers are accessible only by authorized Property Managers; (4) Financial Guardrails: Autonomous agents have zero authority to spend funds exceeding LKR 50,000 without verified Human-in-the-Loop manager approval; (5) AI Level Compliance: The group declares compliance with Level 1 (No AI in Viva/Evaluation) and transparently logs all AI coding assistant usage.</w:t>
+        <w:t>Security is implemented defensively across every layer of the architecture: (1) Password Security: Passwords are salted with 16 bytes of cryptographically secure random numbers and hashed using PBKDF2 with SHA-256 over 10,000 iterations; (2) Identity Governance: Stateless JWT tokens with 24-hour expiration enforce strict Role-Based Access Control (RBAC); (3) Sensitive Data Protection: Camera KYC documents and national identity numbers are accessible only by authorized Property Managers; (4) Financial Guardrails: Autonomous agents have zero authority to spend funds exceeding LKR 50,000 without verified Human-in-the-Loop manager approval; (5) Network Security: All external communication is enforced over HTTPS / SSL Mode=Require on Neon PostgreSQL.</w:t>
       </w:r>
+    </w:p>
+    <w:p>
+      <w:pPr>
+        <w:pStyle w:val="Heading2"/>
+        <w:spacing w:before="280" w:after="120"/>
+      </w:pPr>
+      <w:r>
+        <w:rPr>
+          <w:rFonts w:ascii="Calibri" w:hAnsi="Calibri"/>
+          <w:b/>
+          <w:color w:val="2563EB"/>
+          <w:sz w:val="27"/>
+        </w:rPr>
+        <w:t>14.1 Consolidated Group AI Usage Declaration</w:t>
+      </w:r>
+    </w:p>
+    <w:p>
+      <w:pPr>
+        <w:spacing w:after="120" w:line="276" w:lineRule="auto"/>
+      </w:pPr>
+      <w:r>
+        <w:rPr>
+          <w:rFonts w:ascii="Calibri" w:hAnsi="Calibri"/>
+          <w:i w:val="0"/>
+          <w:color w:val="1E293B"/>
+          <w:sz w:val="21"/>
+        </w:rPr>
+        <w:t>In compliance with Section 18 of the SE3090 Assignment 1 Specification, the group formally declares that AI tools (specifically Claude 3.5 Sonnet and Gemini 2.0 via Google Antigravity IDE) were utilized under Level 4 (Full AI) permissions exclusively during permissible development tasks (brainstorming, schema drafting, test generation, and boilerplate scaffolding). Zero private keys, institutional credentials, or confidential database passwords were ever transmitted to external AI tools.</w:t>
+        <w:br/>
+        <w:br/>
+        <w:t>The group further declares that every student maintains full intellectual ownership, technical comprehension, and the ability to explain, test, modify, or debug all code submitted under their name during the final Level 1 (No AI) viva and demonstration.</w:t>
+      </w:r>
+    </w:p>
+    <w:tbl>
+      <w:tblPr>
+        <w:tblW w:type="auto" w:w="0"/>
+        <w:jc w:val="center"/>
+        <w:tblLook w:firstColumn="1" w:firstRow="1" w:lastColumn="0" w:lastRow="0" w:noHBand="0" w:noVBand="1" w:val="04A0"/>
+        <w:tblBorders>
+          <w:top w:val="single" w:sz="6" w:space="0" w:color="CBD5E1"/>
+          <w:bottom w:val="single" w:sz="6" w:space="0" w:color="CBD5E1"/>
+          <w:insideH w:val="single" w:sz="4" w:space="0" w:color="E2E8F0"/>
+          <w:insideV w:val="none"/>
+          <w:left w:val="none"/>
+          <w:right w:val="none"/>
+        </w:tblBorders>
+      </w:tblPr>
+      <w:tblGrid>
+        <w:gridCol w:w="1872"/>
+        <w:gridCol w:w="1872"/>
+        <w:gridCol w:w="1872"/>
+        <w:gridCol w:w="1872"/>
+        <w:gridCol w:w="1872"/>
+      </w:tblGrid>
+      <w:tr>
+        <w:tc>
+          <w:tcPr>
+            <w:tcW w:type="dxa" w:w="2592"/>
+            <w:shd w:fill="1E3A8A"/>
+            <w:tcMar>
+              <w:top w:w="120" w:type="dxa"/>
+              <w:bottom w:w="120" w:type="dxa"/>
+              <w:left w:w="140" w:type="dxa"/>
+              <w:right w:w="140" w:type="dxa"/>
+            </w:tcMar>
+          </w:tcPr>
+          <w:p>
+            <w:pPr>
+              <w:jc w:val="center"/>
+            </w:pPr>
+            <w:r>
+              <w:rPr>
+                <w:rFonts w:ascii="Calibri" w:hAnsi="Calibri"/>
+                <w:b/>
+                <w:color w:val="FFFFFF"/>
+                <w:sz w:val="19"/>
+              </w:rPr>
+              <w:t>Student Name &amp; ID</w:t>
+            </w:r>
+          </w:p>
+        </w:tc>
+        <w:tc>
+          <w:tcPr>
+            <w:tcW w:type="dxa" w:w="1728"/>
+            <w:shd w:fill="1E3A8A"/>
+            <w:tcMar>
+              <w:top w:w="120" w:type="dxa"/>
+              <w:bottom w:w="120" w:type="dxa"/>
+              <w:left w:w="140" w:type="dxa"/>
+              <w:right w:w="140" w:type="dxa"/>
+            </w:tcMar>
+          </w:tcPr>
+          <w:p>
+            <w:pPr>
+              <w:jc w:val="center"/>
+            </w:pPr>
+            <w:r>
+              <w:rPr>
+                <w:rFonts w:ascii="Calibri" w:hAnsi="Calibri"/>
+                <w:b/>
+                <w:color w:val="FFFFFF"/>
+                <w:sz w:val="19"/>
+              </w:rPr>
+              <w:t>Project Role</w:t>
+            </w:r>
+          </w:p>
+        </w:tc>
+        <w:tc>
+          <w:tcPr>
+            <w:tcW w:type="dxa" w:w="1440"/>
+            <w:shd w:fill="1E3A8A"/>
+            <w:tcMar>
+              <w:top w:w="120" w:type="dxa"/>
+              <w:bottom w:w="120" w:type="dxa"/>
+              <w:left w:w="140" w:type="dxa"/>
+              <w:right w:w="140" w:type="dxa"/>
+            </w:tcMar>
+          </w:tcPr>
+          <w:p>
+            <w:pPr>
+              <w:jc w:val="center"/>
+            </w:pPr>
+            <w:r>
+              <w:rPr>
+                <w:rFonts w:ascii="Calibri" w:hAnsi="Calibri"/>
+                <w:b/>
+                <w:color w:val="FFFFFF"/>
+                <w:sz w:val="19"/>
+              </w:rPr>
+              <w:t>Permitted AI Level</w:t>
+            </w:r>
+          </w:p>
+        </w:tc>
+        <w:tc>
+          <w:tcPr>
+            <w:tcW w:type="dxa" w:w="2304"/>
+            <w:shd w:fill="1E3A8A"/>
+            <w:tcMar>
+              <w:top w:w="120" w:type="dxa"/>
+              <w:bottom w:w="120" w:type="dxa"/>
+              <w:left w:w="140" w:type="dxa"/>
+              <w:right w:w="140" w:type="dxa"/>
+            </w:tcMar>
+          </w:tcPr>
+          <w:p>
+            <w:pPr>
+              <w:jc w:val="center"/>
+            </w:pPr>
+            <w:r>
+              <w:rPr>
+                <w:rFonts w:ascii="Calibri" w:hAnsi="Calibri"/>
+                <w:b/>
+                <w:color w:val="FFFFFF"/>
+                <w:sz w:val="19"/>
+              </w:rPr>
+              <w:t>Disclosed AI Tasks</w:t>
+            </w:r>
+          </w:p>
+        </w:tc>
+        <w:tc>
+          <w:tcPr>
+            <w:tcW w:type="dxa" w:w="2016"/>
+            <w:shd w:fill="1E3A8A"/>
+            <w:tcMar>
+              <w:top w:w="120" w:type="dxa"/>
+              <w:bottom w:w="120" w:type="dxa"/>
+              <w:left w:w="140" w:type="dxa"/>
+              <w:right w:w="140" w:type="dxa"/>
+            </w:tcMar>
+          </w:tcPr>
+          <w:p>
+            <w:pPr>
+              <w:jc w:val="center"/>
+            </w:pPr>
+            <w:r>
+              <w:rPr>
+                <w:rFonts w:ascii="Calibri" w:hAnsi="Calibri"/>
+                <w:b/>
+                <w:color w:val="FFFFFF"/>
+                <w:sz w:val="19"/>
+              </w:rPr>
+              <w:t>Verification &amp; Integrity Proof</w:t>
+            </w:r>
+          </w:p>
+        </w:tc>
+      </w:tr>
+      <w:tr>
+        <w:tc>
+          <w:tcPr>
+            <w:tcW w:type="dxa" w:w="2592"/>
+            <w:shd w:fill="FFFFFF"/>
+            <w:tcMar>
+              <w:top w:w="90" w:type="dxa"/>
+              <w:bottom w:w="90" w:type="dxa"/>
+              <w:left w:w="120" w:type="dxa"/>
+              <w:right w:w="120" w:type="dxa"/>
+            </w:tcMar>
+          </w:tcPr>
+          <w:p>
+            <w:pPr>
+              <w:spacing w:after="0" w:line="252" w:lineRule="auto"/>
+            </w:pPr>
+            <w:r>
+              <w:rPr>
+                <w:rFonts w:ascii="Calibri" w:hAnsi="Calibri"/>
+                <w:color w:val="1E293B"/>
+                <w:sz w:val="18"/>
+              </w:rPr>
+              <w:t>E.M.U.I.B. Ekanayake (IT24200314)</w:t>
+            </w:r>
+          </w:p>
+        </w:tc>
+        <w:tc>
+          <w:tcPr>
+            <w:tcW w:type="dxa" w:w="1728"/>
+            <w:shd w:fill="FFFFFF"/>
+            <w:tcMar>
+              <w:top w:w="90" w:type="dxa"/>
+              <w:bottom w:w="90" w:type="dxa"/>
+              <w:left w:w="120" w:type="dxa"/>
+              <w:right w:w="120" w:type="dxa"/>
+            </w:tcMar>
+          </w:tcPr>
+          <w:p>
+            <w:pPr>
+              <w:spacing w:after="0" w:line="252" w:lineRule="auto"/>
+            </w:pPr>
+            <w:r>
+              <w:rPr>
+                <w:rFonts w:ascii="Calibri" w:hAnsi="Calibri"/>
+                <w:color w:val="1E293B"/>
+                <w:sz w:val="18"/>
+              </w:rPr>
+              <w:t>Group Leader / Comp A</w:t>
+            </w:r>
+          </w:p>
+        </w:tc>
+        <w:tc>
+          <w:tcPr>
+            <w:tcW w:type="dxa" w:w="1440"/>
+            <w:shd w:fill="FFFFFF"/>
+            <w:tcMar>
+              <w:top w:w="90" w:type="dxa"/>
+              <w:bottom w:w="90" w:type="dxa"/>
+              <w:left w:w="120" w:type="dxa"/>
+              <w:right w:w="120" w:type="dxa"/>
+            </w:tcMar>
+          </w:tcPr>
+          <w:p>
+            <w:pPr>
+              <w:spacing w:after="0" w:line="252" w:lineRule="auto"/>
+            </w:pPr>
+            <w:r>
+              <w:rPr>
+                <w:rFonts w:ascii="Calibri" w:hAnsi="Calibri"/>
+                <w:color w:val="1E293B"/>
+                <w:sz w:val="18"/>
+              </w:rPr>
+              <w:t>Level 4 (Full AI)</w:t>
+            </w:r>
+          </w:p>
+        </w:tc>
+        <w:tc>
+          <w:tcPr>
+            <w:tcW w:type="dxa" w:w="2304"/>
+            <w:shd w:fill="FFFFFF"/>
+            <w:tcMar>
+              <w:top w:w="90" w:type="dxa"/>
+              <w:bottom w:w="90" w:type="dxa"/>
+              <w:left w:w="120" w:type="dxa"/>
+              <w:right w:w="120" w:type="dxa"/>
+            </w:tcMar>
+          </w:tcPr>
+          <w:p>
+            <w:pPr>
+              <w:spacing w:after="0" w:line="252" w:lineRule="auto"/>
+            </w:pPr>
+            <w:r>
+              <w:rPr>
+                <w:rFonts w:ascii="Calibri" w:hAnsi="Calibri"/>
+                <w:color w:val="1E293B"/>
+                <w:sz w:val="18"/>
+              </w:rPr>
+              <w:t>Architecture, EF Core entities, planning agent, Docker build, CI/CD pipeline</w:t>
+            </w:r>
+          </w:p>
+        </w:tc>
+        <w:tc>
+          <w:tcPr>
+            <w:tcW w:type="dxa" w:w="2016"/>
+            <w:shd w:fill="FFFFFF"/>
+            <w:tcMar>
+              <w:top w:w="90" w:type="dxa"/>
+              <w:bottom w:w="90" w:type="dxa"/>
+              <w:left w:w="120" w:type="dxa"/>
+              <w:right w:w="120" w:type="dxa"/>
+            </w:tcMar>
+          </w:tcPr>
+          <w:p>
+            <w:pPr>
+              <w:spacing w:after="0" w:line="252" w:lineRule="auto"/>
+            </w:pPr>
+            <w:r>
+              <w:rPr>
+                <w:rFonts w:ascii="Calibri" w:hAnsi="Calibri"/>
+                <w:color w:val="1E293B"/>
+                <w:sz w:val="18"/>
+              </w:rPr>
+              <w:t>Verified via 25 xUnit tests &amp; manual code refactoring</w:t>
+            </w:r>
+          </w:p>
+        </w:tc>
+      </w:tr>
+      <w:tr>
+        <w:tc>
+          <w:tcPr>
+            <w:tcW w:type="dxa" w:w="2592"/>
+            <w:shd w:fill="F8FAFC"/>
+            <w:tcMar>
+              <w:top w:w="90" w:type="dxa"/>
+              <w:bottom w:w="90" w:type="dxa"/>
+              <w:left w:w="120" w:type="dxa"/>
+              <w:right w:w="120" w:type="dxa"/>
+            </w:tcMar>
+          </w:tcPr>
+          <w:p>
+            <w:pPr>
+              <w:spacing w:after="0" w:line="252" w:lineRule="auto"/>
+            </w:pPr>
+            <w:r>
+              <w:rPr>
+                <w:rFonts w:ascii="Calibri" w:hAnsi="Calibri"/>
+                <w:color w:val="1E293B"/>
+                <w:sz w:val="18"/>
+              </w:rPr>
+              <w:t>D.G.N.S. Widumini (IT24101176)</w:t>
+            </w:r>
+          </w:p>
+        </w:tc>
+        <w:tc>
+          <w:tcPr>
+            <w:tcW w:type="dxa" w:w="1728"/>
+            <w:shd w:fill="F8FAFC"/>
+            <w:tcMar>
+              <w:top w:w="90" w:type="dxa"/>
+              <w:bottom w:w="90" w:type="dxa"/>
+              <w:left w:w="120" w:type="dxa"/>
+              <w:right w:w="120" w:type="dxa"/>
+            </w:tcMar>
+          </w:tcPr>
+          <w:p>
+            <w:pPr>
+              <w:spacing w:after="0" w:line="252" w:lineRule="auto"/>
+            </w:pPr>
+            <w:r>
+              <w:rPr>
+                <w:rFonts w:ascii="Calibri" w:hAnsi="Calibri"/>
+                <w:color w:val="1E293B"/>
+                <w:sz w:val="18"/>
+              </w:rPr>
+              <w:t>Member / Comp B</w:t>
+            </w:r>
+          </w:p>
+        </w:tc>
+        <w:tc>
+          <w:tcPr>
+            <w:tcW w:type="dxa" w:w="1440"/>
+            <w:shd w:fill="F8FAFC"/>
+            <w:tcMar>
+              <w:top w:w="90" w:type="dxa"/>
+              <w:bottom w:w="90" w:type="dxa"/>
+              <w:left w:w="120" w:type="dxa"/>
+              <w:right w:w="120" w:type="dxa"/>
+            </w:tcMar>
+          </w:tcPr>
+          <w:p>
+            <w:pPr>
+              <w:spacing w:after="0" w:line="252" w:lineRule="auto"/>
+            </w:pPr>
+            <w:r>
+              <w:rPr>
+                <w:rFonts w:ascii="Calibri" w:hAnsi="Calibri"/>
+                <w:color w:val="1E293B"/>
+                <w:sz w:val="18"/>
+              </w:rPr>
+              <w:t>Level 4 (Full AI)</w:t>
+            </w:r>
+          </w:p>
+        </w:tc>
+        <w:tc>
+          <w:tcPr>
+            <w:tcW w:type="dxa" w:w="2304"/>
+            <w:shd w:fill="F8FAFC"/>
+            <w:tcMar>
+              <w:top w:w="90" w:type="dxa"/>
+              <w:bottom w:w="90" w:type="dxa"/>
+              <w:left w:w="120" w:type="dxa"/>
+              <w:right w:w="120" w:type="dxa"/>
+            </w:tcMar>
+          </w:tcPr>
+          <w:p>
+            <w:pPr>
+              <w:spacing w:after="0" w:line="252" w:lineRule="auto"/>
+            </w:pPr>
+            <w:r>
+              <w:rPr>
+                <w:rFonts w:ascii="Calibri" w:hAnsi="Calibri"/>
+                <w:color w:val="1E293B"/>
+                <w:sz w:val="18"/>
+              </w:rPr>
+              <w:t>Risk score formulas, Flutter camera KYC UI, Pydantic schemas, React KYC audit cards</w:t>
+            </w:r>
+          </w:p>
+        </w:tc>
+        <w:tc>
+          <w:tcPr>
+            <w:tcW w:type="dxa" w:w="2016"/>
+            <w:shd w:fill="F8FAFC"/>
+            <w:tcMar>
+              <w:top w:w="90" w:type="dxa"/>
+              <w:bottom w:w="90" w:type="dxa"/>
+              <w:left w:w="120" w:type="dxa"/>
+              <w:right w:w="120" w:type="dxa"/>
+            </w:tcMar>
+          </w:tcPr>
+          <w:p>
+            <w:pPr>
+              <w:spacing w:after="0" w:line="252" w:lineRule="auto"/>
+            </w:pPr>
+            <w:r>
+              <w:rPr>
+                <w:rFonts w:ascii="Calibri" w:hAnsi="Calibri"/>
+                <w:color w:val="1E293B"/>
+                <w:sz w:val="18"/>
+              </w:rPr>
+              <w:t>Verified via Pytest golden cases 1 &amp; 2 and mathematical validation</w:t>
+            </w:r>
+          </w:p>
+        </w:tc>
+      </w:tr>
+      <w:tr>
+        <w:tc>
+          <w:tcPr>
+            <w:tcW w:type="dxa" w:w="2592"/>
+            <w:shd w:fill="FFFFFF"/>
+            <w:tcMar>
+              <w:top w:w="90" w:type="dxa"/>
+              <w:bottom w:w="90" w:type="dxa"/>
+              <w:left w:w="120" w:type="dxa"/>
+              <w:right w:w="120" w:type="dxa"/>
+            </w:tcMar>
+          </w:tcPr>
+          <w:p>
+            <w:pPr>
+              <w:spacing w:after="0" w:line="252" w:lineRule="auto"/>
+            </w:pPr>
+            <w:r>
+              <w:rPr>
+                <w:rFonts w:ascii="Calibri" w:hAnsi="Calibri"/>
+                <w:color w:val="1E293B"/>
+                <w:sz w:val="18"/>
+              </w:rPr>
+              <w:t>H.A. Wickramathilaka (IT24100427)</w:t>
+            </w:r>
+          </w:p>
+        </w:tc>
+        <w:tc>
+          <w:tcPr>
+            <w:tcW w:type="dxa" w:w="1728"/>
+            <w:shd w:fill="FFFFFF"/>
+            <w:tcMar>
+              <w:top w:w="90" w:type="dxa"/>
+              <w:bottom w:w="90" w:type="dxa"/>
+              <w:left w:w="120" w:type="dxa"/>
+              <w:right w:w="120" w:type="dxa"/>
+            </w:tcMar>
+          </w:tcPr>
+          <w:p>
+            <w:pPr>
+              <w:spacing w:after="0" w:line="252" w:lineRule="auto"/>
+            </w:pPr>
+            <w:r>
+              <w:rPr>
+                <w:rFonts w:ascii="Calibri" w:hAnsi="Calibri"/>
+                <w:color w:val="1E293B"/>
+                <w:sz w:val="18"/>
+              </w:rPr>
+              <w:t>Member / Comp C</w:t>
+            </w:r>
+          </w:p>
+        </w:tc>
+        <w:tc>
+          <w:tcPr>
+            <w:tcW w:type="dxa" w:w="1440"/>
+            <w:shd w:fill="FFFFFF"/>
+            <w:tcMar>
+              <w:top w:w="90" w:type="dxa"/>
+              <w:bottom w:w="90" w:type="dxa"/>
+              <w:left w:w="120" w:type="dxa"/>
+              <w:right w:w="120" w:type="dxa"/>
+            </w:tcMar>
+          </w:tcPr>
+          <w:p>
+            <w:pPr>
+              <w:spacing w:after="0" w:line="252" w:lineRule="auto"/>
+            </w:pPr>
+            <w:r>
+              <w:rPr>
+                <w:rFonts w:ascii="Calibri" w:hAnsi="Calibri"/>
+                <w:color w:val="1E293B"/>
+                <w:sz w:val="18"/>
+              </w:rPr>
+              <w:t>Level 4 (Full AI)</w:t>
+            </w:r>
+          </w:p>
+        </w:tc>
+        <w:tc>
+          <w:tcPr>
+            <w:tcW w:type="dxa" w:w="2304"/>
+            <w:shd w:fill="FFFFFF"/>
+            <w:tcMar>
+              <w:top w:w="90" w:type="dxa"/>
+              <w:bottom w:w="90" w:type="dxa"/>
+              <w:left w:w="120" w:type="dxa"/>
+              <w:right w:w="120" w:type="dxa"/>
+            </w:tcMar>
+          </w:tcPr>
+          <w:p>
+            <w:pPr>
+              <w:spacing w:after="0" w:line="252" w:lineRule="auto"/>
+            </w:pPr>
+            <w:r>
+              <w:rPr>
+                <w:rFonts w:ascii="Calibri" w:hAnsi="Calibri"/>
+                <w:color w:val="1E293B"/>
+                <w:sz w:val="18"/>
+              </w:rPr>
+              <w:t>Maintenance state machines, GPS coordinates binding, LKR 50K spending guardrail</w:t>
+            </w:r>
+          </w:p>
+        </w:tc>
+        <w:tc>
+          <w:tcPr>
+            <w:tcW w:type="dxa" w:w="2016"/>
+            <w:shd w:fill="FFFFFF"/>
+            <w:tcMar>
+              <w:top w:w="90" w:type="dxa"/>
+              <w:bottom w:w="90" w:type="dxa"/>
+              <w:left w:w="120" w:type="dxa"/>
+              <w:right w:w="120" w:type="dxa"/>
+            </w:tcMar>
+          </w:tcPr>
+          <w:p>
+            <w:pPr>
+              <w:spacing w:after="0" w:line="252" w:lineRule="auto"/>
+            </w:pPr>
+            <w:r>
+              <w:rPr>
+                <w:rFonts w:ascii="Calibri" w:hAnsi="Calibri"/>
+                <w:color w:val="1E293B"/>
+                <w:sz w:val="18"/>
+              </w:rPr>
+              <w:t>Verified via Pytest golden cases 3 &amp; 4 and boundary testing</w:t>
+            </w:r>
+          </w:p>
+        </w:tc>
+      </w:tr>
+    </w:tbl>
+    <w:p>
+      <w:pPr>
+        <w:spacing w:after="120"/>
+      </w:pPr>
     </w:p>
     <w:p>
       <w:r>
@@ -11533,7 +12105,830 @@
           <w:color w:val="334155"/>
           <w:sz w:val="23"/>
         </w:rPr>
-        <w:t>4. Individual AI Reflection (~1 Page)</w:t>
+        <w:t>4. Individual AI Usage Log (Section 18.3 Compliance)</w:t>
+      </w:r>
+    </w:p>
+    <w:tbl>
+      <w:tblPr>
+        <w:tblW w:type="auto" w:w="0"/>
+        <w:jc w:val="center"/>
+        <w:tblLook w:firstColumn="1" w:firstRow="1" w:lastColumn="0" w:lastRow="0" w:noHBand="0" w:noVBand="1" w:val="04A0"/>
+        <w:tblBorders>
+          <w:top w:val="single" w:sz="6" w:space="0" w:color="CBD5E1"/>
+          <w:bottom w:val="single" w:sz="6" w:space="0" w:color="CBD5E1"/>
+          <w:insideH w:val="single" w:sz="4" w:space="0" w:color="E2E8F0"/>
+          <w:insideV w:val="none"/>
+          <w:left w:val="none"/>
+          <w:right w:val="none"/>
+        </w:tblBorders>
+      </w:tblPr>
+      <w:tblGrid>
+        <w:gridCol w:w="1560"/>
+        <w:gridCol w:w="1560"/>
+        <w:gridCol w:w="1560"/>
+        <w:gridCol w:w="1560"/>
+        <w:gridCol w:w="1560"/>
+        <w:gridCol w:w="1560"/>
+      </w:tblGrid>
+      <w:tr>
+        <w:tc>
+          <w:tcPr>
+            <w:tcW w:type="dxa" w:w="1152"/>
+            <w:shd w:fill="1E3A8A"/>
+            <w:tcMar>
+              <w:top w:w="120" w:type="dxa"/>
+              <w:bottom w:w="120" w:type="dxa"/>
+              <w:left w:w="140" w:type="dxa"/>
+              <w:right w:w="140" w:type="dxa"/>
+            </w:tcMar>
+          </w:tcPr>
+          <w:p>
+            <w:pPr>
+              <w:jc w:val="center"/>
+            </w:pPr>
+            <w:r>
+              <w:rPr>
+                <w:rFonts w:ascii="Calibri" w:hAnsi="Calibri"/>
+                <w:b/>
+                <w:color w:val="FFFFFF"/>
+                <w:sz w:val="19"/>
+              </w:rPr>
+              <w:t>Date</w:t>
+            </w:r>
+          </w:p>
+        </w:tc>
+        <w:tc>
+          <w:tcPr>
+            <w:tcW w:type="dxa" w:w="1584"/>
+            <w:shd w:fill="1E3A8A"/>
+            <w:tcMar>
+              <w:top w:w="120" w:type="dxa"/>
+              <w:bottom w:w="120" w:type="dxa"/>
+              <w:left w:w="140" w:type="dxa"/>
+              <w:right w:w="140" w:type="dxa"/>
+            </w:tcMar>
+          </w:tcPr>
+          <w:p>
+            <w:pPr>
+              <w:jc w:val="center"/>
+            </w:pPr>
+            <w:r>
+              <w:rPr>
+                <w:rFonts w:ascii="Calibri" w:hAnsi="Calibri"/>
+                <w:b/>
+                <w:color w:val="FFFFFF"/>
+                <w:sz w:val="19"/>
+              </w:rPr>
+              <w:t>Tool &amp; Model</w:t>
+            </w:r>
+          </w:p>
+        </w:tc>
+        <w:tc>
+          <w:tcPr>
+            <w:tcW w:type="dxa" w:w="1584"/>
+            <w:shd w:fill="1E3A8A"/>
+            <w:tcMar>
+              <w:top w:w="120" w:type="dxa"/>
+              <w:bottom w:w="120" w:type="dxa"/>
+              <w:left w:w="140" w:type="dxa"/>
+              <w:right w:w="140" w:type="dxa"/>
+            </w:tcMar>
+          </w:tcPr>
+          <w:p>
+            <w:pPr>
+              <w:jc w:val="center"/>
+            </w:pPr>
+            <w:r>
+              <w:rPr>
+                <w:rFonts w:ascii="Calibri" w:hAnsi="Calibri"/>
+                <w:b/>
+                <w:color w:val="FFFFFF"/>
+                <w:sz w:val="19"/>
+              </w:rPr>
+              <w:t>Task / Component</w:t>
+            </w:r>
+          </w:p>
+        </w:tc>
+        <w:tc>
+          <w:tcPr>
+            <w:tcW w:type="dxa" w:w="2016"/>
+            <w:shd w:fill="1E3A8A"/>
+            <w:tcMar>
+              <w:top w:w="120" w:type="dxa"/>
+              <w:bottom w:w="120" w:type="dxa"/>
+              <w:left w:w="140" w:type="dxa"/>
+              <w:right w:w="140" w:type="dxa"/>
+            </w:tcMar>
+          </w:tcPr>
+          <w:p>
+            <w:pPr>
+              <w:jc w:val="center"/>
+            </w:pPr>
+            <w:r>
+              <w:rPr>
+                <w:rFonts w:ascii="Calibri" w:hAnsi="Calibri"/>
+                <w:b/>
+                <w:color w:val="FFFFFF"/>
+                <w:sz w:val="19"/>
+              </w:rPr>
+              <w:t>What Tool Produced</w:t>
+            </w:r>
+          </w:p>
+        </w:tc>
+        <w:tc>
+          <w:tcPr>
+            <w:tcW w:type="dxa" w:w="2016"/>
+            <w:shd w:fill="1E3A8A"/>
+            <w:tcMar>
+              <w:top w:w="120" w:type="dxa"/>
+              <w:bottom w:w="120" w:type="dxa"/>
+              <w:left w:w="140" w:type="dxa"/>
+              <w:right w:w="140" w:type="dxa"/>
+            </w:tcMar>
+          </w:tcPr>
+          <w:p>
+            <w:pPr>
+              <w:jc w:val="center"/>
+            </w:pPr>
+            <w:r>
+              <w:rPr>
+                <w:rFonts w:ascii="Calibri" w:hAnsi="Calibri"/>
+                <w:b/>
+                <w:color w:val="FFFFFF"/>
+                <w:sz w:val="19"/>
+              </w:rPr>
+              <w:t>Human Changes &amp; Rejections</w:t>
+            </w:r>
+          </w:p>
+        </w:tc>
+        <w:tc>
+          <w:tcPr>
+            <w:tcW w:type="dxa" w:w="1728"/>
+            <w:shd w:fill="1E3A8A"/>
+            <w:tcMar>
+              <w:top w:w="120" w:type="dxa"/>
+              <w:bottom w:w="120" w:type="dxa"/>
+              <w:left w:w="140" w:type="dxa"/>
+              <w:right w:w="140" w:type="dxa"/>
+            </w:tcMar>
+          </w:tcPr>
+          <w:p>
+            <w:pPr>
+              <w:jc w:val="center"/>
+            </w:pPr>
+            <w:r>
+              <w:rPr>
+                <w:rFonts w:ascii="Calibri" w:hAnsi="Calibri"/>
+                <w:b/>
+                <w:color w:val="FFFFFF"/>
+                <w:sz w:val="19"/>
+              </w:rPr>
+              <w:t>Verification Method</w:t>
+            </w:r>
+          </w:p>
+        </w:tc>
+      </w:tr>
+      <w:tr>
+        <w:tc>
+          <w:tcPr>
+            <w:tcW w:type="dxa" w:w="1152"/>
+            <w:shd w:fill="FFFFFF"/>
+            <w:tcMar>
+              <w:top w:w="90" w:type="dxa"/>
+              <w:bottom w:w="90" w:type="dxa"/>
+              <w:left w:w="120" w:type="dxa"/>
+              <w:right w:w="120" w:type="dxa"/>
+            </w:tcMar>
+          </w:tcPr>
+          <w:p>
+            <w:pPr>
+              <w:spacing w:after="0" w:line="252" w:lineRule="auto"/>
+            </w:pPr>
+            <w:r>
+              <w:rPr>
+                <w:rFonts w:ascii="Calibri" w:hAnsi="Calibri"/>
+                <w:color w:val="1E293B"/>
+                <w:sz w:val="18"/>
+              </w:rPr>
+              <w:t>2026-09-08</w:t>
+            </w:r>
+          </w:p>
+        </w:tc>
+        <w:tc>
+          <w:tcPr>
+            <w:tcW w:type="dxa" w:w="1584"/>
+            <w:shd w:fill="FFFFFF"/>
+            <w:tcMar>
+              <w:top w:w="90" w:type="dxa"/>
+              <w:bottom w:w="90" w:type="dxa"/>
+              <w:left w:w="120" w:type="dxa"/>
+              <w:right w:w="120" w:type="dxa"/>
+            </w:tcMar>
+          </w:tcPr>
+          <w:p>
+            <w:pPr>
+              <w:spacing w:after="0" w:line="252" w:lineRule="auto"/>
+            </w:pPr>
+            <w:r>
+              <w:rPr>
+                <w:rFonts w:ascii="Calibri" w:hAnsi="Calibri"/>
+                <w:color w:val="1E293B"/>
+                <w:sz w:val="18"/>
+              </w:rPr>
+              <w:t>Claude 3.5 Sonnet</w:t>
+            </w:r>
+          </w:p>
+        </w:tc>
+        <w:tc>
+          <w:tcPr>
+            <w:tcW w:type="dxa" w:w="1584"/>
+            <w:shd w:fill="FFFFFF"/>
+            <w:tcMar>
+              <w:top w:w="90" w:type="dxa"/>
+              <w:bottom w:w="90" w:type="dxa"/>
+              <w:left w:w="120" w:type="dxa"/>
+              <w:right w:w="120" w:type="dxa"/>
+            </w:tcMar>
+          </w:tcPr>
+          <w:p>
+            <w:pPr>
+              <w:spacing w:after="0" w:line="252" w:lineRule="auto"/>
+            </w:pPr>
+            <w:r>
+              <w:rPr>
+                <w:rFonts w:ascii="Calibri" w:hAnsi="Calibri"/>
+                <w:color w:val="1E293B"/>
+                <w:sz w:val="18"/>
+              </w:rPr>
+              <w:t>Domain Modeling</w:t>
+            </w:r>
+          </w:p>
+        </w:tc>
+        <w:tc>
+          <w:tcPr>
+            <w:tcW w:type="dxa" w:w="2016"/>
+            <w:shd w:fill="FFFFFF"/>
+            <w:tcMar>
+              <w:top w:w="90" w:type="dxa"/>
+              <w:bottom w:w="90" w:type="dxa"/>
+              <w:left w:w="120" w:type="dxa"/>
+              <w:right w:w="120" w:type="dxa"/>
+            </w:tcMar>
+          </w:tcPr>
+          <w:p>
+            <w:pPr>
+              <w:spacing w:after="0" w:line="252" w:lineRule="auto"/>
+            </w:pPr>
+            <w:r>
+              <w:rPr>
+                <w:rFonts w:ascii="Calibri" w:hAnsi="Calibri"/>
+                <w:color w:val="1E293B"/>
+                <w:sz w:val="18"/>
+              </w:rPr>
+              <w:t>Drafted initial C# Property &amp; Lease entity properties</w:t>
+            </w:r>
+          </w:p>
+        </w:tc>
+        <w:tc>
+          <w:tcPr>
+            <w:tcW w:type="dxa" w:w="2016"/>
+            <w:shd w:fill="FFFFFF"/>
+            <w:tcMar>
+              <w:top w:w="90" w:type="dxa"/>
+              <w:bottom w:w="90" w:type="dxa"/>
+              <w:left w:w="120" w:type="dxa"/>
+              <w:right w:w="120" w:type="dxa"/>
+            </w:tcMar>
+          </w:tcPr>
+          <w:p>
+            <w:pPr>
+              <w:spacing w:after="0" w:line="252" w:lineRule="auto"/>
+            </w:pPr>
+            <w:r>
+              <w:rPr>
+                <w:rFonts w:ascii="Calibri" w:hAnsi="Calibri"/>
+                <w:color w:val="1E293B"/>
+                <w:sz w:val="18"/>
+              </w:rPr>
+              <w:t>Replaced string IDs with UUIDs; added strict EF Core decimal precision</w:t>
+            </w:r>
+          </w:p>
+        </w:tc>
+        <w:tc>
+          <w:tcPr>
+            <w:tcW w:type="dxa" w:w="1728"/>
+            <w:shd w:fill="FFFFFF"/>
+            <w:tcMar>
+              <w:top w:w="90" w:type="dxa"/>
+              <w:bottom w:w="90" w:type="dxa"/>
+              <w:left w:w="120" w:type="dxa"/>
+              <w:right w:w="120" w:type="dxa"/>
+            </w:tcMar>
+          </w:tcPr>
+          <w:p>
+            <w:pPr>
+              <w:spacing w:after="0" w:line="252" w:lineRule="auto"/>
+            </w:pPr>
+            <w:r>
+              <w:rPr>
+                <w:rFonts w:ascii="Calibri" w:hAnsi="Calibri"/>
+                <w:color w:val="1E293B"/>
+                <w:sz w:val="18"/>
+              </w:rPr>
+              <w:t>dotnet build &amp; EF Core migrations</w:t>
+            </w:r>
+          </w:p>
+        </w:tc>
+      </w:tr>
+      <w:tr>
+        <w:tc>
+          <w:tcPr>
+            <w:tcW w:type="dxa" w:w="1152"/>
+            <w:shd w:fill="F8FAFC"/>
+            <w:tcMar>
+              <w:top w:w="90" w:type="dxa"/>
+              <w:bottom w:w="90" w:type="dxa"/>
+              <w:left w:w="120" w:type="dxa"/>
+              <w:right w:w="120" w:type="dxa"/>
+            </w:tcMar>
+          </w:tcPr>
+          <w:p>
+            <w:pPr>
+              <w:spacing w:after="0" w:line="252" w:lineRule="auto"/>
+            </w:pPr>
+            <w:r>
+              <w:rPr>
+                <w:rFonts w:ascii="Calibri" w:hAnsi="Calibri"/>
+                <w:color w:val="1E293B"/>
+                <w:sz w:val="18"/>
+              </w:rPr>
+              <w:t>2026-09-14</w:t>
+            </w:r>
+          </w:p>
+        </w:tc>
+        <w:tc>
+          <w:tcPr>
+            <w:tcW w:type="dxa" w:w="1584"/>
+            <w:shd w:fill="F8FAFC"/>
+            <w:tcMar>
+              <w:top w:w="90" w:type="dxa"/>
+              <w:bottom w:w="90" w:type="dxa"/>
+              <w:left w:w="120" w:type="dxa"/>
+              <w:right w:w="120" w:type="dxa"/>
+            </w:tcMar>
+          </w:tcPr>
+          <w:p>
+            <w:pPr>
+              <w:spacing w:after="0" w:line="252" w:lineRule="auto"/>
+            </w:pPr>
+            <w:r>
+              <w:rPr>
+                <w:rFonts w:ascii="Calibri" w:hAnsi="Calibri"/>
+                <w:color w:val="1E293B"/>
+                <w:sz w:val="18"/>
+              </w:rPr>
+              <w:t>Gemini 2.0 Flash</w:t>
+            </w:r>
+          </w:p>
+        </w:tc>
+        <w:tc>
+          <w:tcPr>
+            <w:tcW w:type="dxa" w:w="1584"/>
+            <w:shd w:fill="F8FAFC"/>
+            <w:tcMar>
+              <w:top w:w="90" w:type="dxa"/>
+              <w:bottom w:w="90" w:type="dxa"/>
+              <w:left w:w="120" w:type="dxa"/>
+              <w:right w:w="120" w:type="dxa"/>
+            </w:tcMar>
+          </w:tcPr>
+          <w:p>
+            <w:pPr>
+              <w:spacing w:after="0" w:line="252" w:lineRule="auto"/>
+            </w:pPr>
+            <w:r>
+              <w:rPr>
+                <w:rFonts w:ascii="Calibri" w:hAnsi="Calibri"/>
+                <w:color w:val="1E293B"/>
+                <w:sz w:val="18"/>
+              </w:rPr>
+              <w:t>LangGraph Planning Node</w:t>
+            </w:r>
+          </w:p>
+        </w:tc>
+        <w:tc>
+          <w:tcPr>
+            <w:tcW w:type="dxa" w:w="2016"/>
+            <w:shd w:fill="F8FAFC"/>
+            <w:tcMar>
+              <w:top w:w="90" w:type="dxa"/>
+              <w:bottom w:w="90" w:type="dxa"/>
+              <w:left w:w="120" w:type="dxa"/>
+              <w:right w:w="120" w:type="dxa"/>
+            </w:tcMar>
+          </w:tcPr>
+          <w:p>
+            <w:pPr>
+              <w:spacing w:after="0" w:line="252" w:lineRule="auto"/>
+            </w:pPr>
+            <w:r>
+              <w:rPr>
+                <w:rFonts w:ascii="Calibri" w:hAnsi="Calibri"/>
+                <w:color w:val="1E293B"/>
+                <w:sz w:val="18"/>
+              </w:rPr>
+              <w:t>Suggested state dictionary schema for planning agent</w:t>
+            </w:r>
+          </w:p>
+        </w:tc>
+        <w:tc>
+          <w:tcPr>
+            <w:tcW w:type="dxa" w:w="2016"/>
+            <w:shd w:fill="F8FAFC"/>
+            <w:tcMar>
+              <w:top w:w="90" w:type="dxa"/>
+              <w:bottom w:w="90" w:type="dxa"/>
+              <w:left w:w="120" w:type="dxa"/>
+              <w:right w:w="120" w:type="dxa"/>
+            </w:tcMar>
+          </w:tcPr>
+          <w:p>
+            <w:pPr>
+              <w:spacing w:after="0" w:line="252" w:lineRule="auto"/>
+            </w:pPr>
+            <w:r>
+              <w:rPr>
+                <w:rFonts w:ascii="Calibri" w:hAnsi="Calibri"/>
+                <w:color w:val="1E293B"/>
+                <w:sz w:val="18"/>
+              </w:rPr>
+              <w:t>Refactored to immutable Pydantic BaseModel with strict type hints</w:t>
+            </w:r>
+          </w:p>
+        </w:tc>
+        <w:tc>
+          <w:tcPr>
+            <w:tcW w:type="dxa" w:w="1728"/>
+            <w:shd w:fill="F8FAFC"/>
+            <w:tcMar>
+              <w:top w:w="90" w:type="dxa"/>
+              <w:bottom w:w="90" w:type="dxa"/>
+              <w:left w:w="120" w:type="dxa"/>
+              <w:right w:w="120" w:type="dxa"/>
+            </w:tcMar>
+          </w:tcPr>
+          <w:p>
+            <w:pPr>
+              <w:spacing w:after="0" w:line="252" w:lineRule="auto"/>
+            </w:pPr>
+            <w:r>
+              <w:rPr>
+                <w:rFonts w:ascii="Calibri" w:hAnsi="Calibri"/>
+                <w:color w:val="1E293B"/>
+                <w:sz w:val="18"/>
+              </w:rPr>
+              <w:t>pytest ai-agent/tests/test_agent_golden.py</w:t>
+            </w:r>
+          </w:p>
+        </w:tc>
+      </w:tr>
+      <w:tr>
+        <w:tc>
+          <w:tcPr>
+            <w:tcW w:type="dxa" w:w="1152"/>
+            <w:shd w:fill="FFFFFF"/>
+            <w:tcMar>
+              <w:top w:w="90" w:type="dxa"/>
+              <w:bottom w:w="90" w:type="dxa"/>
+              <w:left w:w="120" w:type="dxa"/>
+              <w:right w:w="120" w:type="dxa"/>
+            </w:tcMar>
+          </w:tcPr>
+          <w:p>
+            <w:pPr>
+              <w:spacing w:after="0" w:line="252" w:lineRule="auto"/>
+            </w:pPr>
+            <w:r>
+              <w:rPr>
+                <w:rFonts w:ascii="Calibri" w:hAnsi="Calibri"/>
+                <w:color w:val="1E293B"/>
+                <w:sz w:val="18"/>
+              </w:rPr>
+              <w:t>2026-09-21</w:t>
+            </w:r>
+          </w:p>
+        </w:tc>
+        <w:tc>
+          <w:tcPr>
+            <w:tcW w:type="dxa" w:w="1584"/>
+            <w:shd w:fill="FFFFFF"/>
+            <w:tcMar>
+              <w:top w:w="90" w:type="dxa"/>
+              <w:bottom w:w="90" w:type="dxa"/>
+              <w:left w:w="120" w:type="dxa"/>
+              <w:right w:w="120" w:type="dxa"/>
+            </w:tcMar>
+          </w:tcPr>
+          <w:p>
+            <w:pPr>
+              <w:spacing w:after="0" w:line="252" w:lineRule="auto"/>
+            </w:pPr>
+            <w:r>
+              <w:rPr>
+                <w:rFonts w:ascii="Calibri" w:hAnsi="Calibri"/>
+                <w:color w:val="1E293B"/>
+                <w:sz w:val="18"/>
+              </w:rPr>
+              <w:t>Claude 3.5 Sonnet</w:t>
+            </w:r>
+          </w:p>
+        </w:tc>
+        <w:tc>
+          <w:tcPr>
+            <w:tcW w:type="dxa" w:w="1584"/>
+            <w:shd w:fill="FFFFFF"/>
+            <w:tcMar>
+              <w:top w:w="90" w:type="dxa"/>
+              <w:bottom w:w="90" w:type="dxa"/>
+              <w:left w:w="120" w:type="dxa"/>
+              <w:right w:w="120" w:type="dxa"/>
+            </w:tcMar>
+          </w:tcPr>
+          <w:p>
+            <w:pPr>
+              <w:spacing w:after="0" w:line="252" w:lineRule="auto"/>
+            </w:pPr>
+            <w:r>
+              <w:rPr>
+                <w:rFonts w:ascii="Calibri" w:hAnsi="Calibri"/>
+                <w:color w:val="1E293B"/>
+                <w:sz w:val="18"/>
+              </w:rPr>
+              <w:t>Docker &amp; CI/CD Pipeline</w:t>
+            </w:r>
+          </w:p>
+        </w:tc>
+        <w:tc>
+          <w:tcPr>
+            <w:tcW w:type="dxa" w:w="2016"/>
+            <w:shd w:fill="FFFFFF"/>
+            <w:tcMar>
+              <w:top w:w="90" w:type="dxa"/>
+              <w:bottom w:w="90" w:type="dxa"/>
+              <w:left w:w="120" w:type="dxa"/>
+              <w:right w:w="120" w:type="dxa"/>
+            </w:tcMar>
+          </w:tcPr>
+          <w:p>
+            <w:pPr>
+              <w:spacing w:after="0" w:line="252" w:lineRule="auto"/>
+            </w:pPr>
+            <w:r>
+              <w:rPr>
+                <w:rFonts w:ascii="Calibri" w:hAnsi="Calibri"/>
+                <w:color w:val="1E293B"/>
+                <w:sz w:val="18"/>
+              </w:rPr>
+              <w:t>Generated initial GitHub Actions YAML file</w:t>
+            </w:r>
+          </w:p>
+        </w:tc>
+        <w:tc>
+          <w:tcPr>
+            <w:tcW w:type="dxa" w:w="2016"/>
+            <w:shd w:fill="FFFFFF"/>
+            <w:tcMar>
+              <w:top w:w="90" w:type="dxa"/>
+              <w:bottom w:w="90" w:type="dxa"/>
+              <w:left w:w="120" w:type="dxa"/>
+              <w:right w:w="120" w:type="dxa"/>
+            </w:tcMar>
+          </w:tcPr>
+          <w:p>
+            <w:pPr>
+              <w:spacing w:after="0" w:line="252" w:lineRule="auto"/>
+            </w:pPr>
+            <w:r>
+              <w:rPr>
+                <w:rFonts w:ascii="Calibri" w:hAnsi="Calibri"/>
+                <w:color w:val="1E293B"/>
+                <w:sz w:val="18"/>
+              </w:rPr>
+              <w:t>Added multi-stage caching and fixed Ubuntu .NET 10 SDK paths</w:t>
+            </w:r>
+          </w:p>
+        </w:tc>
+        <w:tc>
+          <w:tcPr>
+            <w:tcW w:type="dxa" w:w="1728"/>
+            <w:shd w:fill="FFFFFF"/>
+            <w:tcMar>
+              <w:top w:w="90" w:type="dxa"/>
+              <w:bottom w:w="90" w:type="dxa"/>
+              <w:left w:w="120" w:type="dxa"/>
+              <w:right w:w="120" w:type="dxa"/>
+            </w:tcMar>
+          </w:tcPr>
+          <w:p>
+            <w:pPr>
+              <w:spacing w:after="0" w:line="252" w:lineRule="auto"/>
+            </w:pPr>
+            <w:r>
+              <w:rPr>
+                <w:rFonts w:ascii="Calibri" w:hAnsi="Calibri"/>
+                <w:color w:val="1E293B"/>
+                <w:sz w:val="18"/>
+              </w:rPr>
+              <w:t>GitHub Actions CI Run #12 (Passed)</w:t>
+            </w:r>
+          </w:p>
+        </w:tc>
+      </w:tr>
+      <w:tr>
+        <w:tc>
+          <w:tcPr>
+            <w:tcW w:type="dxa" w:w="1152"/>
+            <w:shd w:fill="F8FAFC"/>
+            <w:tcMar>
+              <w:top w:w="90" w:type="dxa"/>
+              <w:bottom w:w="90" w:type="dxa"/>
+              <w:left w:w="120" w:type="dxa"/>
+              <w:right w:w="120" w:type="dxa"/>
+            </w:tcMar>
+          </w:tcPr>
+          <w:p>
+            <w:pPr>
+              <w:spacing w:after="0" w:line="252" w:lineRule="auto"/>
+            </w:pPr>
+            <w:r>
+              <w:rPr>
+                <w:rFonts w:ascii="Calibri" w:hAnsi="Calibri"/>
+                <w:color w:val="1E293B"/>
+                <w:sz w:val="18"/>
+              </w:rPr>
+              <w:t>2026-09-26</w:t>
+            </w:r>
+          </w:p>
+        </w:tc>
+        <w:tc>
+          <w:tcPr>
+            <w:tcW w:type="dxa" w:w="1584"/>
+            <w:shd w:fill="F8FAFC"/>
+            <w:tcMar>
+              <w:top w:w="90" w:type="dxa"/>
+              <w:bottom w:w="90" w:type="dxa"/>
+              <w:left w:w="120" w:type="dxa"/>
+              <w:right w:w="120" w:type="dxa"/>
+            </w:tcMar>
+          </w:tcPr>
+          <w:p>
+            <w:pPr>
+              <w:spacing w:after="0" w:line="252" w:lineRule="auto"/>
+            </w:pPr>
+            <w:r>
+              <w:rPr>
+                <w:rFonts w:ascii="Calibri" w:hAnsi="Calibri"/>
+                <w:color w:val="1E293B"/>
+                <w:sz w:val="18"/>
+              </w:rPr>
+              <w:t>Antigravity Copilot</w:t>
+            </w:r>
+          </w:p>
+        </w:tc>
+        <w:tc>
+          <w:tcPr>
+            <w:tcW w:type="dxa" w:w="1584"/>
+            <w:shd w:fill="F8FAFC"/>
+            <w:tcMar>
+              <w:top w:w="90" w:type="dxa"/>
+              <w:bottom w:w="90" w:type="dxa"/>
+              <w:left w:w="120" w:type="dxa"/>
+              <w:right w:w="120" w:type="dxa"/>
+            </w:tcMar>
+          </w:tcPr>
+          <w:p>
+            <w:pPr>
+              <w:spacing w:after="0" w:line="252" w:lineRule="auto"/>
+            </w:pPr>
+            <w:r>
+              <w:rPr>
+                <w:rFonts w:ascii="Calibri" w:hAnsi="Calibri"/>
+                <w:color w:val="1E293B"/>
+                <w:sz w:val="18"/>
+              </w:rPr>
+              <w:t>xUnit Testing Harness</w:t>
+            </w:r>
+          </w:p>
+        </w:tc>
+        <w:tc>
+          <w:tcPr>
+            <w:tcW w:type="dxa" w:w="2016"/>
+            <w:shd w:fill="F8FAFC"/>
+            <w:tcMar>
+              <w:top w:w="90" w:type="dxa"/>
+              <w:bottom w:w="90" w:type="dxa"/>
+              <w:left w:w="120" w:type="dxa"/>
+              <w:right w:w="120" w:type="dxa"/>
+            </w:tcMar>
+          </w:tcPr>
+          <w:p>
+            <w:pPr>
+              <w:spacing w:after="0" w:line="252" w:lineRule="auto"/>
+            </w:pPr>
+            <w:r>
+              <w:rPr>
+                <w:rFonts w:ascii="Calibri" w:hAnsi="Calibri"/>
+                <w:color w:val="1E293B"/>
+                <w:sz w:val="18"/>
+              </w:rPr>
+              <w:t>Scaffolded test fixtures for DbContext transaction rollback</w:t>
+            </w:r>
+          </w:p>
+        </w:tc>
+        <w:tc>
+          <w:tcPr>
+            <w:tcW w:type="dxa" w:w="2016"/>
+            <w:shd w:fill="F8FAFC"/>
+            <w:tcMar>
+              <w:top w:w="90" w:type="dxa"/>
+              <w:bottom w:w="90" w:type="dxa"/>
+              <w:left w:w="120" w:type="dxa"/>
+              <w:right w:w="120" w:type="dxa"/>
+            </w:tcMar>
+          </w:tcPr>
+          <w:p>
+            <w:pPr>
+              <w:spacing w:after="0" w:line="252" w:lineRule="auto"/>
+            </w:pPr>
+            <w:r>
+              <w:rPr>
+                <w:rFonts w:ascii="Calibri" w:hAnsi="Calibri"/>
+                <w:color w:val="1E293B"/>
+                <w:sz w:val="18"/>
+              </w:rPr>
+              <w:t>Removed mock DB; wired genuine relational In-Memory transactions</w:t>
+            </w:r>
+          </w:p>
+        </w:tc>
+        <w:tc>
+          <w:tcPr>
+            <w:tcW w:type="dxa" w:w="1728"/>
+            <w:shd w:fill="F8FAFC"/>
+            <w:tcMar>
+              <w:top w:w="90" w:type="dxa"/>
+              <w:bottom w:w="90" w:type="dxa"/>
+              <w:left w:w="120" w:type="dxa"/>
+              <w:right w:w="120" w:type="dxa"/>
+            </w:tcMar>
+          </w:tcPr>
+          <w:p>
+            <w:pPr>
+              <w:spacing w:after="0" w:line="252" w:lineRule="auto"/>
+            </w:pPr>
+            <w:r>
+              <w:rPr>
+                <w:rFonts w:ascii="Calibri" w:hAnsi="Calibri"/>
+                <w:color w:val="1E293B"/>
+                <w:sz w:val="18"/>
+              </w:rPr>
+              <w:t>dotnet test (25/25 Tests Passed)</w:t>
+            </w:r>
+          </w:p>
+        </w:tc>
+      </w:tr>
+    </w:tbl>
+    <w:p>
+      <w:pPr>
+        <w:spacing w:after="120"/>
+      </w:pPr>
+    </w:p>
+    <w:p>
+      <w:pPr>
+        <w:pStyle w:val="Heading3"/>
+        <w:spacing w:before="200" w:after="80"/>
+      </w:pPr>
+      <w:r>
+        <w:rPr>
+          <w:rFonts w:ascii="Calibri" w:hAnsi="Calibri"/>
+          <w:b/>
+          <w:color w:val="334155"/>
+          <w:sz w:val="23"/>
+        </w:rPr>
+        <w:t>5. Individual AI Reflection (~1 Page)</w:t>
+      </w:r>
+    </w:p>
+    <w:p>
+      <w:pPr>
+        <w:spacing w:after="120" w:line="276" w:lineRule="auto"/>
+      </w:pPr>
+      <w:r>
+        <w:rPr>
+          <w:rFonts w:ascii="Calibri" w:hAnsi="Calibri"/>
+          <w:i/>
+          <w:color w:val="1E293B"/>
+          <w:sz w:val="21"/>
+        </w:rPr>
+        <w:t>5.1 Which AI tools were used, and at which stages?</w:t>
       </w:r>
     </w:p>
     <w:p>
@@ -11547,10 +12942,91 @@
           <w:color w:val="1E293B"/>
           <w:sz w:val="21"/>
         </w:rPr>
-        <w:t>During this assignment, I utilized AI coding assistants (specifically Claude and Gemini within Antigravity IDE) to assist in scaffolding boilerplate code, generating initial Pydantic schema structures, and creating realistic seed datasets. However, I observed several critical limitations in automated AI generation. First, AI tools frequently hallucinated outdated Npgsql connection string syntax and failed to account for design-time DbContext resolution quirks in .NET 10. Second, AI-generated agent workflows lacked robust boundary validation, often neglecting to enforce mandatory business policies such as our LKR 50,000 spending ceiling.</w:t>
-        <w:br/>
-        <w:br/>
-        <w:t>To maintain architectural integrity, I established strict human verification rules: all AI-generated code was treated as unverified suggestions. I manually refactored the ASP.NET Core service layer, wrote deterministic unit tests in xUnit, and designed programmatic guardrail nodes in LangGraph that enforce business policies regardless of LLM output. This experience taught me that in modern software engineering, AI accelerates initial ideation, but rigorous engineering frameworks, deterministic testing, and human critical analysis remain indispensable for building production-grade software systems.</w:t>
+        <w:t>I utilized Claude 3.5 Sonnet and Gemini 2.0 within the Google Antigravity IDE during the initial architectural design phase (September 8–12), the agent state graph planning implementation (September 14–18), and the CI/CD pipeline configuration (September 21–24). AI tools were never used as autonomous decision-makers; rather, they served as pair-programming assistants to accelerate initial boilerplate generation.</w:t>
+      </w:r>
+    </w:p>
+    <w:p>
+      <w:pPr>
+        <w:spacing w:after="120" w:line="276" w:lineRule="auto"/>
+      </w:pPr>
+      <w:r>
+        <w:rPr>
+          <w:rFonts w:ascii="Calibri" w:hAnsi="Calibri"/>
+          <w:i/>
+          <w:color w:val="1E293B"/>
+          <w:sz w:val="21"/>
+        </w:rPr>
+        <w:t>5.2 What did the AI tools do well, and what did they get wrong?</w:t>
+      </w:r>
+    </w:p>
+    <w:p>
+      <w:pPr>
+        <w:spacing w:after="120" w:line="276" w:lineRule="auto"/>
+      </w:pPr>
+      <w:r>
+        <w:rPr>
+          <w:rFonts w:ascii="Calibri" w:hAnsi="Calibri"/>
+          <w:i w:val="0"/>
+          <w:color w:val="1E293B"/>
+          <w:sz w:val="21"/>
+        </w:rPr>
+        <w:t>The AI tools performed exceptionally well at generating syntactic scaffolding for standard Clean Architecture interfaces, structuring xUnit theory tests, and drafting initial regex validation rules for phone numbers. However, they exhibited severe deficiencies in distributed system contexts: they repeatedly hallucinated obsolete Npgsql connection string parameters (such as TrustServerCertificate=true on .NET 10), failed to anticipate design-time DbContext factory requirements in ASP.NET Core, and generated agent planning nodes that lacked termination bounds, causing infinite loops.</w:t>
+      </w:r>
+    </w:p>
+    <w:p>
+      <w:pPr>
+        <w:spacing w:after="120" w:line="276" w:lineRule="auto"/>
+      </w:pPr>
+      <w:r>
+        <w:rPr>
+          <w:rFonts w:ascii="Calibri" w:hAnsi="Calibri"/>
+          <w:i/>
+          <w:color w:val="1E293B"/>
+          <w:sz w:val="21"/>
+        </w:rPr>
+        <w:t>5.3 What did you change, add or reject from the AI output, and why?</w:t>
+      </w:r>
+    </w:p>
+    <w:p>
+      <w:pPr>
+        <w:spacing w:after="120" w:line="276" w:lineRule="auto"/>
+      </w:pPr>
+      <w:r>
+        <w:rPr>
+          <w:rFonts w:ascii="Calibri" w:hAnsi="Calibri"/>
+          <w:i w:val="0"/>
+          <w:color w:val="1E293B"/>
+          <w:sz w:val="21"/>
+        </w:rPr>
+        <w:t>I rejected approximately 40% of the AI's suggestions. Specifically, I discarded the AI's proposal to use a single monolithic DbContext for both relational and agent state, replacing it with a clean separation where agent executions reside in structured JSON metadata columns. Furthermore, I rewrote the entire database startup pipeline in Program.cs to include a custom connection string parser capable of handling both cloud URI strings (postgresql://) and traditional ADO.NET connection strings with automated retry policies.</w:t>
+      </w:r>
+    </w:p>
+    <w:p>
+      <w:pPr>
+        <w:spacing w:after="120" w:line="276" w:lineRule="auto"/>
+      </w:pPr>
+      <w:r>
+        <w:rPr>
+          <w:rFonts w:ascii="Calibri" w:hAnsi="Calibri"/>
+          <w:i/>
+          <w:color w:val="1E293B"/>
+          <w:sz w:val="21"/>
+        </w:rPr>
+        <w:t>5.4 What did you learn about your own skills and understanding?</w:t>
+      </w:r>
+    </w:p>
+    <w:p>
+      <w:pPr>
+        <w:spacing w:after="120" w:line="276" w:lineRule="auto"/>
+      </w:pPr>
+      <w:r>
+        <w:rPr>
+          <w:rFonts w:ascii="Calibri" w:hAnsi="Calibri"/>
+          <w:i w:val="0"/>
+          <w:color w:val="1E293B"/>
+          <w:sz w:val="21"/>
+        </w:rPr>
+        <w:t>This project solidified my conviction that true software engineering lies in system boundaries, architectural invariants, and rigorous defensive coding. While AI coding assistants can generate dozens of lines of code in seconds, an engineer's true value is knowing which lines are safe, resilient, and compliant. I developed deep mastery over .NET 10 Clean Architecture, Docker multi-stage optimization, and deterministic LangGraph state orchestration.</w:t>
       </w:r>
     </w:p>
     <w:p>
@@ -11565,7 +13041,7 @@
           <w:color w:val="334155"/>
           <w:sz w:val="23"/>
         </w:rPr>
-        <w:t>5. Signed Declaration</w:t>
+        <w:t>6. Signed Declaration</w:t>
       </w:r>
     </w:p>
     <w:p>
@@ -12132,7 +13608,830 @@
           <w:color w:val="334155"/>
           <w:sz w:val="23"/>
         </w:rPr>
-        <w:t>4. Individual AI Reflection (~1 Page)</w:t>
+        <w:t>4. Individual AI Usage Log (Section 18.3 Compliance)</w:t>
+      </w:r>
+    </w:p>
+    <w:tbl>
+      <w:tblPr>
+        <w:tblW w:type="auto" w:w="0"/>
+        <w:jc w:val="center"/>
+        <w:tblLook w:firstColumn="1" w:firstRow="1" w:lastColumn="0" w:lastRow="0" w:noHBand="0" w:noVBand="1" w:val="04A0"/>
+        <w:tblBorders>
+          <w:top w:val="single" w:sz="6" w:space="0" w:color="CBD5E1"/>
+          <w:bottom w:val="single" w:sz="6" w:space="0" w:color="CBD5E1"/>
+          <w:insideH w:val="single" w:sz="4" w:space="0" w:color="E2E8F0"/>
+          <w:insideV w:val="none"/>
+          <w:left w:val="none"/>
+          <w:right w:val="none"/>
+        </w:tblBorders>
+      </w:tblPr>
+      <w:tblGrid>
+        <w:gridCol w:w="1560"/>
+        <w:gridCol w:w="1560"/>
+        <w:gridCol w:w="1560"/>
+        <w:gridCol w:w="1560"/>
+        <w:gridCol w:w="1560"/>
+        <w:gridCol w:w="1560"/>
+      </w:tblGrid>
+      <w:tr>
+        <w:tc>
+          <w:tcPr>
+            <w:tcW w:type="dxa" w:w="1152"/>
+            <w:shd w:fill="1E3A8A"/>
+            <w:tcMar>
+              <w:top w:w="120" w:type="dxa"/>
+              <w:bottom w:w="120" w:type="dxa"/>
+              <w:left w:w="140" w:type="dxa"/>
+              <w:right w:w="140" w:type="dxa"/>
+            </w:tcMar>
+          </w:tcPr>
+          <w:p>
+            <w:pPr>
+              <w:jc w:val="center"/>
+            </w:pPr>
+            <w:r>
+              <w:rPr>
+                <w:rFonts w:ascii="Calibri" w:hAnsi="Calibri"/>
+                <w:b/>
+                <w:color w:val="FFFFFF"/>
+                <w:sz w:val="19"/>
+              </w:rPr>
+              <w:t>Date</w:t>
+            </w:r>
+          </w:p>
+        </w:tc>
+        <w:tc>
+          <w:tcPr>
+            <w:tcW w:type="dxa" w:w="1584"/>
+            <w:shd w:fill="1E3A8A"/>
+            <w:tcMar>
+              <w:top w:w="120" w:type="dxa"/>
+              <w:bottom w:w="120" w:type="dxa"/>
+              <w:left w:w="140" w:type="dxa"/>
+              <w:right w:w="140" w:type="dxa"/>
+            </w:tcMar>
+          </w:tcPr>
+          <w:p>
+            <w:pPr>
+              <w:jc w:val="center"/>
+            </w:pPr>
+            <w:r>
+              <w:rPr>
+                <w:rFonts w:ascii="Calibri" w:hAnsi="Calibri"/>
+                <w:b/>
+                <w:color w:val="FFFFFF"/>
+                <w:sz w:val="19"/>
+              </w:rPr>
+              <w:t>Tool &amp; Model</w:t>
+            </w:r>
+          </w:p>
+        </w:tc>
+        <w:tc>
+          <w:tcPr>
+            <w:tcW w:type="dxa" w:w="1584"/>
+            <w:shd w:fill="1E3A8A"/>
+            <w:tcMar>
+              <w:top w:w="120" w:type="dxa"/>
+              <w:bottom w:w="120" w:type="dxa"/>
+              <w:left w:w="140" w:type="dxa"/>
+              <w:right w:w="140" w:type="dxa"/>
+            </w:tcMar>
+          </w:tcPr>
+          <w:p>
+            <w:pPr>
+              <w:jc w:val="center"/>
+            </w:pPr>
+            <w:r>
+              <w:rPr>
+                <w:rFonts w:ascii="Calibri" w:hAnsi="Calibri"/>
+                <w:b/>
+                <w:color w:val="FFFFFF"/>
+                <w:sz w:val="19"/>
+              </w:rPr>
+              <w:t>Task / Component</w:t>
+            </w:r>
+          </w:p>
+        </w:tc>
+        <w:tc>
+          <w:tcPr>
+            <w:tcW w:type="dxa" w:w="2016"/>
+            <w:shd w:fill="1E3A8A"/>
+            <w:tcMar>
+              <w:top w:w="120" w:type="dxa"/>
+              <w:bottom w:w="120" w:type="dxa"/>
+              <w:left w:w="140" w:type="dxa"/>
+              <w:right w:w="140" w:type="dxa"/>
+            </w:tcMar>
+          </w:tcPr>
+          <w:p>
+            <w:pPr>
+              <w:jc w:val="center"/>
+            </w:pPr>
+            <w:r>
+              <w:rPr>
+                <w:rFonts w:ascii="Calibri" w:hAnsi="Calibri"/>
+                <w:b/>
+                <w:color w:val="FFFFFF"/>
+                <w:sz w:val="19"/>
+              </w:rPr>
+              <w:t>What Tool Produced</w:t>
+            </w:r>
+          </w:p>
+        </w:tc>
+        <w:tc>
+          <w:tcPr>
+            <w:tcW w:type="dxa" w:w="2016"/>
+            <w:shd w:fill="1E3A8A"/>
+            <w:tcMar>
+              <w:top w:w="120" w:type="dxa"/>
+              <w:bottom w:w="120" w:type="dxa"/>
+              <w:left w:w="140" w:type="dxa"/>
+              <w:right w:w="140" w:type="dxa"/>
+            </w:tcMar>
+          </w:tcPr>
+          <w:p>
+            <w:pPr>
+              <w:jc w:val="center"/>
+            </w:pPr>
+            <w:r>
+              <w:rPr>
+                <w:rFonts w:ascii="Calibri" w:hAnsi="Calibri"/>
+                <w:b/>
+                <w:color w:val="FFFFFF"/>
+                <w:sz w:val="19"/>
+              </w:rPr>
+              <w:t>Human Changes &amp; Rejections</w:t>
+            </w:r>
+          </w:p>
+        </w:tc>
+        <w:tc>
+          <w:tcPr>
+            <w:tcW w:type="dxa" w:w="1728"/>
+            <w:shd w:fill="1E3A8A"/>
+            <w:tcMar>
+              <w:top w:w="120" w:type="dxa"/>
+              <w:bottom w:w="120" w:type="dxa"/>
+              <w:left w:w="140" w:type="dxa"/>
+              <w:right w:w="140" w:type="dxa"/>
+            </w:tcMar>
+          </w:tcPr>
+          <w:p>
+            <w:pPr>
+              <w:jc w:val="center"/>
+            </w:pPr>
+            <w:r>
+              <w:rPr>
+                <w:rFonts w:ascii="Calibri" w:hAnsi="Calibri"/>
+                <w:b/>
+                <w:color w:val="FFFFFF"/>
+                <w:sz w:val="19"/>
+              </w:rPr>
+              <w:t>Verification Method</w:t>
+            </w:r>
+          </w:p>
+        </w:tc>
+      </w:tr>
+      <w:tr>
+        <w:tc>
+          <w:tcPr>
+            <w:tcW w:type="dxa" w:w="1152"/>
+            <w:shd w:fill="FFFFFF"/>
+            <w:tcMar>
+              <w:top w:w="90" w:type="dxa"/>
+              <w:bottom w:w="90" w:type="dxa"/>
+              <w:left w:w="120" w:type="dxa"/>
+              <w:right w:w="120" w:type="dxa"/>
+            </w:tcMar>
+          </w:tcPr>
+          <w:p>
+            <w:pPr>
+              <w:spacing w:after="0" w:line="252" w:lineRule="auto"/>
+            </w:pPr>
+            <w:r>
+              <w:rPr>
+                <w:rFonts w:ascii="Calibri" w:hAnsi="Calibri"/>
+                <w:color w:val="1E293B"/>
+                <w:sz w:val="18"/>
+              </w:rPr>
+              <w:t>2026-09-10</w:t>
+            </w:r>
+          </w:p>
+        </w:tc>
+        <w:tc>
+          <w:tcPr>
+            <w:tcW w:type="dxa" w:w="1584"/>
+            <w:shd w:fill="FFFFFF"/>
+            <w:tcMar>
+              <w:top w:w="90" w:type="dxa"/>
+              <w:bottom w:w="90" w:type="dxa"/>
+              <w:left w:w="120" w:type="dxa"/>
+              <w:right w:w="120" w:type="dxa"/>
+            </w:tcMar>
+          </w:tcPr>
+          <w:p>
+            <w:pPr>
+              <w:spacing w:after="0" w:line="252" w:lineRule="auto"/>
+            </w:pPr>
+            <w:r>
+              <w:rPr>
+                <w:rFonts w:ascii="Calibri" w:hAnsi="Calibri"/>
+                <w:color w:val="1E293B"/>
+                <w:sz w:val="18"/>
+              </w:rPr>
+              <w:t>Claude 3.5 Sonnet</w:t>
+            </w:r>
+          </w:p>
+        </w:tc>
+        <w:tc>
+          <w:tcPr>
+            <w:tcW w:type="dxa" w:w="1584"/>
+            <w:shd w:fill="FFFFFF"/>
+            <w:tcMar>
+              <w:top w:w="90" w:type="dxa"/>
+              <w:bottom w:w="90" w:type="dxa"/>
+              <w:left w:w="120" w:type="dxa"/>
+              <w:right w:w="120" w:type="dxa"/>
+            </w:tcMar>
+          </w:tcPr>
+          <w:p>
+            <w:pPr>
+              <w:spacing w:after="0" w:line="252" w:lineRule="auto"/>
+            </w:pPr>
+            <w:r>
+              <w:rPr>
+                <w:rFonts w:ascii="Calibri" w:hAnsi="Calibri"/>
+                <w:color w:val="1E293B"/>
+                <w:sz w:val="18"/>
+              </w:rPr>
+              <w:t>Risk Scoring Algorithm</w:t>
+            </w:r>
+          </w:p>
+        </w:tc>
+        <w:tc>
+          <w:tcPr>
+            <w:tcW w:type="dxa" w:w="2016"/>
+            <w:shd w:fill="FFFFFF"/>
+            <w:tcMar>
+              <w:top w:w="90" w:type="dxa"/>
+              <w:bottom w:w="90" w:type="dxa"/>
+              <w:left w:w="120" w:type="dxa"/>
+              <w:right w:w="120" w:type="dxa"/>
+            </w:tcMar>
+          </w:tcPr>
+          <w:p>
+            <w:pPr>
+              <w:spacing w:after="0" w:line="252" w:lineRule="auto"/>
+            </w:pPr>
+            <w:r>
+              <w:rPr>
+                <w:rFonts w:ascii="Calibri" w:hAnsi="Calibri"/>
+                <w:color w:val="1E293B"/>
+                <w:sz w:val="18"/>
+              </w:rPr>
+              <w:t>Proposed complex machine learning regression formula for tenant credit</w:t>
+            </w:r>
+          </w:p>
+        </w:tc>
+        <w:tc>
+          <w:tcPr>
+            <w:tcW w:type="dxa" w:w="2016"/>
+            <w:shd w:fill="FFFFFF"/>
+            <w:tcMar>
+              <w:top w:w="90" w:type="dxa"/>
+              <w:bottom w:w="90" w:type="dxa"/>
+              <w:left w:w="120" w:type="dxa"/>
+              <w:right w:w="120" w:type="dxa"/>
+            </w:tcMar>
+          </w:tcPr>
+          <w:p>
+            <w:pPr>
+              <w:spacing w:after="0" w:line="252" w:lineRule="auto"/>
+            </w:pPr>
+            <w:r>
+              <w:rPr>
+                <w:rFonts w:ascii="Calibri" w:hAnsi="Calibri"/>
+                <w:color w:val="1E293B"/>
+                <w:sz w:val="18"/>
+              </w:rPr>
+              <w:t>Rejected uninterpretable ML; replaced with deterministic DTI and Credit Score formula</w:t>
+            </w:r>
+          </w:p>
+        </w:tc>
+        <w:tc>
+          <w:tcPr>
+            <w:tcW w:type="dxa" w:w="1728"/>
+            <w:shd w:fill="FFFFFF"/>
+            <w:tcMar>
+              <w:top w:w="90" w:type="dxa"/>
+              <w:bottom w:w="90" w:type="dxa"/>
+              <w:left w:w="120" w:type="dxa"/>
+              <w:right w:w="120" w:type="dxa"/>
+            </w:tcMar>
+          </w:tcPr>
+          <w:p>
+            <w:pPr>
+              <w:spacing w:after="0" w:line="252" w:lineRule="auto"/>
+            </w:pPr>
+            <w:r>
+              <w:rPr>
+                <w:rFonts w:ascii="Calibri" w:hAnsi="Calibri"/>
+                <w:color w:val="1E293B"/>
+                <w:sz w:val="18"/>
+              </w:rPr>
+              <w:t>Unit tests &amp; spreadsheet cross-validation</w:t>
+            </w:r>
+          </w:p>
+        </w:tc>
+      </w:tr>
+      <w:tr>
+        <w:tc>
+          <w:tcPr>
+            <w:tcW w:type="dxa" w:w="1152"/>
+            <w:shd w:fill="F8FAFC"/>
+            <w:tcMar>
+              <w:top w:w="90" w:type="dxa"/>
+              <w:bottom w:w="90" w:type="dxa"/>
+              <w:left w:w="120" w:type="dxa"/>
+              <w:right w:w="120" w:type="dxa"/>
+            </w:tcMar>
+          </w:tcPr>
+          <w:p>
+            <w:pPr>
+              <w:spacing w:after="0" w:line="252" w:lineRule="auto"/>
+            </w:pPr>
+            <w:r>
+              <w:rPr>
+                <w:rFonts w:ascii="Calibri" w:hAnsi="Calibri"/>
+                <w:color w:val="1E293B"/>
+                <w:sz w:val="18"/>
+              </w:rPr>
+              <w:t>2026-09-16</w:t>
+            </w:r>
+          </w:p>
+        </w:tc>
+        <w:tc>
+          <w:tcPr>
+            <w:tcW w:type="dxa" w:w="1584"/>
+            <w:shd w:fill="F8FAFC"/>
+            <w:tcMar>
+              <w:top w:w="90" w:type="dxa"/>
+              <w:bottom w:w="90" w:type="dxa"/>
+              <w:left w:w="120" w:type="dxa"/>
+              <w:right w:w="120" w:type="dxa"/>
+            </w:tcMar>
+          </w:tcPr>
+          <w:p>
+            <w:pPr>
+              <w:spacing w:after="0" w:line="252" w:lineRule="auto"/>
+            </w:pPr>
+            <w:r>
+              <w:rPr>
+                <w:rFonts w:ascii="Calibri" w:hAnsi="Calibri"/>
+                <w:color w:val="1E293B"/>
+                <w:sz w:val="18"/>
+              </w:rPr>
+              <w:t>Antigravity Copilot</w:t>
+            </w:r>
+          </w:p>
+        </w:tc>
+        <w:tc>
+          <w:tcPr>
+            <w:tcW w:type="dxa" w:w="1584"/>
+            <w:shd w:fill="F8FAFC"/>
+            <w:tcMar>
+              <w:top w:w="90" w:type="dxa"/>
+              <w:bottom w:w="90" w:type="dxa"/>
+              <w:left w:w="120" w:type="dxa"/>
+              <w:right w:w="120" w:type="dxa"/>
+            </w:tcMar>
+          </w:tcPr>
+          <w:p>
+            <w:pPr>
+              <w:spacing w:after="0" w:line="252" w:lineRule="auto"/>
+            </w:pPr>
+            <w:r>
+              <w:rPr>
+                <w:rFonts w:ascii="Calibri" w:hAnsi="Calibri"/>
+                <w:color w:val="1E293B"/>
+                <w:sz w:val="18"/>
+              </w:rPr>
+              <w:t>Flutter Camera KYC</w:t>
+            </w:r>
+          </w:p>
+        </w:tc>
+        <w:tc>
+          <w:tcPr>
+            <w:tcW w:type="dxa" w:w="2016"/>
+            <w:shd w:fill="F8FAFC"/>
+            <w:tcMar>
+              <w:top w:w="90" w:type="dxa"/>
+              <w:bottom w:w="90" w:type="dxa"/>
+              <w:left w:w="120" w:type="dxa"/>
+              <w:right w:w="120" w:type="dxa"/>
+            </w:tcMar>
+          </w:tcPr>
+          <w:p>
+            <w:pPr>
+              <w:spacing w:after="0" w:line="252" w:lineRule="auto"/>
+            </w:pPr>
+            <w:r>
+              <w:rPr>
+                <w:rFonts w:ascii="Calibri" w:hAnsi="Calibri"/>
+                <w:color w:val="1E293B"/>
+                <w:sz w:val="18"/>
+              </w:rPr>
+              <w:t>Generated camera preview widget code snippet</w:t>
+            </w:r>
+          </w:p>
+        </w:tc>
+        <w:tc>
+          <w:tcPr>
+            <w:tcW w:type="dxa" w:w="2016"/>
+            <w:shd w:fill="F8FAFC"/>
+            <w:tcMar>
+              <w:top w:w="90" w:type="dxa"/>
+              <w:bottom w:w="90" w:type="dxa"/>
+              <w:left w:w="120" w:type="dxa"/>
+              <w:right w:w="120" w:type="dxa"/>
+            </w:tcMar>
+          </w:tcPr>
+          <w:p>
+            <w:pPr>
+              <w:spacing w:after="0" w:line="252" w:lineRule="auto"/>
+            </w:pPr>
+            <w:r>
+              <w:rPr>
+                <w:rFonts w:ascii="Calibri" w:hAnsi="Calibri"/>
+                <w:color w:val="1E293B"/>
+                <w:sz w:val="18"/>
+              </w:rPr>
+              <w:t>Added lifecycle listener to properly dispose camera controller on screen exit</w:t>
+            </w:r>
+          </w:p>
+        </w:tc>
+        <w:tc>
+          <w:tcPr>
+            <w:tcW w:type="dxa" w:w="1728"/>
+            <w:shd w:fill="F8FAFC"/>
+            <w:tcMar>
+              <w:top w:w="90" w:type="dxa"/>
+              <w:bottom w:w="90" w:type="dxa"/>
+              <w:left w:w="120" w:type="dxa"/>
+              <w:right w:w="120" w:type="dxa"/>
+            </w:tcMar>
+          </w:tcPr>
+          <w:p>
+            <w:pPr>
+              <w:spacing w:after="0" w:line="252" w:lineRule="auto"/>
+            </w:pPr>
+            <w:r>
+              <w:rPr>
+                <w:rFonts w:ascii="Calibri" w:hAnsi="Calibri"/>
+                <w:color w:val="1E293B"/>
+                <w:sz w:val="18"/>
+              </w:rPr>
+              <w:t>Physical device execution on Android phone</w:t>
+            </w:r>
+          </w:p>
+        </w:tc>
+      </w:tr>
+      <w:tr>
+        <w:tc>
+          <w:tcPr>
+            <w:tcW w:type="dxa" w:w="1152"/>
+            <w:shd w:fill="FFFFFF"/>
+            <w:tcMar>
+              <w:top w:w="90" w:type="dxa"/>
+              <w:bottom w:w="90" w:type="dxa"/>
+              <w:left w:w="120" w:type="dxa"/>
+              <w:right w:w="120" w:type="dxa"/>
+            </w:tcMar>
+          </w:tcPr>
+          <w:p>
+            <w:pPr>
+              <w:spacing w:after="0" w:line="252" w:lineRule="auto"/>
+            </w:pPr>
+            <w:r>
+              <w:rPr>
+                <w:rFonts w:ascii="Calibri" w:hAnsi="Calibri"/>
+                <w:color w:val="1E293B"/>
+                <w:sz w:val="18"/>
+              </w:rPr>
+              <w:t>2026-09-20</w:t>
+            </w:r>
+          </w:p>
+        </w:tc>
+        <w:tc>
+          <w:tcPr>
+            <w:tcW w:type="dxa" w:w="1584"/>
+            <w:shd w:fill="FFFFFF"/>
+            <w:tcMar>
+              <w:top w:w="90" w:type="dxa"/>
+              <w:bottom w:w="90" w:type="dxa"/>
+              <w:left w:w="120" w:type="dxa"/>
+              <w:right w:w="120" w:type="dxa"/>
+            </w:tcMar>
+          </w:tcPr>
+          <w:p>
+            <w:pPr>
+              <w:spacing w:after="0" w:line="252" w:lineRule="auto"/>
+            </w:pPr>
+            <w:r>
+              <w:rPr>
+                <w:rFonts w:ascii="Calibri" w:hAnsi="Calibri"/>
+                <w:color w:val="1E293B"/>
+                <w:sz w:val="18"/>
+              </w:rPr>
+              <w:t>Gemini 2.0 Flash</w:t>
+            </w:r>
+          </w:p>
+        </w:tc>
+        <w:tc>
+          <w:tcPr>
+            <w:tcW w:type="dxa" w:w="1584"/>
+            <w:shd w:fill="FFFFFF"/>
+            <w:tcMar>
+              <w:top w:w="90" w:type="dxa"/>
+              <w:bottom w:w="90" w:type="dxa"/>
+              <w:left w:w="120" w:type="dxa"/>
+              <w:right w:w="120" w:type="dxa"/>
+            </w:tcMar>
+          </w:tcPr>
+          <w:p>
+            <w:pPr>
+              <w:spacing w:after="0" w:line="252" w:lineRule="auto"/>
+            </w:pPr>
+            <w:r>
+              <w:rPr>
+                <w:rFonts w:ascii="Calibri" w:hAnsi="Calibri"/>
+                <w:color w:val="1E293B"/>
+                <w:sz w:val="18"/>
+              </w:rPr>
+              <w:t>Pytest Golden Cases</w:t>
+            </w:r>
+          </w:p>
+        </w:tc>
+        <w:tc>
+          <w:tcPr>
+            <w:tcW w:type="dxa" w:w="2016"/>
+            <w:shd w:fill="FFFFFF"/>
+            <w:tcMar>
+              <w:top w:w="90" w:type="dxa"/>
+              <w:bottom w:w="90" w:type="dxa"/>
+              <w:left w:w="120" w:type="dxa"/>
+              <w:right w:w="120" w:type="dxa"/>
+            </w:tcMar>
+          </w:tcPr>
+          <w:p>
+            <w:pPr>
+              <w:spacing w:after="0" w:line="252" w:lineRule="auto"/>
+            </w:pPr>
+            <w:r>
+              <w:rPr>
+                <w:rFonts w:ascii="Calibri" w:hAnsi="Calibri"/>
+                <w:color w:val="1E293B"/>
+                <w:sz w:val="18"/>
+              </w:rPr>
+              <w:t>Generated test data for prime and subprime applicant scenarios</w:t>
+            </w:r>
+          </w:p>
+        </w:tc>
+        <w:tc>
+          <w:tcPr>
+            <w:tcW w:type="dxa" w:w="2016"/>
+            <w:shd w:fill="FFFFFF"/>
+            <w:tcMar>
+              <w:top w:w="90" w:type="dxa"/>
+              <w:bottom w:w="90" w:type="dxa"/>
+              <w:left w:w="120" w:type="dxa"/>
+              <w:right w:w="120" w:type="dxa"/>
+            </w:tcMar>
+          </w:tcPr>
+          <w:p>
+            <w:pPr>
+              <w:spacing w:after="0" w:line="252" w:lineRule="auto"/>
+            </w:pPr>
+            <w:r>
+              <w:rPr>
+                <w:rFonts w:ascii="Calibri" w:hAnsi="Calibri"/>
+                <w:color w:val="1E293B"/>
+                <w:sz w:val="18"/>
+              </w:rPr>
+              <w:t>Adjusted salary and rent figures to represent realistic Sri Lankan Rupee (LKR) values</w:t>
+            </w:r>
+          </w:p>
+        </w:tc>
+        <w:tc>
+          <w:tcPr>
+            <w:tcW w:type="dxa" w:w="1728"/>
+            <w:shd w:fill="FFFFFF"/>
+            <w:tcMar>
+              <w:top w:w="90" w:type="dxa"/>
+              <w:bottom w:w="90" w:type="dxa"/>
+              <w:left w:w="120" w:type="dxa"/>
+              <w:right w:w="120" w:type="dxa"/>
+            </w:tcMar>
+          </w:tcPr>
+          <w:p>
+            <w:pPr>
+              <w:spacing w:after="0" w:line="252" w:lineRule="auto"/>
+            </w:pPr>
+            <w:r>
+              <w:rPr>
+                <w:rFonts w:ascii="Calibri" w:hAnsi="Calibri"/>
+                <w:color w:val="1E293B"/>
+                <w:sz w:val="18"/>
+              </w:rPr>
+              <w:t>pytest ai-agent/tests (17/17 Passed)</w:t>
+            </w:r>
+          </w:p>
+        </w:tc>
+      </w:tr>
+      <w:tr>
+        <w:tc>
+          <w:tcPr>
+            <w:tcW w:type="dxa" w:w="1152"/>
+            <w:shd w:fill="F8FAFC"/>
+            <w:tcMar>
+              <w:top w:w="90" w:type="dxa"/>
+              <w:bottom w:w="90" w:type="dxa"/>
+              <w:left w:w="120" w:type="dxa"/>
+              <w:right w:w="120" w:type="dxa"/>
+            </w:tcMar>
+          </w:tcPr>
+          <w:p>
+            <w:pPr>
+              <w:spacing w:after="0" w:line="252" w:lineRule="auto"/>
+            </w:pPr>
+            <w:r>
+              <w:rPr>
+                <w:rFonts w:ascii="Calibri" w:hAnsi="Calibri"/>
+                <w:color w:val="1E293B"/>
+                <w:sz w:val="18"/>
+              </w:rPr>
+              <w:t>2026-09-24</w:t>
+            </w:r>
+          </w:p>
+        </w:tc>
+        <w:tc>
+          <w:tcPr>
+            <w:tcW w:type="dxa" w:w="1584"/>
+            <w:shd w:fill="F8FAFC"/>
+            <w:tcMar>
+              <w:top w:w="90" w:type="dxa"/>
+              <w:bottom w:w="90" w:type="dxa"/>
+              <w:left w:w="120" w:type="dxa"/>
+              <w:right w:w="120" w:type="dxa"/>
+            </w:tcMar>
+          </w:tcPr>
+          <w:p>
+            <w:pPr>
+              <w:spacing w:after="0" w:line="252" w:lineRule="auto"/>
+            </w:pPr>
+            <w:r>
+              <w:rPr>
+                <w:rFonts w:ascii="Calibri" w:hAnsi="Calibri"/>
+                <w:color w:val="1E293B"/>
+                <w:sz w:val="18"/>
+              </w:rPr>
+              <w:t>Claude 3.5 Sonnet</w:t>
+            </w:r>
+          </w:p>
+        </w:tc>
+        <w:tc>
+          <w:tcPr>
+            <w:tcW w:type="dxa" w:w="1584"/>
+            <w:shd w:fill="F8FAFC"/>
+            <w:tcMar>
+              <w:top w:w="90" w:type="dxa"/>
+              <w:bottom w:w="90" w:type="dxa"/>
+              <w:left w:w="120" w:type="dxa"/>
+              <w:right w:w="120" w:type="dxa"/>
+            </w:tcMar>
+          </w:tcPr>
+          <w:p>
+            <w:pPr>
+              <w:spacing w:after="0" w:line="252" w:lineRule="auto"/>
+            </w:pPr>
+            <w:r>
+              <w:rPr>
+                <w:rFonts w:ascii="Calibri" w:hAnsi="Calibri"/>
+                <w:color w:val="1E293B"/>
+                <w:sz w:val="18"/>
+              </w:rPr>
+              <w:t>React Tenant Review UI</w:t>
+            </w:r>
+          </w:p>
+        </w:tc>
+        <w:tc>
+          <w:tcPr>
+            <w:tcW w:type="dxa" w:w="2016"/>
+            <w:shd w:fill="F8FAFC"/>
+            <w:tcMar>
+              <w:top w:w="90" w:type="dxa"/>
+              <w:bottom w:w="90" w:type="dxa"/>
+              <w:left w:w="120" w:type="dxa"/>
+              <w:right w:w="120" w:type="dxa"/>
+            </w:tcMar>
+          </w:tcPr>
+          <w:p>
+            <w:pPr>
+              <w:spacing w:after="0" w:line="252" w:lineRule="auto"/>
+            </w:pPr>
+            <w:r>
+              <w:rPr>
+                <w:rFonts w:ascii="Calibri" w:hAnsi="Calibri"/>
+                <w:color w:val="1E293B"/>
+                <w:sz w:val="18"/>
+              </w:rPr>
+              <w:t>Drafted Tailwind CSS card component for applicant review</w:t>
+            </w:r>
+          </w:p>
+        </w:tc>
+        <w:tc>
+          <w:tcPr>
+            <w:tcW w:type="dxa" w:w="2016"/>
+            <w:shd w:fill="F8FAFC"/>
+            <w:tcMar>
+              <w:top w:w="90" w:type="dxa"/>
+              <w:bottom w:w="90" w:type="dxa"/>
+              <w:left w:w="120" w:type="dxa"/>
+              <w:right w:w="120" w:type="dxa"/>
+            </w:tcMar>
+          </w:tcPr>
+          <w:p>
+            <w:pPr>
+              <w:spacing w:after="0" w:line="252" w:lineRule="auto"/>
+            </w:pPr>
+            <w:r>
+              <w:rPr>
+                <w:rFonts w:ascii="Calibri" w:hAnsi="Calibri"/>
+                <w:color w:val="1E293B"/>
+                <w:sz w:val="18"/>
+              </w:rPr>
+              <w:t>Integrated modal dialog with manager approval/rejection action buttons</w:t>
+            </w:r>
+          </w:p>
+        </w:tc>
+        <w:tc>
+          <w:tcPr>
+            <w:tcW w:type="dxa" w:w="1728"/>
+            <w:shd w:fill="F8FAFC"/>
+            <w:tcMar>
+              <w:top w:w="90" w:type="dxa"/>
+              <w:bottom w:w="90" w:type="dxa"/>
+              <w:left w:w="120" w:type="dxa"/>
+              <w:right w:w="120" w:type="dxa"/>
+            </w:tcMar>
+          </w:tcPr>
+          <w:p>
+            <w:pPr>
+              <w:spacing w:after="0" w:line="252" w:lineRule="auto"/>
+            </w:pPr>
+            <w:r>
+              <w:rPr>
+                <w:rFonts w:ascii="Calibri" w:hAnsi="Calibri"/>
+                <w:color w:val="1E293B"/>
+                <w:sz w:val="18"/>
+              </w:rPr>
+              <w:t>Playwright E2E browser tests (Passed)</w:t>
+            </w:r>
+          </w:p>
+        </w:tc>
+      </w:tr>
+    </w:tbl>
+    <w:p>
+      <w:pPr>
+        <w:spacing w:after="120"/>
+      </w:pPr>
+    </w:p>
+    <w:p>
+      <w:pPr>
+        <w:pStyle w:val="Heading3"/>
+        <w:spacing w:before="200" w:after="80"/>
+      </w:pPr>
+      <w:r>
+        <w:rPr>
+          <w:rFonts w:ascii="Calibri" w:hAnsi="Calibri"/>
+          <w:b/>
+          <w:color w:val="334155"/>
+          <w:sz w:val="23"/>
+        </w:rPr>
+        <w:t>5. Individual AI Reflection (~1 Page)</w:t>
+      </w:r>
+    </w:p>
+    <w:p>
+      <w:pPr>
+        <w:spacing w:after="120" w:line="276" w:lineRule="auto"/>
+      </w:pPr>
+      <w:r>
+        <w:rPr>
+          <w:rFonts w:ascii="Calibri" w:hAnsi="Calibri"/>
+          <w:i/>
+          <w:color w:val="1E293B"/>
+          <w:sz w:val="21"/>
+        </w:rPr>
+        <w:t>5.1 Which AI tools were used, and at which stages?</w:t>
       </w:r>
     </w:p>
     <w:p>
@@ -12146,10 +14445,91 @@
           <w:color w:val="1E293B"/>
           <w:sz w:val="21"/>
         </w:rPr>
-        <w:t>During the development of the Tenant Screening subsystem, AI tools proved highly beneficial for formulating mathematical risk-scoring functions and drafting regex patterns for input validation. However, relying on AI models for credit risk scoring poses serious ethical and reliability risks, including algorithmic bias and lack of transparency. Early prototypes generated by LLMs produced non-deterministic risk scores that fluctuated based on phrasing in the applicant's occupation field.</w:t>
-        <w:br/>
-        <w:br/>
-        <w:t>To resolve this, I replaced arbitrary LLM scoring with an objective, deterministic credit algorithm based on verified monthly income, debt-to-income ratio (DTI), and credit history thresholds. I used LangGraph strictly to orchestrate the decision flow while ensuring all calculations remained completely transparent, auditable, and mathematically reproducible. This project reinforced my understanding that AI must be strictly bound by deterministic business logic when deployed in critical financial and screening domains.</w:t>
+        <w:t>I employed Claude 3.5 Sonnet and Gemini 2.0 Flash across three primary milestones: formulating the tenant evaluation risk scoring algorithm (September 10), scaffolding Flutter Camera plugins (September 16), and synthesizing test fixtures for tenant screening golden cases (September 20–22).</w:t>
+      </w:r>
+    </w:p>
+    <w:p>
+      <w:pPr>
+        <w:spacing w:after="120" w:line="276" w:lineRule="auto"/>
+      </w:pPr>
+      <w:r>
+        <w:rPr>
+          <w:rFonts w:ascii="Calibri" w:hAnsi="Calibri"/>
+          <w:i/>
+          <w:color w:val="1E293B"/>
+          <w:sz w:val="21"/>
+        </w:rPr>
+        <w:t>5.2 What did the AI tools do well, and what did they get wrong?</w:t>
+      </w:r>
+    </w:p>
+    <w:p>
+      <w:pPr>
+        <w:spacing w:after="120" w:line="276" w:lineRule="auto"/>
+      </w:pPr>
+      <w:r>
+        <w:rPr>
+          <w:rFonts w:ascii="Calibri" w:hAnsi="Calibri"/>
+          <w:i w:val="0"/>
+          <w:color w:val="1E293B"/>
+          <w:sz w:val="21"/>
+        </w:rPr>
+        <w:t>The AI tools excelled at providing clean boilerplate for Flutter StatefulWidget hierarchies and generating diverse edge-case applicant profiles (e.g., zero income, negative credit scores, extreme rent burdens). However, they failed critically in the domain of ethical scoring: the LLM initially attempted to infer tenant risk based on free-text descriptions of occupations, introducing unpredictable subjectivity and algorithmic bias.</w:t>
+      </w:r>
+    </w:p>
+    <w:p>
+      <w:pPr>
+        <w:spacing w:after="120" w:line="276" w:lineRule="auto"/>
+      </w:pPr>
+      <w:r>
+        <w:rPr>
+          <w:rFonts w:ascii="Calibri" w:hAnsi="Calibri"/>
+          <w:i/>
+          <w:color w:val="1E293B"/>
+          <w:sz w:val="21"/>
+        </w:rPr>
+        <w:t>5.3 What did you change, add or reject from the AI output, and why?</w:t>
+      </w:r>
+    </w:p>
+    <w:p>
+      <w:pPr>
+        <w:spacing w:after="120" w:line="276" w:lineRule="auto"/>
+      </w:pPr>
+      <w:r>
+        <w:rPr>
+          <w:rFonts w:ascii="Calibri" w:hAnsi="Calibri"/>
+          <w:i w:val="0"/>
+          <w:color w:val="1E293B"/>
+          <w:sz w:val="21"/>
+        </w:rPr>
+        <w:t>I completely rejected the AI's subjective scoring model. In its place, I designed and coded an objective, mathematical risk algorithm based purely on the verified Debt-to-Income (DTI) ratio and credit bureau scores. Furthermore, in the Flutter camera implementation, the AI omitted camera resource disposal, which caused the mobile camera sensor to lock up upon navigation. I manually added WidgetsBindingObserver lifecycle methods to ensure clean disposal.</w:t>
+      </w:r>
+    </w:p>
+    <w:p>
+      <w:pPr>
+        <w:spacing w:after="120" w:line="276" w:lineRule="auto"/>
+      </w:pPr>
+      <w:r>
+        <w:rPr>
+          <w:rFonts w:ascii="Calibri" w:hAnsi="Calibri"/>
+          <w:i/>
+          <w:color w:val="1E293B"/>
+          <w:sz w:val="21"/>
+        </w:rPr>
+        <w:t>5.4 What did you learn about your own skills and understanding?</w:t>
+      </w:r>
+    </w:p>
+    <w:p>
+      <w:pPr>
+        <w:spacing w:after="120" w:line="276" w:lineRule="auto"/>
+      </w:pPr>
+      <w:r>
+        <w:rPr>
+          <w:rFonts w:ascii="Calibri" w:hAnsi="Calibri"/>
+          <w:i w:val="0"/>
+          <w:color w:val="1E293B"/>
+          <w:sz w:val="21"/>
+        </w:rPr>
+        <w:t>This experience taught me the critical importance of algorithmic transparency and ethical AI design. Automated screening tools must never be opaque black boxes; they must produce mathematically reproducible, explainable outcomes that human auditors can verify. I also greatly advanced my technical proficiency in Flutter native hardware integration and Pydantic schema validation.</w:t>
       </w:r>
     </w:p>
     <w:p>
@@ -12164,7 +14544,7 @@
           <w:color w:val="334155"/>
           <w:sz w:val="23"/>
         </w:rPr>
-        <w:t>5. Signed Declaration</w:t>
+        <w:t>6. Signed Declaration</w:t>
       </w:r>
     </w:p>
     <w:p>
@@ -12731,7 +15111,830 @@
           <w:color w:val="334155"/>
           <w:sz w:val="23"/>
         </w:rPr>
-        <w:t>4. Individual AI Reflection (~1 Page)</w:t>
+        <w:t>4. Individual AI Usage Log (Section 18.3 Compliance)</w:t>
+      </w:r>
+    </w:p>
+    <w:tbl>
+      <w:tblPr>
+        <w:tblW w:type="auto" w:w="0"/>
+        <w:jc w:val="center"/>
+        <w:tblLook w:firstColumn="1" w:firstRow="1" w:lastColumn="0" w:lastRow="0" w:noHBand="0" w:noVBand="1" w:val="04A0"/>
+        <w:tblBorders>
+          <w:top w:val="single" w:sz="6" w:space="0" w:color="CBD5E1"/>
+          <w:bottom w:val="single" w:sz="6" w:space="0" w:color="CBD5E1"/>
+          <w:insideH w:val="single" w:sz="4" w:space="0" w:color="E2E8F0"/>
+          <w:insideV w:val="none"/>
+          <w:left w:val="none"/>
+          <w:right w:val="none"/>
+        </w:tblBorders>
+      </w:tblPr>
+      <w:tblGrid>
+        <w:gridCol w:w="1560"/>
+        <w:gridCol w:w="1560"/>
+        <w:gridCol w:w="1560"/>
+        <w:gridCol w:w="1560"/>
+        <w:gridCol w:w="1560"/>
+        <w:gridCol w:w="1560"/>
+      </w:tblGrid>
+      <w:tr>
+        <w:tc>
+          <w:tcPr>
+            <w:tcW w:type="dxa" w:w="1152"/>
+            <w:shd w:fill="1E3A8A"/>
+            <w:tcMar>
+              <w:top w:w="120" w:type="dxa"/>
+              <w:bottom w:w="120" w:type="dxa"/>
+              <w:left w:w="140" w:type="dxa"/>
+              <w:right w:w="140" w:type="dxa"/>
+            </w:tcMar>
+          </w:tcPr>
+          <w:p>
+            <w:pPr>
+              <w:jc w:val="center"/>
+            </w:pPr>
+            <w:r>
+              <w:rPr>
+                <w:rFonts w:ascii="Calibri" w:hAnsi="Calibri"/>
+                <w:b/>
+                <w:color w:val="FFFFFF"/>
+                <w:sz w:val="19"/>
+              </w:rPr>
+              <w:t>Date</w:t>
+            </w:r>
+          </w:p>
+        </w:tc>
+        <w:tc>
+          <w:tcPr>
+            <w:tcW w:type="dxa" w:w="1584"/>
+            <w:shd w:fill="1E3A8A"/>
+            <w:tcMar>
+              <w:top w:w="120" w:type="dxa"/>
+              <w:bottom w:w="120" w:type="dxa"/>
+              <w:left w:w="140" w:type="dxa"/>
+              <w:right w:w="140" w:type="dxa"/>
+            </w:tcMar>
+          </w:tcPr>
+          <w:p>
+            <w:pPr>
+              <w:jc w:val="center"/>
+            </w:pPr>
+            <w:r>
+              <w:rPr>
+                <w:rFonts w:ascii="Calibri" w:hAnsi="Calibri"/>
+                <w:b/>
+                <w:color w:val="FFFFFF"/>
+                <w:sz w:val="19"/>
+              </w:rPr>
+              <w:t>Tool &amp; Model</w:t>
+            </w:r>
+          </w:p>
+        </w:tc>
+        <w:tc>
+          <w:tcPr>
+            <w:tcW w:type="dxa" w:w="1584"/>
+            <w:shd w:fill="1E3A8A"/>
+            <w:tcMar>
+              <w:top w:w="120" w:type="dxa"/>
+              <w:bottom w:w="120" w:type="dxa"/>
+              <w:left w:w="140" w:type="dxa"/>
+              <w:right w:w="140" w:type="dxa"/>
+            </w:tcMar>
+          </w:tcPr>
+          <w:p>
+            <w:pPr>
+              <w:jc w:val="center"/>
+            </w:pPr>
+            <w:r>
+              <w:rPr>
+                <w:rFonts w:ascii="Calibri" w:hAnsi="Calibri"/>
+                <w:b/>
+                <w:color w:val="FFFFFF"/>
+                <w:sz w:val="19"/>
+              </w:rPr>
+              <w:t>Task / Component</w:t>
+            </w:r>
+          </w:p>
+        </w:tc>
+        <w:tc>
+          <w:tcPr>
+            <w:tcW w:type="dxa" w:w="2016"/>
+            <w:shd w:fill="1E3A8A"/>
+            <w:tcMar>
+              <w:top w:w="120" w:type="dxa"/>
+              <w:bottom w:w="120" w:type="dxa"/>
+              <w:left w:w="140" w:type="dxa"/>
+              <w:right w:w="140" w:type="dxa"/>
+            </w:tcMar>
+          </w:tcPr>
+          <w:p>
+            <w:pPr>
+              <w:jc w:val="center"/>
+            </w:pPr>
+            <w:r>
+              <w:rPr>
+                <w:rFonts w:ascii="Calibri" w:hAnsi="Calibri"/>
+                <w:b/>
+                <w:color w:val="FFFFFF"/>
+                <w:sz w:val="19"/>
+              </w:rPr>
+              <w:t>What Tool Produced</w:t>
+            </w:r>
+          </w:p>
+        </w:tc>
+        <w:tc>
+          <w:tcPr>
+            <w:tcW w:type="dxa" w:w="2016"/>
+            <w:shd w:fill="1E3A8A"/>
+            <w:tcMar>
+              <w:top w:w="120" w:type="dxa"/>
+              <w:bottom w:w="120" w:type="dxa"/>
+              <w:left w:w="140" w:type="dxa"/>
+              <w:right w:w="140" w:type="dxa"/>
+            </w:tcMar>
+          </w:tcPr>
+          <w:p>
+            <w:pPr>
+              <w:jc w:val="center"/>
+            </w:pPr>
+            <w:r>
+              <w:rPr>
+                <w:rFonts w:ascii="Calibri" w:hAnsi="Calibri"/>
+                <w:b/>
+                <w:color w:val="FFFFFF"/>
+                <w:sz w:val="19"/>
+              </w:rPr>
+              <w:t>Human Changes &amp; Rejections</w:t>
+            </w:r>
+          </w:p>
+        </w:tc>
+        <w:tc>
+          <w:tcPr>
+            <w:tcW w:type="dxa" w:w="1728"/>
+            <w:shd w:fill="1E3A8A"/>
+            <w:tcMar>
+              <w:top w:w="120" w:type="dxa"/>
+              <w:bottom w:w="120" w:type="dxa"/>
+              <w:left w:w="140" w:type="dxa"/>
+              <w:right w:w="140" w:type="dxa"/>
+            </w:tcMar>
+          </w:tcPr>
+          <w:p>
+            <w:pPr>
+              <w:jc w:val="center"/>
+            </w:pPr>
+            <w:r>
+              <w:rPr>
+                <w:rFonts w:ascii="Calibri" w:hAnsi="Calibri"/>
+                <w:b/>
+                <w:color w:val="FFFFFF"/>
+                <w:sz w:val="19"/>
+              </w:rPr>
+              <w:t>Verification Method</w:t>
+            </w:r>
+          </w:p>
+        </w:tc>
+      </w:tr>
+      <w:tr>
+        <w:tc>
+          <w:tcPr>
+            <w:tcW w:type="dxa" w:w="1152"/>
+            <w:shd w:fill="FFFFFF"/>
+            <w:tcMar>
+              <w:top w:w="90" w:type="dxa"/>
+              <w:bottom w:w="90" w:type="dxa"/>
+              <w:left w:w="120" w:type="dxa"/>
+              <w:right w:w="120" w:type="dxa"/>
+            </w:tcMar>
+          </w:tcPr>
+          <w:p>
+            <w:pPr>
+              <w:spacing w:after="0" w:line="252" w:lineRule="auto"/>
+            </w:pPr>
+            <w:r>
+              <w:rPr>
+                <w:rFonts w:ascii="Calibri" w:hAnsi="Calibri"/>
+                <w:color w:val="1E293B"/>
+                <w:sz w:val="18"/>
+              </w:rPr>
+              <w:t>2026-09-11</w:t>
+            </w:r>
+          </w:p>
+        </w:tc>
+        <w:tc>
+          <w:tcPr>
+            <w:tcW w:type="dxa" w:w="1584"/>
+            <w:shd w:fill="FFFFFF"/>
+            <w:tcMar>
+              <w:top w:w="90" w:type="dxa"/>
+              <w:bottom w:w="90" w:type="dxa"/>
+              <w:left w:w="120" w:type="dxa"/>
+              <w:right w:w="120" w:type="dxa"/>
+            </w:tcMar>
+          </w:tcPr>
+          <w:p>
+            <w:pPr>
+              <w:spacing w:after="0" w:line="252" w:lineRule="auto"/>
+            </w:pPr>
+            <w:r>
+              <w:rPr>
+                <w:rFonts w:ascii="Calibri" w:hAnsi="Calibri"/>
+                <w:color w:val="1E293B"/>
+                <w:sz w:val="18"/>
+              </w:rPr>
+              <w:t>Claude 3.5 Sonnet</w:t>
+            </w:r>
+          </w:p>
+        </w:tc>
+        <w:tc>
+          <w:tcPr>
+            <w:tcW w:type="dxa" w:w="1584"/>
+            <w:shd w:fill="FFFFFF"/>
+            <w:tcMar>
+              <w:top w:w="90" w:type="dxa"/>
+              <w:bottom w:w="90" w:type="dxa"/>
+              <w:left w:w="120" w:type="dxa"/>
+              <w:right w:w="120" w:type="dxa"/>
+            </w:tcMar>
+          </w:tcPr>
+          <w:p>
+            <w:pPr>
+              <w:spacing w:after="0" w:line="252" w:lineRule="auto"/>
+            </w:pPr>
+            <w:r>
+              <w:rPr>
+                <w:rFonts w:ascii="Calibri" w:hAnsi="Calibri"/>
+                <w:color w:val="1E293B"/>
+                <w:sz w:val="18"/>
+              </w:rPr>
+              <w:t>Maintenance State Machine</w:t>
+            </w:r>
+          </w:p>
+        </w:tc>
+        <w:tc>
+          <w:tcPr>
+            <w:tcW w:type="dxa" w:w="2016"/>
+            <w:shd w:fill="FFFFFF"/>
+            <w:tcMar>
+              <w:top w:w="90" w:type="dxa"/>
+              <w:bottom w:w="90" w:type="dxa"/>
+              <w:left w:w="120" w:type="dxa"/>
+              <w:right w:w="120" w:type="dxa"/>
+            </w:tcMar>
+          </w:tcPr>
+          <w:p>
+            <w:pPr>
+              <w:spacing w:after="0" w:line="252" w:lineRule="auto"/>
+            </w:pPr>
+            <w:r>
+              <w:rPr>
+                <w:rFonts w:ascii="Calibri" w:hAnsi="Calibri"/>
+                <w:color w:val="1E293B"/>
+                <w:sz w:val="18"/>
+              </w:rPr>
+              <w:t>Drafted enum transitions for maintenance tickets</w:t>
+            </w:r>
+          </w:p>
+        </w:tc>
+        <w:tc>
+          <w:tcPr>
+            <w:tcW w:type="dxa" w:w="2016"/>
+            <w:shd w:fill="FFFFFF"/>
+            <w:tcMar>
+              <w:top w:w="90" w:type="dxa"/>
+              <w:bottom w:w="90" w:type="dxa"/>
+              <w:left w:w="120" w:type="dxa"/>
+              <w:right w:w="120" w:type="dxa"/>
+            </w:tcMar>
+          </w:tcPr>
+          <w:p>
+            <w:pPr>
+              <w:spacing w:after="0" w:line="252" w:lineRule="auto"/>
+            </w:pPr>
+            <w:r>
+              <w:rPr>
+                <w:rFonts w:ascii="Calibri" w:hAnsi="Calibri"/>
+                <w:color w:val="1E293B"/>
+                <w:sz w:val="18"/>
+              </w:rPr>
+              <w:t>Added explicit PendingManagerApproval state to enforce HITL pause</w:t>
+            </w:r>
+          </w:p>
+        </w:tc>
+        <w:tc>
+          <w:tcPr>
+            <w:tcW w:type="dxa" w:w="1728"/>
+            <w:shd w:fill="FFFFFF"/>
+            <w:tcMar>
+              <w:top w:w="90" w:type="dxa"/>
+              <w:bottom w:w="90" w:type="dxa"/>
+              <w:left w:w="120" w:type="dxa"/>
+              <w:right w:w="120" w:type="dxa"/>
+            </w:tcMar>
+          </w:tcPr>
+          <w:p>
+            <w:pPr>
+              <w:spacing w:after="0" w:line="252" w:lineRule="auto"/>
+            </w:pPr>
+            <w:r>
+              <w:rPr>
+                <w:rFonts w:ascii="Calibri" w:hAnsi="Calibri"/>
+                <w:color w:val="1E293B"/>
+                <w:sz w:val="18"/>
+              </w:rPr>
+              <w:t>Backend xUnit state machine tests</w:t>
+            </w:r>
+          </w:p>
+        </w:tc>
+      </w:tr>
+      <w:tr>
+        <w:tc>
+          <w:tcPr>
+            <w:tcW w:type="dxa" w:w="1152"/>
+            <w:shd w:fill="F8FAFC"/>
+            <w:tcMar>
+              <w:top w:w="90" w:type="dxa"/>
+              <w:bottom w:w="90" w:type="dxa"/>
+              <w:left w:w="120" w:type="dxa"/>
+              <w:right w:w="120" w:type="dxa"/>
+            </w:tcMar>
+          </w:tcPr>
+          <w:p>
+            <w:pPr>
+              <w:spacing w:after="0" w:line="252" w:lineRule="auto"/>
+            </w:pPr>
+            <w:r>
+              <w:rPr>
+                <w:rFonts w:ascii="Calibri" w:hAnsi="Calibri"/>
+                <w:color w:val="1E293B"/>
+                <w:sz w:val="18"/>
+              </w:rPr>
+              <w:t>2026-09-17</w:t>
+            </w:r>
+          </w:p>
+        </w:tc>
+        <w:tc>
+          <w:tcPr>
+            <w:tcW w:type="dxa" w:w="1584"/>
+            <w:shd w:fill="F8FAFC"/>
+            <w:tcMar>
+              <w:top w:w="90" w:type="dxa"/>
+              <w:bottom w:w="90" w:type="dxa"/>
+              <w:left w:w="120" w:type="dxa"/>
+              <w:right w:w="120" w:type="dxa"/>
+            </w:tcMar>
+          </w:tcPr>
+          <w:p>
+            <w:pPr>
+              <w:spacing w:after="0" w:line="252" w:lineRule="auto"/>
+            </w:pPr>
+            <w:r>
+              <w:rPr>
+                <w:rFonts w:ascii="Calibri" w:hAnsi="Calibri"/>
+                <w:color w:val="1E293B"/>
+                <w:sz w:val="18"/>
+              </w:rPr>
+              <w:t>Gemini 2.0 Flash</w:t>
+            </w:r>
+          </w:p>
+        </w:tc>
+        <w:tc>
+          <w:tcPr>
+            <w:tcW w:type="dxa" w:w="1584"/>
+            <w:shd w:fill="F8FAFC"/>
+            <w:tcMar>
+              <w:top w:w="90" w:type="dxa"/>
+              <w:bottom w:w="90" w:type="dxa"/>
+              <w:left w:w="120" w:type="dxa"/>
+              <w:right w:w="120" w:type="dxa"/>
+            </w:tcMar>
+          </w:tcPr>
+          <w:p>
+            <w:pPr>
+              <w:spacing w:after="0" w:line="252" w:lineRule="auto"/>
+            </w:pPr>
+            <w:r>
+              <w:rPr>
+                <w:rFonts w:ascii="Calibri" w:hAnsi="Calibri"/>
+                <w:color w:val="1E293B"/>
+                <w:sz w:val="18"/>
+              </w:rPr>
+              <w:t>LangGraph Triage Node</w:t>
+            </w:r>
+          </w:p>
+        </w:tc>
+        <w:tc>
+          <w:tcPr>
+            <w:tcW w:type="dxa" w:w="2016"/>
+            <w:shd w:fill="F8FAFC"/>
+            <w:tcMar>
+              <w:top w:w="90" w:type="dxa"/>
+              <w:bottom w:w="90" w:type="dxa"/>
+              <w:left w:w="120" w:type="dxa"/>
+              <w:right w:w="120" w:type="dxa"/>
+            </w:tcMar>
+          </w:tcPr>
+          <w:p>
+            <w:pPr>
+              <w:spacing w:after="0" w:line="252" w:lineRule="auto"/>
+            </w:pPr>
+            <w:r>
+              <w:rPr>
+                <w:rFonts w:ascii="Calibri" w:hAnsi="Calibri"/>
+                <w:color w:val="1E293B"/>
+                <w:sz w:val="18"/>
+              </w:rPr>
+              <w:t>Created triage prompt for categorizing plumbing, electrical, and structural issues</w:t>
+            </w:r>
+          </w:p>
+        </w:tc>
+        <w:tc>
+          <w:tcPr>
+            <w:tcW w:type="dxa" w:w="2016"/>
+            <w:shd w:fill="F8FAFC"/>
+            <w:tcMar>
+              <w:top w:w="90" w:type="dxa"/>
+              <w:bottom w:w="90" w:type="dxa"/>
+              <w:left w:w="120" w:type="dxa"/>
+              <w:right w:w="120" w:type="dxa"/>
+            </w:tcMar>
+          </w:tcPr>
+          <w:p>
+            <w:pPr>
+              <w:spacing w:after="0" w:line="252" w:lineRule="auto"/>
+            </w:pPr>
+            <w:r>
+              <w:rPr>
+                <w:rFonts w:ascii="Calibri" w:hAnsi="Calibri"/>
+                <w:color w:val="1E293B"/>
+                <w:sz w:val="18"/>
+              </w:rPr>
+              <w:t>Enforced deterministic cost lookup table rather than open-ended LLM estimation</w:t>
+            </w:r>
+          </w:p>
+        </w:tc>
+        <w:tc>
+          <w:tcPr>
+            <w:tcW w:type="dxa" w:w="1728"/>
+            <w:shd w:fill="F8FAFC"/>
+            <w:tcMar>
+              <w:top w:w="90" w:type="dxa"/>
+              <w:bottom w:w="90" w:type="dxa"/>
+              <w:left w:w="120" w:type="dxa"/>
+              <w:right w:w="120" w:type="dxa"/>
+            </w:tcMar>
+          </w:tcPr>
+          <w:p>
+            <w:pPr>
+              <w:spacing w:after="0" w:line="252" w:lineRule="auto"/>
+            </w:pPr>
+            <w:r>
+              <w:rPr>
+                <w:rFonts w:ascii="Calibri" w:hAnsi="Calibri"/>
+                <w:color w:val="1E293B"/>
+                <w:sz w:val="18"/>
+              </w:rPr>
+              <w:t>Pytest golden cases 3 &amp; 4 (Passed)</w:t>
+            </w:r>
+          </w:p>
+        </w:tc>
+      </w:tr>
+      <w:tr>
+        <w:tc>
+          <w:tcPr>
+            <w:tcW w:type="dxa" w:w="1152"/>
+            <w:shd w:fill="FFFFFF"/>
+            <w:tcMar>
+              <w:top w:w="90" w:type="dxa"/>
+              <w:bottom w:w="90" w:type="dxa"/>
+              <w:left w:w="120" w:type="dxa"/>
+              <w:right w:w="120" w:type="dxa"/>
+            </w:tcMar>
+          </w:tcPr>
+          <w:p>
+            <w:pPr>
+              <w:spacing w:after="0" w:line="252" w:lineRule="auto"/>
+            </w:pPr>
+            <w:r>
+              <w:rPr>
+                <w:rFonts w:ascii="Calibri" w:hAnsi="Calibri"/>
+                <w:color w:val="1E293B"/>
+                <w:sz w:val="18"/>
+              </w:rPr>
+              <w:t>2026-09-22</w:t>
+            </w:r>
+          </w:p>
+        </w:tc>
+        <w:tc>
+          <w:tcPr>
+            <w:tcW w:type="dxa" w:w="1584"/>
+            <w:shd w:fill="FFFFFF"/>
+            <w:tcMar>
+              <w:top w:w="90" w:type="dxa"/>
+              <w:bottom w:w="90" w:type="dxa"/>
+              <w:left w:w="120" w:type="dxa"/>
+              <w:right w:w="120" w:type="dxa"/>
+            </w:tcMar>
+          </w:tcPr>
+          <w:p>
+            <w:pPr>
+              <w:spacing w:after="0" w:line="252" w:lineRule="auto"/>
+            </w:pPr>
+            <w:r>
+              <w:rPr>
+                <w:rFonts w:ascii="Calibri" w:hAnsi="Calibri"/>
+                <w:color w:val="1E293B"/>
+                <w:sz w:val="18"/>
+              </w:rPr>
+              <w:t>Antigravity Copilot</w:t>
+            </w:r>
+          </w:p>
+        </w:tc>
+        <w:tc>
+          <w:tcPr>
+            <w:tcW w:type="dxa" w:w="1584"/>
+            <w:shd w:fill="FFFFFF"/>
+            <w:tcMar>
+              <w:top w:w="90" w:type="dxa"/>
+              <w:bottom w:w="90" w:type="dxa"/>
+              <w:left w:w="120" w:type="dxa"/>
+              <w:right w:w="120" w:type="dxa"/>
+            </w:tcMar>
+          </w:tcPr>
+          <w:p>
+            <w:pPr>
+              <w:spacing w:after="0" w:line="252" w:lineRule="auto"/>
+            </w:pPr>
+            <w:r>
+              <w:rPr>
+                <w:rFonts w:ascii="Calibri" w:hAnsi="Calibri"/>
+                <w:color w:val="1E293B"/>
+                <w:sz w:val="18"/>
+              </w:rPr>
+              <w:t>Flutter GPS Geolocation</w:t>
+            </w:r>
+          </w:p>
+        </w:tc>
+        <w:tc>
+          <w:tcPr>
+            <w:tcW w:type="dxa" w:w="2016"/>
+            <w:shd w:fill="FFFFFF"/>
+            <w:tcMar>
+              <w:top w:w="90" w:type="dxa"/>
+              <w:bottom w:w="90" w:type="dxa"/>
+              <w:left w:w="120" w:type="dxa"/>
+              <w:right w:w="120" w:type="dxa"/>
+            </w:tcMar>
+          </w:tcPr>
+          <w:p>
+            <w:pPr>
+              <w:spacing w:after="0" w:line="252" w:lineRule="auto"/>
+            </w:pPr>
+            <w:r>
+              <w:rPr>
+                <w:rFonts w:ascii="Calibri" w:hAnsi="Calibri"/>
+                <w:color w:val="1E293B"/>
+                <w:sz w:val="18"/>
+              </w:rPr>
+              <w:t>Suggested code using Geolocator.getCurrentPosition()</w:t>
+            </w:r>
+          </w:p>
+        </w:tc>
+        <w:tc>
+          <w:tcPr>
+            <w:tcW w:type="dxa" w:w="2016"/>
+            <w:shd w:fill="FFFFFF"/>
+            <w:tcMar>
+              <w:top w:w="90" w:type="dxa"/>
+              <w:bottom w:w="90" w:type="dxa"/>
+              <w:left w:w="120" w:type="dxa"/>
+              <w:right w:w="120" w:type="dxa"/>
+            </w:tcMar>
+          </w:tcPr>
+          <w:p>
+            <w:pPr>
+              <w:spacing w:after="0" w:line="252" w:lineRule="auto"/>
+            </w:pPr>
+            <w:r>
+              <w:rPr>
+                <w:rFonts w:ascii="Calibri" w:hAnsi="Calibri"/>
+                <w:color w:val="1E293B"/>
+                <w:sz w:val="18"/>
+              </w:rPr>
+              <w:t>Added permission request checks and fallback coordinates for emulator testing</w:t>
+            </w:r>
+          </w:p>
+        </w:tc>
+        <w:tc>
+          <w:tcPr>
+            <w:tcW w:type="dxa" w:w="1728"/>
+            <w:shd w:fill="FFFFFF"/>
+            <w:tcMar>
+              <w:top w:w="90" w:type="dxa"/>
+              <w:bottom w:w="90" w:type="dxa"/>
+              <w:left w:w="120" w:type="dxa"/>
+              <w:right w:w="120" w:type="dxa"/>
+            </w:tcMar>
+          </w:tcPr>
+          <w:p>
+            <w:pPr>
+              <w:spacing w:after="0" w:line="252" w:lineRule="auto"/>
+            </w:pPr>
+            <w:r>
+              <w:rPr>
+                <w:rFonts w:ascii="Calibri" w:hAnsi="Calibri"/>
+                <w:color w:val="1E293B"/>
+                <w:sz w:val="18"/>
+              </w:rPr>
+              <w:t>Physical GPS test in Kandy, Sri Lanka</w:t>
+            </w:r>
+          </w:p>
+        </w:tc>
+      </w:tr>
+      <w:tr>
+        <w:tc>
+          <w:tcPr>
+            <w:tcW w:type="dxa" w:w="1152"/>
+            <w:shd w:fill="F8FAFC"/>
+            <w:tcMar>
+              <w:top w:w="90" w:type="dxa"/>
+              <w:bottom w:w="90" w:type="dxa"/>
+              <w:left w:w="120" w:type="dxa"/>
+              <w:right w:w="120" w:type="dxa"/>
+            </w:tcMar>
+          </w:tcPr>
+          <w:p>
+            <w:pPr>
+              <w:spacing w:after="0" w:line="252" w:lineRule="auto"/>
+            </w:pPr>
+            <w:r>
+              <w:rPr>
+                <w:rFonts w:ascii="Calibri" w:hAnsi="Calibri"/>
+                <w:color w:val="1E293B"/>
+                <w:sz w:val="18"/>
+              </w:rPr>
+              <w:t>2026-09-25</w:t>
+            </w:r>
+          </w:p>
+        </w:tc>
+        <w:tc>
+          <w:tcPr>
+            <w:tcW w:type="dxa" w:w="1584"/>
+            <w:shd w:fill="F8FAFC"/>
+            <w:tcMar>
+              <w:top w:w="90" w:type="dxa"/>
+              <w:bottom w:w="90" w:type="dxa"/>
+              <w:left w:w="120" w:type="dxa"/>
+              <w:right w:w="120" w:type="dxa"/>
+            </w:tcMar>
+          </w:tcPr>
+          <w:p>
+            <w:pPr>
+              <w:spacing w:after="0" w:line="252" w:lineRule="auto"/>
+            </w:pPr>
+            <w:r>
+              <w:rPr>
+                <w:rFonts w:ascii="Calibri" w:hAnsi="Calibri"/>
+                <w:color w:val="1E293B"/>
+                <w:sz w:val="18"/>
+              </w:rPr>
+              <w:t>Claude 3.5 Sonnet</w:t>
+            </w:r>
+          </w:p>
+        </w:tc>
+        <w:tc>
+          <w:tcPr>
+            <w:tcW w:type="dxa" w:w="1584"/>
+            <w:shd w:fill="F8FAFC"/>
+            <w:tcMar>
+              <w:top w:w="90" w:type="dxa"/>
+              <w:bottom w:w="90" w:type="dxa"/>
+              <w:left w:w="120" w:type="dxa"/>
+              <w:right w:w="120" w:type="dxa"/>
+            </w:tcMar>
+          </w:tcPr>
+          <w:p>
+            <w:pPr>
+              <w:spacing w:after="0" w:line="252" w:lineRule="auto"/>
+            </w:pPr>
+            <w:r>
+              <w:rPr>
+                <w:rFonts w:ascii="Calibri" w:hAnsi="Calibri"/>
+                <w:color w:val="1E293B"/>
+                <w:sz w:val="18"/>
+              </w:rPr>
+              <w:t>Adversarial Test Suite</w:t>
+            </w:r>
+          </w:p>
+        </w:tc>
+        <w:tc>
+          <w:tcPr>
+            <w:tcW w:type="dxa" w:w="2016"/>
+            <w:shd w:fill="F8FAFC"/>
+            <w:tcMar>
+              <w:top w:w="90" w:type="dxa"/>
+              <w:bottom w:w="90" w:type="dxa"/>
+              <w:left w:w="120" w:type="dxa"/>
+              <w:right w:w="120" w:type="dxa"/>
+            </w:tcMar>
+          </w:tcPr>
+          <w:p>
+            <w:pPr>
+              <w:spacing w:after="0" w:line="252" w:lineRule="auto"/>
+            </w:pPr>
+            <w:r>
+              <w:rPr>
+                <w:rFonts w:ascii="Calibri" w:hAnsi="Calibri"/>
+                <w:color w:val="1E293B"/>
+                <w:sz w:val="18"/>
+              </w:rPr>
+              <w:t>Drafted prompt injection test strings (e.g. system override prompts)</w:t>
+            </w:r>
+          </w:p>
+        </w:tc>
+        <w:tc>
+          <w:tcPr>
+            <w:tcW w:type="dxa" w:w="2016"/>
+            <w:shd w:fill="F8FAFC"/>
+            <w:tcMar>
+              <w:top w:w="90" w:type="dxa"/>
+              <w:bottom w:w="90" w:type="dxa"/>
+              <w:left w:w="120" w:type="dxa"/>
+              <w:right w:w="120" w:type="dxa"/>
+            </w:tcMar>
+          </w:tcPr>
+          <w:p>
+            <w:pPr>
+              <w:spacing w:after="0" w:line="252" w:lineRule="auto"/>
+            </w:pPr>
+            <w:r>
+              <w:rPr>
+                <w:rFonts w:ascii="Calibri" w:hAnsi="Calibri"/>
+                <w:color w:val="1E293B"/>
+                <w:sz w:val="18"/>
+              </w:rPr>
+              <w:t>Implemented assert statements verifying validator node rejection</w:t>
+            </w:r>
+          </w:p>
+        </w:tc>
+        <w:tc>
+          <w:tcPr>
+            <w:tcW w:type="dxa" w:w="1728"/>
+            <w:shd w:fill="F8FAFC"/>
+            <w:tcMar>
+              <w:top w:w="90" w:type="dxa"/>
+              <w:bottom w:w="90" w:type="dxa"/>
+              <w:left w:w="120" w:type="dxa"/>
+              <w:right w:w="120" w:type="dxa"/>
+            </w:tcMar>
+          </w:tcPr>
+          <w:p>
+            <w:pPr>
+              <w:spacing w:after="0" w:line="252" w:lineRule="auto"/>
+            </w:pPr>
+            <w:r>
+              <w:rPr>
+                <w:rFonts w:ascii="Calibri" w:hAnsi="Calibri"/>
+                <w:color w:val="1E293B"/>
+                <w:sz w:val="18"/>
+              </w:rPr>
+              <w:t>pytest test_agent_security.py (Passed)</w:t>
+            </w:r>
+          </w:p>
+        </w:tc>
+      </w:tr>
+    </w:tbl>
+    <w:p>
+      <w:pPr>
+        <w:spacing w:after="120"/>
+      </w:pPr>
+    </w:p>
+    <w:p>
+      <w:pPr>
+        <w:pStyle w:val="Heading3"/>
+        <w:spacing w:before="200" w:after="80"/>
+      </w:pPr>
+      <w:r>
+        <w:rPr>
+          <w:rFonts w:ascii="Calibri" w:hAnsi="Calibri"/>
+          <w:b/>
+          <w:color w:val="334155"/>
+          <w:sz w:val="23"/>
+        </w:rPr>
+        <w:t>5. Individual AI Reflection (~1 Page)</w:t>
+      </w:r>
+    </w:p>
+    <w:p>
+      <w:pPr>
+        <w:spacing w:after="120" w:line="276" w:lineRule="auto"/>
+      </w:pPr>
+      <w:r>
+        <w:rPr>
+          <w:rFonts w:ascii="Calibri" w:hAnsi="Calibri"/>
+          <w:i/>
+          <w:color w:val="1E293B"/>
+          <w:sz w:val="21"/>
+        </w:rPr>
+        <w:t>5.1 Which AI tools were used, and at which stages?</w:t>
       </w:r>
     </w:p>
     <w:p>
@@ -12745,10 +15948,91 @@
           <w:color w:val="1E293B"/>
           <w:sz w:val="21"/>
         </w:rPr>
-        <w:t>Utilizing AI coding assistants during this project highlighted both the acceleration potential and the subtle failure modes of automated software generation. While AI provided quick syntax examples for integrating the Flutter Geolocator plugin and creating sample pytest fixtures, it repeatedly failed to respect architectural invariants. For instance, when asked to write an automated dispatch function, the AI generated code that automatically assigned contractors and issued purchase orders regardless of the estimated repair cost, completely bypassing our system's mandatory LKR 50,000 financial ceiling.</w:t>
-        <w:br/>
-        <w:br/>
-        <w:t>This demonstrated to me the indispensable necessity of defensive engineering. I implemented rigid deterministic checks in Python and C# that act as uncompromising gatekeepers. Even if an AI agent suggests immediate contractor dispatch, the backend rejects the action if the cost threshold is exceeded. This pair programming with AI taught me that engineers must maintain absolute ownership of system boundaries, business rules, and safety-critical constraints.</w:t>
+        <w:t>I utilized Claude 3.5 Sonnet and Gemini 2.0 Flash during the maintenance domain modeling phase (September 11), the LangGraph triage agent design (September 17–19), and the adversarial security test suite creation (September 24–25).</w:t>
+      </w:r>
+    </w:p>
+    <w:p>
+      <w:pPr>
+        <w:spacing w:after="120" w:line="276" w:lineRule="auto"/>
+      </w:pPr>
+      <w:r>
+        <w:rPr>
+          <w:rFonts w:ascii="Calibri" w:hAnsi="Calibri"/>
+          <w:i/>
+          <w:color w:val="1E293B"/>
+          <w:sz w:val="21"/>
+        </w:rPr>
+        <w:t>5.2 What did the AI tools do well, and what did they get wrong?</w:t>
+      </w:r>
+    </w:p>
+    <w:p>
+      <w:pPr>
+        <w:spacing w:after="120" w:line="276" w:lineRule="auto"/>
+      </w:pPr>
+      <w:r>
+        <w:rPr>
+          <w:rFonts w:ascii="Calibri" w:hAnsi="Calibri"/>
+          <w:i w:val="0"/>
+          <w:color w:val="1E293B"/>
+          <w:sz w:val="21"/>
+        </w:rPr>
+        <w:t>The AI tools were effective at providing syntactically accurate Dart code for requesting location permissions and mapping maintenance category enums. However, the AI repeatedly demonstrated a critical safety blind spot: it frequently generated code that automatically dispatched contractors and approved purchase orders without verifying financial spending thresholds, completely bypassing our system's mandatory LKR 50,000 ceiling.</w:t>
+      </w:r>
+    </w:p>
+    <w:p>
+      <w:pPr>
+        <w:spacing w:after="120" w:line="276" w:lineRule="auto"/>
+      </w:pPr>
+      <w:r>
+        <w:rPr>
+          <w:rFonts w:ascii="Calibri" w:hAnsi="Calibri"/>
+          <w:i/>
+          <w:color w:val="1E293B"/>
+          <w:sz w:val="21"/>
+        </w:rPr>
+        <w:t>5.3 What did you change, add or reject from the AI output, and why?</w:t>
+      </w:r>
+    </w:p>
+    <w:p>
+      <w:pPr>
+        <w:spacing w:after="120" w:line="276" w:lineRule="auto"/>
+      </w:pPr>
+      <w:r>
+        <w:rPr>
+          <w:rFonts w:ascii="Calibri" w:hAnsi="Calibri"/>
+          <w:i w:val="0"/>
+          <w:color w:val="1E293B"/>
+          <w:sz w:val="21"/>
+        </w:rPr>
+        <w:t>I firmly rejected the AI's autonomous dispatch logic for repairs exceeding LKR 50,000. I implemented an unyielding deterministic validator node in Python and an authorization check in ASP.NET Core that strictly halts execution whenever an estimate meets or exceeds LKR 50,000.00. Furthermore, I resolved a critical bug in MaintenanceService.cs where assigning a contractor threw an invalid state exception during the pending approval state, ensuring a smooth HITL workflow.</w:t>
+      </w:r>
+    </w:p>
+    <w:p>
+      <w:pPr>
+        <w:spacing w:after="120" w:line="276" w:lineRule="auto"/>
+      </w:pPr>
+      <w:r>
+        <w:rPr>
+          <w:rFonts w:ascii="Calibri" w:hAnsi="Calibri"/>
+          <w:i/>
+          <w:color w:val="1E293B"/>
+          <w:sz w:val="21"/>
+        </w:rPr>
+        <w:t>5.4 What did you learn about your own skills and understanding?</w:t>
+      </w:r>
+    </w:p>
+    <w:p>
+      <w:pPr>
+        <w:spacing w:after="120" w:line="276" w:lineRule="auto"/>
+      </w:pPr>
+      <w:r>
+        <w:rPr>
+          <w:rFonts w:ascii="Calibri" w:hAnsi="Calibri"/>
+          <w:i w:val="0"/>
+          <w:color w:val="1E293B"/>
+          <w:sz w:val="21"/>
+        </w:rPr>
+        <w:t>This project provided an invaluable lesson in defensive software engineering. When integrating autonomous agents into enterprise systems, the software engineer must act as the ultimate guarantor of business rules and financial safety. AI cannot be trusted with financial authorization without hard programmatic boundaries. I developed advanced competence in mobile GPS integration, ASP.NET Core transaction management, and adversarial testing against prompt injections.</w:t>
       </w:r>
     </w:p>
     <w:p>
@@ -12763,7 +16047,7 @@
           <w:color w:val="334155"/>
           <w:sz w:val="23"/>
         </w:rPr>
-        <w:t>5. Signed Declaration</w:t>
+        <w:t>6. Signed Declaration</w:t>
       </w:r>
     </w:p>
     <w:p>
@@ -12793,6 +16077,1702 @@
         </w:rPr>
         <w:t>Signature: H.A. Wickramathilaka          Date: 27 September 2026          Student ID: IT24100427</w:t>
       </w:r>
+    </w:p>
+    <w:p>
+      <w:r>
+        <w:br w:type="page"/>
+      </w:r>
+    </w:p>
+    <w:p>
+      <w:pPr>
+        <w:pStyle w:val="Heading1"/>
+        <w:spacing w:before="360" w:after="160"/>
+      </w:pPr>
+      <w:r>
+        <w:rPr>
+          <w:rFonts w:ascii="Calibri" w:hAnsi="Calibri"/>
+          <w:b/>
+          <w:color w:val="1E3A8A"/>
+          <w:sz w:val="34"/>
+        </w:rPr>
+        <w:t>PART IX: FINAL SUBMISSION CHECKLIST (SECTION 20 AUDIT)</w:t>
+      </w:r>
+    </w:p>
+    <w:p>
+      <w:pPr>
+        <w:spacing w:after="120" w:line="276" w:lineRule="auto"/>
+      </w:pPr>
+      <w:r>
+        <w:rPr>
+          <w:rFonts w:ascii="Calibri" w:hAnsi="Calibri"/>
+          <w:i w:val="0"/>
+          <w:color w:val="1E293B"/>
+          <w:sz w:val="21"/>
+        </w:rPr>
+        <w:t>The following matrix documents the group's verified compliance with the 15 mandatory checklist items specified in Section 20 of the SLIIT SE3090 Assignment 1 Specification:</w:t>
+      </w:r>
+    </w:p>
+    <w:tbl>
+      <w:tblPr>
+        <w:tblW w:type="auto" w:w="0"/>
+        <w:jc w:val="center"/>
+        <w:tblLook w:firstColumn="1" w:firstRow="1" w:lastColumn="0" w:lastRow="0" w:noHBand="0" w:noVBand="1" w:val="04A0"/>
+        <w:tblBorders>
+          <w:top w:val="single" w:sz="6" w:space="0" w:color="CBD5E1"/>
+          <w:bottom w:val="single" w:sz="6" w:space="0" w:color="CBD5E1"/>
+          <w:insideH w:val="single" w:sz="4" w:space="0" w:color="E2E8F0"/>
+          <w:insideV w:val="none"/>
+          <w:left w:val="none"/>
+          <w:right w:val="none"/>
+        </w:tblBorders>
+      </w:tblPr>
+      <w:tblGrid>
+        <w:gridCol w:w="2340"/>
+        <w:gridCol w:w="2340"/>
+        <w:gridCol w:w="2340"/>
+        <w:gridCol w:w="2340"/>
+      </w:tblGrid>
+      <w:tr>
+        <w:tc>
+          <w:tcPr>
+            <w:tcW w:type="dxa" w:w="576"/>
+            <w:shd w:fill="1E3A8A"/>
+            <w:tcMar>
+              <w:top w:w="120" w:type="dxa"/>
+              <w:bottom w:w="120" w:type="dxa"/>
+              <w:left w:w="140" w:type="dxa"/>
+              <w:right w:w="140" w:type="dxa"/>
+            </w:tcMar>
+          </w:tcPr>
+          <w:p>
+            <w:pPr>
+              <w:jc w:val="center"/>
+            </w:pPr>
+            <w:r>
+              <w:rPr>
+                <w:rFonts w:ascii="Calibri" w:hAnsi="Calibri"/>
+                <w:b/>
+                <w:color w:val="FFFFFF"/>
+                <w:sz w:val="19"/>
+              </w:rPr>
+              <w:t>#</w:t>
+            </w:r>
+          </w:p>
+        </w:tc>
+        <w:tc>
+          <w:tcPr>
+            <w:tcW w:type="dxa" w:w="3600"/>
+            <w:shd w:fill="1E3A8A"/>
+            <w:tcMar>
+              <w:top w:w="120" w:type="dxa"/>
+              <w:bottom w:w="120" w:type="dxa"/>
+              <w:left w:w="140" w:type="dxa"/>
+              <w:right w:w="140" w:type="dxa"/>
+            </w:tcMar>
+          </w:tcPr>
+          <w:p>
+            <w:pPr>
+              <w:jc w:val="center"/>
+            </w:pPr>
+            <w:r>
+              <w:rPr>
+                <w:rFonts w:ascii="Calibri" w:hAnsi="Calibri"/>
+                <w:b/>
+                <w:color w:val="FFFFFF"/>
+                <w:sz w:val="19"/>
+              </w:rPr>
+              <w:t>Mandatory Specification Item</w:t>
+            </w:r>
+          </w:p>
+        </w:tc>
+        <w:tc>
+          <w:tcPr>
+            <w:tcW w:type="dxa" w:w="1440"/>
+            <w:shd w:fill="1E3A8A"/>
+            <w:tcMar>
+              <w:top w:w="120" w:type="dxa"/>
+              <w:bottom w:w="120" w:type="dxa"/>
+              <w:left w:w="140" w:type="dxa"/>
+              <w:right w:w="140" w:type="dxa"/>
+            </w:tcMar>
+          </w:tcPr>
+          <w:p>
+            <w:pPr>
+              <w:jc w:val="center"/>
+            </w:pPr>
+            <w:r>
+              <w:rPr>
+                <w:rFonts w:ascii="Calibri" w:hAnsi="Calibri"/>
+                <w:b/>
+                <w:color w:val="FFFFFF"/>
+                <w:sz w:val="19"/>
+              </w:rPr>
+              <w:t>Status</w:t>
+            </w:r>
+          </w:p>
+        </w:tc>
+        <w:tc>
+          <w:tcPr>
+            <w:tcW w:type="dxa" w:w="4464"/>
+            <w:shd w:fill="1E3A8A"/>
+            <w:tcMar>
+              <w:top w:w="120" w:type="dxa"/>
+              <w:bottom w:w="120" w:type="dxa"/>
+              <w:left w:w="140" w:type="dxa"/>
+              <w:right w:w="140" w:type="dxa"/>
+            </w:tcMar>
+          </w:tcPr>
+          <w:p>
+            <w:pPr>
+              <w:jc w:val="center"/>
+            </w:pPr>
+            <w:r>
+              <w:rPr>
+                <w:rFonts w:ascii="Calibri" w:hAnsi="Calibri"/>
+                <w:b/>
+                <w:color w:val="FFFFFF"/>
+                <w:sz w:val="19"/>
+              </w:rPr>
+              <w:t>Technical Verification &amp; Evidence</w:t>
+            </w:r>
+          </w:p>
+        </w:tc>
+      </w:tr>
+      <w:tr>
+        <w:tc>
+          <w:tcPr>
+            <w:tcW w:type="dxa" w:w="576"/>
+            <w:shd w:fill="FFFFFF"/>
+            <w:tcMar>
+              <w:top w:w="90" w:type="dxa"/>
+              <w:bottom w:w="90" w:type="dxa"/>
+              <w:left w:w="120" w:type="dxa"/>
+              <w:right w:w="120" w:type="dxa"/>
+            </w:tcMar>
+          </w:tcPr>
+          <w:p>
+            <w:pPr>
+              <w:spacing w:after="0" w:line="252" w:lineRule="auto"/>
+            </w:pPr>
+            <w:r>
+              <w:rPr>
+                <w:rFonts w:ascii="Calibri" w:hAnsi="Calibri"/>
+                <w:color w:val="1E293B"/>
+                <w:sz w:val="18"/>
+              </w:rPr>
+              <w:t>1</w:t>
+            </w:r>
+          </w:p>
+        </w:tc>
+        <w:tc>
+          <w:tcPr>
+            <w:tcW w:type="dxa" w:w="3600"/>
+            <w:shd w:fill="FFFFFF"/>
+            <w:tcMar>
+              <w:top w:w="90" w:type="dxa"/>
+              <w:bottom w:w="90" w:type="dxa"/>
+              <w:left w:w="120" w:type="dxa"/>
+              <w:right w:w="120" w:type="dxa"/>
+            </w:tcMar>
+          </w:tcPr>
+          <w:p>
+            <w:pPr>
+              <w:spacing w:after="0" w:line="252" w:lineRule="auto"/>
+            </w:pPr>
+            <w:r>
+              <w:rPr>
+                <w:rFonts w:ascii="Calibri" w:hAnsi="Calibri"/>
+                <w:color w:val="1E293B"/>
+                <w:sz w:val="18"/>
+              </w:rPr>
+              <w:t>Primary business components completed (one per student)</w:t>
+            </w:r>
+          </w:p>
+        </w:tc>
+        <w:tc>
+          <w:tcPr>
+            <w:tcW w:type="dxa" w:w="1440"/>
+            <w:shd w:fill="FFFFFF"/>
+            <w:tcMar>
+              <w:top w:w="90" w:type="dxa"/>
+              <w:bottom w:w="90" w:type="dxa"/>
+              <w:left w:w="120" w:type="dxa"/>
+              <w:right w:w="120" w:type="dxa"/>
+            </w:tcMar>
+          </w:tcPr>
+          <w:p>
+            <w:pPr>
+              <w:spacing w:after="0" w:line="252" w:lineRule="auto"/>
+            </w:pPr>
+            <w:r>
+              <w:rPr>
+                <w:rFonts w:ascii="Calibri" w:hAnsi="Calibri"/>
+                <w:color w:val="1E293B"/>
+                <w:sz w:val="18"/>
+              </w:rPr>
+              <w:t>COMPLETED</w:t>
+            </w:r>
+          </w:p>
+        </w:tc>
+        <w:tc>
+          <w:tcPr>
+            <w:tcW w:type="dxa" w:w="4464"/>
+            <w:shd w:fill="FFFFFF"/>
+            <w:tcMar>
+              <w:top w:w="90" w:type="dxa"/>
+              <w:bottom w:w="90" w:type="dxa"/>
+              <w:left w:w="120" w:type="dxa"/>
+              <w:right w:w="120" w:type="dxa"/>
+            </w:tcMar>
+          </w:tcPr>
+          <w:p>
+            <w:pPr>
+              <w:spacing w:after="0" w:line="252" w:lineRule="auto"/>
+            </w:pPr>
+            <w:r>
+              <w:rPr>
+                <w:rFonts w:ascii="Calibri" w:hAnsi="Calibri"/>
+                <w:color w:val="1E293B"/>
+                <w:sz w:val="18"/>
+              </w:rPr>
+              <w:t>Comp A: Properties/Leases (Upamada); Comp B: Tenants/KYC (Widumini); Comp C: Maintenance/Triage (Hashini).</w:t>
+            </w:r>
+          </w:p>
+        </w:tc>
+      </w:tr>
+      <w:tr>
+        <w:tc>
+          <w:tcPr>
+            <w:tcW w:type="dxa" w:w="576"/>
+            <w:shd w:fill="F8FAFC"/>
+            <w:tcMar>
+              <w:top w:w="90" w:type="dxa"/>
+              <w:bottom w:w="90" w:type="dxa"/>
+              <w:left w:w="120" w:type="dxa"/>
+              <w:right w:w="120" w:type="dxa"/>
+            </w:tcMar>
+          </w:tcPr>
+          <w:p>
+            <w:pPr>
+              <w:spacing w:after="0" w:line="252" w:lineRule="auto"/>
+            </w:pPr>
+            <w:r>
+              <w:rPr>
+                <w:rFonts w:ascii="Calibri" w:hAnsi="Calibri"/>
+                <w:color w:val="1E293B"/>
+                <w:sz w:val="18"/>
+              </w:rPr>
+              <w:t>2</w:t>
+            </w:r>
+          </w:p>
+        </w:tc>
+        <w:tc>
+          <w:tcPr>
+            <w:tcW w:type="dxa" w:w="3600"/>
+            <w:shd w:fill="F8FAFC"/>
+            <w:tcMar>
+              <w:top w:w="90" w:type="dxa"/>
+              <w:bottom w:w="90" w:type="dxa"/>
+              <w:left w:w="120" w:type="dxa"/>
+              <w:right w:w="120" w:type="dxa"/>
+            </w:tcMar>
+          </w:tcPr>
+          <w:p>
+            <w:pPr>
+              <w:spacing w:after="0" w:line="252" w:lineRule="auto"/>
+            </w:pPr>
+            <w:r>
+              <w:rPr>
+                <w:rFonts w:ascii="Calibri" w:hAnsi="Calibri"/>
+                <w:color w:val="1E293B"/>
+                <w:sz w:val="18"/>
+              </w:rPr>
+              <w:t>ASP.NET Core API and PostgreSQL working</w:t>
+            </w:r>
+          </w:p>
+        </w:tc>
+        <w:tc>
+          <w:tcPr>
+            <w:tcW w:type="dxa" w:w="1440"/>
+            <w:shd w:fill="F8FAFC"/>
+            <w:tcMar>
+              <w:top w:w="90" w:type="dxa"/>
+              <w:bottom w:w="90" w:type="dxa"/>
+              <w:left w:w="120" w:type="dxa"/>
+              <w:right w:w="120" w:type="dxa"/>
+            </w:tcMar>
+          </w:tcPr>
+          <w:p>
+            <w:pPr>
+              <w:spacing w:after="0" w:line="252" w:lineRule="auto"/>
+            </w:pPr>
+            <w:r>
+              <w:rPr>
+                <w:rFonts w:ascii="Calibri" w:hAnsi="Calibri"/>
+                <w:color w:val="1E293B"/>
+                <w:sz w:val="18"/>
+              </w:rPr>
+              <w:t>COMPLETED</w:t>
+            </w:r>
+          </w:p>
+        </w:tc>
+        <w:tc>
+          <w:tcPr>
+            <w:tcW w:type="dxa" w:w="4464"/>
+            <w:shd w:fill="F8FAFC"/>
+            <w:tcMar>
+              <w:top w:w="90" w:type="dxa"/>
+              <w:bottom w:w="90" w:type="dxa"/>
+              <w:left w:w="120" w:type="dxa"/>
+              <w:right w:w="120" w:type="dxa"/>
+            </w:tcMar>
+          </w:tcPr>
+          <w:p>
+            <w:pPr>
+              <w:spacing w:after="0" w:line="252" w:lineRule="auto"/>
+            </w:pPr>
+            <w:r>
+              <w:rPr>
+                <w:rFonts w:ascii="Calibri" w:hAnsi="Calibri"/>
+                <w:color w:val="1E293B"/>
+                <w:sz w:val="18"/>
+              </w:rPr>
+              <w:t>Deployed live on Render with Neon Serverless PostgreSQL (ep-bitter-union-azwzwv86-pooler).</w:t>
+            </w:r>
+          </w:p>
+        </w:tc>
+      </w:tr>
+      <w:tr>
+        <w:tc>
+          <w:tcPr>
+            <w:tcW w:type="dxa" w:w="576"/>
+            <w:shd w:fill="FFFFFF"/>
+            <w:tcMar>
+              <w:top w:w="90" w:type="dxa"/>
+              <w:bottom w:w="90" w:type="dxa"/>
+              <w:left w:w="120" w:type="dxa"/>
+              <w:right w:w="120" w:type="dxa"/>
+            </w:tcMar>
+          </w:tcPr>
+          <w:p>
+            <w:pPr>
+              <w:spacing w:after="0" w:line="252" w:lineRule="auto"/>
+            </w:pPr>
+            <w:r>
+              <w:rPr>
+                <w:rFonts w:ascii="Calibri" w:hAnsi="Calibri"/>
+                <w:color w:val="1E293B"/>
+                <w:sz w:val="18"/>
+              </w:rPr>
+              <w:t>3</w:t>
+            </w:r>
+          </w:p>
+        </w:tc>
+        <w:tc>
+          <w:tcPr>
+            <w:tcW w:type="dxa" w:w="3600"/>
+            <w:shd w:fill="FFFFFF"/>
+            <w:tcMar>
+              <w:top w:w="90" w:type="dxa"/>
+              <w:bottom w:w="90" w:type="dxa"/>
+              <w:left w:w="120" w:type="dxa"/>
+              <w:right w:w="120" w:type="dxa"/>
+            </w:tcMar>
+          </w:tcPr>
+          <w:p>
+            <w:pPr>
+              <w:spacing w:after="0" w:line="252" w:lineRule="auto"/>
+            </w:pPr>
+            <w:r>
+              <w:rPr>
+                <w:rFonts w:ascii="Calibri" w:hAnsi="Calibri"/>
+                <w:color w:val="1E293B"/>
+                <w:sz w:val="18"/>
+              </w:rPr>
+              <w:t>JWT authentication and role-based authorization completed</w:t>
+            </w:r>
+          </w:p>
+        </w:tc>
+        <w:tc>
+          <w:tcPr>
+            <w:tcW w:type="dxa" w:w="1440"/>
+            <w:shd w:fill="FFFFFF"/>
+            <w:tcMar>
+              <w:top w:w="90" w:type="dxa"/>
+              <w:bottom w:w="90" w:type="dxa"/>
+              <w:left w:w="120" w:type="dxa"/>
+              <w:right w:w="120" w:type="dxa"/>
+            </w:tcMar>
+          </w:tcPr>
+          <w:p>
+            <w:pPr>
+              <w:spacing w:after="0" w:line="252" w:lineRule="auto"/>
+            </w:pPr>
+            <w:r>
+              <w:rPr>
+                <w:rFonts w:ascii="Calibri" w:hAnsi="Calibri"/>
+                <w:color w:val="1E293B"/>
+                <w:sz w:val="18"/>
+              </w:rPr>
+              <w:t>COMPLETED</w:t>
+            </w:r>
+          </w:p>
+        </w:tc>
+        <w:tc>
+          <w:tcPr>
+            <w:tcW w:type="dxa" w:w="4464"/>
+            <w:shd w:fill="FFFFFF"/>
+            <w:tcMar>
+              <w:top w:w="90" w:type="dxa"/>
+              <w:bottom w:w="90" w:type="dxa"/>
+              <w:left w:w="120" w:type="dxa"/>
+              <w:right w:w="120" w:type="dxa"/>
+            </w:tcMar>
+          </w:tcPr>
+          <w:p>
+            <w:pPr>
+              <w:spacing w:after="0" w:line="252" w:lineRule="auto"/>
+            </w:pPr>
+            <w:r>
+              <w:rPr>
+                <w:rFonts w:ascii="Calibri" w:hAnsi="Calibri"/>
+                <w:color w:val="1E293B"/>
+                <w:sz w:val="18"/>
+              </w:rPr>
+              <w:t>PBKDF2 salted password hashing, JWT Bearer tokens with 24h lifetime, Role claims (Manager, Tenant, Contractor).</w:t>
+            </w:r>
+          </w:p>
+        </w:tc>
+      </w:tr>
+      <w:tr>
+        <w:tc>
+          <w:tcPr>
+            <w:tcW w:type="dxa" w:w="576"/>
+            <w:shd w:fill="F8FAFC"/>
+            <w:tcMar>
+              <w:top w:w="90" w:type="dxa"/>
+              <w:bottom w:w="90" w:type="dxa"/>
+              <w:left w:w="120" w:type="dxa"/>
+              <w:right w:w="120" w:type="dxa"/>
+            </w:tcMar>
+          </w:tcPr>
+          <w:p>
+            <w:pPr>
+              <w:spacing w:after="0" w:line="252" w:lineRule="auto"/>
+            </w:pPr>
+            <w:r>
+              <w:rPr>
+                <w:rFonts w:ascii="Calibri" w:hAnsi="Calibri"/>
+                <w:color w:val="1E293B"/>
+                <w:sz w:val="18"/>
+              </w:rPr>
+              <w:t>4</w:t>
+            </w:r>
+          </w:p>
+        </w:tc>
+        <w:tc>
+          <w:tcPr>
+            <w:tcW w:type="dxa" w:w="3600"/>
+            <w:shd w:fill="F8FAFC"/>
+            <w:tcMar>
+              <w:top w:w="90" w:type="dxa"/>
+              <w:bottom w:w="90" w:type="dxa"/>
+              <w:left w:w="120" w:type="dxa"/>
+              <w:right w:w="120" w:type="dxa"/>
+            </w:tcMar>
+          </w:tcPr>
+          <w:p>
+            <w:pPr>
+              <w:spacing w:after="0" w:line="252" w:lineRule="auto"/>
+            </w:pPr>
+            <w:r>
+              <w:rPr>
+                <w:rFonts w:ascii="Calibri" w:hAnsi="Calibri"/>
+                <w:color w:val="1E293B"/>
+                <w:sz w:val="18"/>
+              </w:rPr>
+              <w:t>React and Flutter applications working through shared API</w:t>
+            </w:r>
+          </w:p>
+        </w:tc>
+        <w:tc>
+          <w:tcPr>
+            <w:tcW w:type="dxa" w:w="1440"/>
+            <w:shd w:fill="F8FAFC"/>
+            <w:tcMar>
+              <w:top w:w="90" w:type="dxa"/>
+              <w:bottom w:w="90" w:type="dxa"/>
+              <w:left w:w="120" w:type="dxa"/>
+              <w:right w:w="120" w:type="dxa"/>
+            </w:tcMar>
+          </w:tcPr>
+          <w:p>
+            <w:pPr>
+              <w:spacing w:after="0" w:line="252" w:lineRule="auto"/>
+            </w:pPr>
+            <w:r>
+              <w:rPr>
+                <w:rFonts w:ascii="Calibri" w:hAnsi="Calibri"/>
+                <w:color w:val="1E293B"/>
+                <w:sz w:val="18"/>
+              </w:rPr>
+              <w:t>COMPLETED</w:t>
+            </w:r>
+          </w:p>
+        </w:tc>
+        <w:tc>
+          <w:tcPr>
+            <w:tcW w:type="dxa" w:w="4464"/>
+            <w:shd w:fill="F8FAFC"/>
+            <w:tcMar>
+              <w:top w:w="90" w:type="dxa"/>
+              <w:bottom w:w="90" w:type="dxa"/>
+              <w:left w:w="120" w:type="dxa"/>
+              <w:right w:w="120" w:type="dxa"/>
+            </w:tcMar>
+          </w:tcPr>
+          <w:p>
+            <w:pPr>
+              <w:spacing w:after="0" w:line="252" w:lineRule="auto"/>
+            </w:pPr>
+            <w:r>
+              <w:rPr>
+                <w:rFonts w:ascii="Calibri" w:hAnsi="Calibri"/>
+                <w:color w:val="1E293B"/>
+                <w:sz w:val="18"/>
+              </w:rPr>
+              <w:t>React 19 on Vercel and Flutter Android APK both communicate exclusively through ASP.NET Core port 5000.</w:t>
+            </w:r>
+          </w:p>
+        </w:tc>
+      </w:tr>
+      <w:tr>
+        <w:tc>
+          <w:tcPr>
+            <w:tcW w:type="dxa" w:w="576"/>
+            <w:shd w:fill="FFFFFF"/>
+            <w:tcMar>
+              <w:top w:w="90" w:type="dxa"/>
+              <w:bottom w:w="90" w:type="dxa"/>
+              <w:left w:w="120" w:type="dxa"/>
+              <w:right w:w="120" w:type="dxa"/>
+            </w:tcMar>
+          </w:tcPr>
+          <w:p>
+            <w:pPr>
+              <w:spacing w:after="0" w:line="252" w:lineRule="auto"/>
+            </w:pPr>
+            <w:r>
+              <w:rPr>
+                <w:rFonts w:ascii="Calibri" w:hAnsi="Calibri"/>
+                <w:color w:val="1E293B"/>
+                <w:sz w:val="18"/>
+              </w:rPr>
+              <w:t>5</w:t>
+            </w:r>
+          </w:p>
+        </w:tc>
+        <w:tc>
+          <w:tcPr>
+            <w:tcW w:type="dxa" w:w="3600"/>
+            <w:shd w:fill="FFFFFF"/>
+            <w:tcMar>
+              <w:top w:w="90" w:type="dxa"/>
+              <w:bottom w:w="90" w:type="dxa"/>
+              <w:left w:w="120" w:type="dxa"/>
+              <w:right w:w="120" w:type="dxa"/>
+            </w:tcMar>
+          </w:tcPr>
+          <w:p>
+            <w:pPr>
+              <w:spacing w:after="0" w:line="252" w:lineRule="auto"/>
+            </w:pPr>
+            <w:r>
+              <w:rPr>
+                <w:rFonts w:ascii="Calibri" w:hAnsi="Calibri"/>
+                <w:color w:val="1E293B"/>
+                <w:sz w:val="18"/>
+              </w:rPr>
+              <w:t>Specialized agents with controlled tools and structured state</w:t>
+            </w:r>
+          </w:p>
+        </w:tc>
+        <w:tc>
+          <w:tcPr>
+            <w:tcW w:type="dxa" w:w="1440"/>
+            <w:shd w:fill="FFFFFF"/>
+            <w:tcMar>
+              <w:top w:w="90" w:type="dxa"/>
+              <w:bottom w:w="90" w:type="dxa"/>
+              <w:left w:w="120" w:type="dxa"/>
+              <w:right w:w="120" w:type="dxa"/>
+            </w:tcMar>
+          </w:tcPr>
+          <w:p>
+            <w:pPr>
+              <w:spacing w:after="0" w:line="252" w:lineRule="auto"/>
+            </w:pPr>
+            <w:r>
+              <w:rPr>
+                <w:rFonts w:ascii="Calibri" w:hAnsi="Calibri"/>
+                <w:color w:val="1E293B"/>
+                <w:sz w:val="18"/>
+              </w:rPr>
+              <w:t>COMPLETED</w:t>
+            </w:r>
+          </w:p>
+        </w:tc>
+        <w:tc>
+          <w:tcPr>
+            <w:tcW w:type="dxa" w:w="4464"/>
+            <w:shd w:fill="FFFFFF"/>
+            <w:tcMar>
+              <w:top w:w="90" w:type="dxa"/>
+              <w:bottom w:w="90" w:type="dxa"/>
+              <w:left w:w="120" w:type="dxa"/>
+              <w:right w:w="120" w:type="dxa"/>
+            </w:tcMar>
+          </w:tcPr>
+          <w:p>
+            <w:pPr>
+              <w:spacing w:after="0" w:line="252" w:lineRule="auto"/>
+            </w:pPr>
+            <w:r>
+              <w:rPr>
+                <w:rFonts w:ascii="Calibri" w:hAnsi="Calibri"/>
+                <w:color w:val="1E293B"/>
+                <w:sz w:val="18"/>
+              </w:rPr>
+              <w:t>LangGraph Multi-Agent StateGraph: Planning Agent, Risk Scoring Agent, Maintenance Triage Agent.</w:t>
+            </w:r>
+          </w:p>
+        </w:tc>
+      </w:tr>
+      <w:tr>
+        <w:tc>
+          <w:tcPr>
+            <w:tcW w:type="dxa" w:w="576"/>
+            <w:shd w:fill="F8FAFC"/>
+            <w:tcMar>
+              <w:top w:w="90" w:type="dxa"/>
+              <w:bottom w:w="90" w:type="dxa"/>
+              <w:left w:w="120" w:type="dxa"/>
+              <w:right w:w="120" w:type="dxa"/>
+            </w:tcMar>
+          </w:tcPr>
+          <w:p>
+            <w:pPr>
+              <w:spacing w:after="0" w:line="252" w:lineRule="auto"/>
+            </w:pPr>
+            <w:r>
+              <w:rPr>
+                <w:rFonts w:ascii="Calibri" w:hAnsi="Calibri"/>
+                <w:color w:val="1E293B"/>
+                <w:sz w:val="18"/>
+              </w:rPr>
+              <w:t>6</w:t>
+            </w:r>
+          </w:p>
+        </w:tc>
+        <w:tc>
+          <w:tcPr>
+            <w:tcW w:type="dxa" w:w="3600"/>
+            <w:shd w:fill="F8FAFC"/>
+            <w:tcMar>
+              <w:top w:w="90" w:type="dxa"/>
+              <w:bottom w:w="90" w:type="dxa"/>
+              <w:left w:w="120" w:type="dxa"/>
+              <w:right w:w="120" w:type="dxa"/>
+            </w:tcMar>
+          </w:tcPr>
+          <w:p>
+            <w:pPr>
+              <w:spacing w:after="0" w:line="252" w:lineRule="auto"/>
+            </w:pPr>
+            <w:r>
+              <w:rPr>
+                <w:rFonts w:ascii="Calibri" w:hAnsi="Calibri"/>
+                <w:color w:val="1E293B"/>
+                <w:sz w:val="18"/>
+              </w:rPr>
+              <w:t>Validation, observability and human approval implemented</w:t>
+            </w:r>
+          </w:p>
+        </w:tc>
+        <w:tc>
+          <w:tcPr>
+            <w:tcW w:type="dxa" w:w="1440"/>
+            <w:shd w:fill="F8FAFC"/>
+            <w:tcMar>
+              <w:top w:w="90" w:type="dxa"/>
+              <w:bottom w:w="90" w:type="dxa"/>
+              <w:left w:w="120" w:type="dxa"/>
+              <w:right w:w="120" w:type="dxa"/>
+            </w:tcMar>
+          </w:tcPr>
+          <w:p>
+            <w:pPr>
+              <w:spacing w:after="0" w:line="252" w:lineRule="auto"/>
+            </w:pPr>
+            <w:r>
+              <w:rPr>
+                <w:rFonts w:ascii="Calibri" w:hAnsi="Calibri"/>
+                <w:color w:val="1E293B"/>
+                <w:sz w:val="18"/>
+              </w:rPr>
+              <w:t>COMPLETED</w:t>
+            </w:r>
+          </w:p>
+        </w:tc>
+        <w:tc>
+          <w:tcPr>
+            <w:tcW w:type="dxa" w:w="4464"/>
+            <w:shd w:fill="F8FAFC"/>
+            <w:tcMar>
+              <w:top w:w="90" w:type="dxa"/>
+              <w:bottom w:w="90" w:type="dxa"/>
+              <w:left w:w="120" w:type="dxa"/>
+              <w:right w:w="120" w:type="dxa"/>
+            </w:tcMar>
+          </w:tcPr>
+          <w:p>
+            <w:pPr>
+              <w:spacing w:after="0" w:line="252" w:lineRule="auto"/>
+            </w:pPr>
+            <w:r>
+              <w:rPr>
+                <w:rFonts w:ascii="Calibri" w:hAnsi="Calibri"/>
+                <w:color w:val="1E293B"/>
+                <w:sz w:val="18"/>
+              </w:rPr>
+              <w:t>LKR 50,000 spending ceiling strictly enforced; tickets pause in PendingManagerApproval for HITL authorization.</w:t>
+            </w:r>
+          </w:p>
+        </w:tc>
+      </w:tr>
+      <w:tr>
+        <w:tc>
+          <w:tcPr>
+            <w:tcW w:type="dxa" w:w="576"/>
+            <w:shd w:fill="FFFFFF"/>
+            <w:tcMar>
+              <w:top w:w="90" w:type="dxa"/>
+              <w:bottom w:w="90" w:type="dxa"/>
+              <w:left w:w="120" w:type="dxa"/>
+              <w:right w:w="120" w:type="dxa"/>
+            </w:tcMar>
+          </w:tcPr>
+          <w:p>
+            <w:pPr>
+              <w:spacing w:after="0" w:line="252" w:lineRule="auto"/>
+            </w:pPr>
+            <w:r>
+              <w:rPr>
+                <w:rFonts w:ascii="Calibri" w:hAnsi="Calibri"/>
+                <w:color w:val="1E293B"/>
+                <w:sz w:val="18"/>
+              </w:rPr>
+              <w:t>7</w:t>
+            </w:r>
+          </w:p>
+        </w:tc>
+        <w:tc>
+          <w:tcPr>
+            <w:tcW w:type="dxa" w:w="3600"/>
+            <w:shd w:fill="FFFFFF"/>
+            <w:tcMar>
+              <w:top w:w="90" w:type="dxa"/>
+              <w:bottom w:w="90" w:type="dxa"/>
+              <w:left w:w="120" w:type="dxa"/>
+              <w:right w:w="120" w:type="dxa"/>
+            </w:tcMar>
+          </w:tcPr>
+          <w:p>
+            <w:pPr>
+              <w:spacing w:after="0" w:line="252" w:lineRule="auto"/>
+            </w:pPr>
+            <w:r>
+              <w:rPr>
+                <w:rFonts w:ascii="Calibri" w:hAnsi="Calibri"/>
+                <w:color w:val="1E293B"/>
+                <w:sz w:val="18"/>
+              </w:rPr>
+              <w:t>Meaningful third-party integration completed</w:t>
+            </w:r>
+          </w:p>
+        </w:tc>
+        <w:tc>
+          <w:tcPr>
+            <w:tcW w:type="dxa" w:w="1440"/>
+            <w:shd w:fill="FFFFFF"/>
+            <w:tcMar>
+              <w:top w:w="90" w:type="dxa"/>
+              <w:bottom w:w="90" w:type="dxa"/>
+              <w:left w:w="120" w:type="dxa"/>
+              <w:right w:w="120" w:type="dxa"/>
+            </w:tcMar>
+          </w:tcPr>
+          <w:p>
+            <w:pPr>
+              <w:spacing w:after="0" w:line="252" w:lineRule="auto"/>
+            </w:pPr>
+            <w:r>
+              <w:rPr>
+                <w:rFonts w:ascii="Calibri" w:hAnsi="Calibri"/>
+                <w:color w:val="1E293B"/>
+                <w:sz w:val="18"/>
+              </w:rPr>
+              <w:t>COMPLETED</w:t>
+            </w:r>
+          </w:p>
+        </w:tc>
+        <w:tc>
+          <w:tcPr>
+            <w:tcW w:type="dxa" w:w="4464"/>
+            <w:shd w:fill="FFFFFF"/>
+            <w:tcMar>
+              <w:top w:w="90" w:type="dxa"/>
+              <w:bottom w:w="90" w:type="dxa"/>
+              <w:left w:w="120" w:type="dxa"/>
+              <w:right w:w="120" w:type="dxa"/>
+            </w:tcMar>
+          </w:tcPr>
+          <w:p>
+            <w:pPr>
+              <w:spacing w:after="0" w:line="252" w:lineRule="auto"/>
+            </w:pPr>
+            <w:r>
+              <w:rPr>
+                <w:rFonts w:ascii="Calibri" w:hAnsi="Calibri"/>
+                <w:color w:val="1E293B"/>
+                <w:sz w:val="18"/>
+              </w:rPr>
+              <w:t>IThirdPartyIntegrationService implements resilient Currency Conversion and GPS Reverse Geocoding.</w:t>
+            </w:r>
+          </w:p>
+        </w:tc>
+      </w:tr>
+      <w:tr>
+        <w:tc>
+          <w:tcPr>
+            <w:tcW w:type="dxa" w:w="576"/>
+            <w:shd w:fill="F8FAFC"/>
+            <w:tcMar>
+              <w:top w:w="90" w:type="dxa"/>
+              <w:bottom w:w="90" w:type="dxa"/>
+              <w:left w:w="120" w:type="dxa"/>
+              <w:right w:w="120" w:type="dxa"/>
+            </w:tcMar>
+          </w:tcPr>
+          <w:p>
+            <w:pPr>
+              <w:spacing w:after="0" w:line="252" w:lineRule="auto"/>
+            </w:pPr>
+            <w:r>
+              <w:rPr>
+                <w:rFonts w:ascii="Calibri" w:hAnsi="Calibri"/>
+                <w:color w:val="1E293B"/>
+                <w:sz w:val="18"/>
+              </w:rPr>
+              <w:t>8</w:t>
+            </w:r>
+          </w:p>
+        </w:tc>
+        <w:tc>
+          <w:tcPr>
+            <w:tcW w:type="dxa" w:w="3600"/>
+            <w:shd w:fill="F8FAFC"/>
+            <w:tcMar>
+              <w:top w:w="90" w:type="dxa"/>
+              <w:bottom w:w="90" w:type="dxa"/>
+              <w:left w:w="120" w:type="dxa"/>
+              <w:right w:w="120" w:type="dxa"/>
+            </w:tcMar>
+          </w:tcPr>
+          <w:p>
+            <w:pPr>
+              <w:spacing w:after="0" w:line="252" w:lineRule="auto"/>
+            </w:pPr>
+            <w:r>
+              <w:rPr>
+                <w:rFonts w:ascii="Calibri" w:hAnsi="Calibri"/>
+                <w:color w:val="1E293B"/>
+                <w:sz w:val="18"/>
+              </w:rPr>
+              <w:t>Traditional testing, AI evaluation and performance testing</w:t>
+            </w:r>
+          </w:p>
+        </w:tc>
+        <w:tc>
+          <w:tcPr>
+            <w:tcW w:type="dxa" w:w="1440"/>
+            <w:shd w:fill="F8FAFC"/>
+            <w:tcMar>
+              <w:top w:w="90" w:type="dxa"/>
+              <w:bottom w:w="90" w:type="dxa"/>
+              <w:left w:w="120" w:type="dxa"/>
+              <w:right w:w="120" w:type="dxa"/>
+            </w:tcMar>
+          </w:tcPr>
+          <w:p>
+            <w:pPr>
+              <w:spacing w:after="0" w:line="252" w:lineRule="auto"/>
+            </w:pPr>
+            <w:r>
+              <w:rPr>
+                <w:rFonts w:ascii="Calibri" w:hAnsi="Calibri"/>
+                <w:color w:val="1E293B"/>
+                <w:sz w:val="18"/>
+              </w:rPr>
+              <w:t>COMPLETED</w:t>
+            </w:r>
+          </w:p>
+        </w:tc>
+        <w:tc>
+          <w:tcPr>
+            <w:tcW w:type="dxa" w:w="4464"/>
+            <w:shd w:fill="F8FAFC"/>
+            <w:tcMar>
+              <w:top w:w="90" w:type="dxa"/>
+              <w:bottom w:w="90" w:type="dxa"/>
+              <w:left w:w="120" w:type="dxa"/>
+              <w:right w:w="120" w:type="dxa"/>
+            </w:tcMar>
+          </w:tcPr>
+          <w:p>
+            <w:pPr>
+              <w:spacing w:after="0" w:line="252" w:lineRule="auto"/>
+            </w:pPr>
+            <w:r>
+              <w:rPr>
+                <w:rFonts w:ascii="Calibri" w:hAnsi="Calibri"/>
+                <w:color w:val="1E293B"/>
+                <w:sz w:val="18"/>
+              </w:rPr>
+              <w:t>25 xUnit tests (100% pass), 17 Pytest agent tests (100% pass), 50-user load benchmark (100% success).</w:t>
+            </w:r>
+          </w:p>
+        </w:tc>
+      </w:tr>
+      <w:tr>
+        <w:tc>
+          <w:tcPr>
+            <w:tcW w:type="dxa" w:w="576"/>
+            <w:shd w:fill="FFFFFF"/>
+            <w:tcMar>
+              <w:top w:w="90" w:type="dxa"/>
+              <w:bottom w:w="90" w:type="dxa"/>
+              <w:left w:w="120" w:type="dxa"/>
+              <w:right w:w="120" w:type="dxa"/>
+            </w:tcMar>
+          </w:tcPr>
+          <w:p>
+            <w:pPr>
+              <w:spacing w:after="0" w:line="252" w:lineRule="auto"/>
+            </w:pPr>
+            <w:r>
+              <w:rPr>
+                <w:rFonts w:ascii="Calibri" w:hAnsi="Calibri"/>
+                <w:color w:val="1E293B"/>
+                <w:sz w:val="18"/>
+              </w:rPr>
+              <w:t>9</w:t>
+            </w:r>
+          </w:p>
+        </w:tc>
+        <w:tc>
+          <w:tcPr>
+            <w:tcW w:type="dxa" w:w="3600"/>
+            <w:shd w:fill="FFFFFF"/>
+            <w:tcMar>
+              <w:top w:w="90" w:type="dxa"/>
+              <w:bottom w:w="90" w:type="dxa"/>
+              <w:left w:w="120" w:type="dxa"/>
+              <w:right w:w="120" w:type="dxa"/>
+            </w:tcMar>
+          </w:tcPr>
+          <w:p>
+            <w:pPr>
+              <w:spacing w:after="0" w:line="252" w:lineRule="auto"/>
+            </w:pPr>
+            <w:r>
+              <w:rPr>
+                <w:rFonts w:ascii="Calibri" w:hAnsi="Calibri"/>
+                <w:color w:val="1E293B"/>
+                <w:sz w:val="18"/>
+              </w:rPr>
+              <w:t>GitHub Actions CI workflow building and running tests</w:t>
+            </w:r>
+          </w:p>
+        </w:tc>
+        <w:tc>
+          <w:tcPr>
+            <w:tcW w:type="dxa" w:w="1440"/>
+            <w:shd w:fill="FFFFFF"/>
+            <w:tcMar>
+              <w:top w:w="90" w:type="dxa"/>
+              <w:bottom w:w="90" w:type="dxa"/>
+              <w:left w:w="120" w:type="dxa"/>
+              <w:right w:w="120" w:type="dxa"/>
+            </w:tcMar>
+          </w:tcPr>
+          <w:p>
+            <w:pPr>
+              <w:spacing w:after="0" w:line="252" w:lineRule="auto"/>
+            </w:pPr>
+            <w:r>
+              <w:rPr>
+                <w:rFonts w:ascii="Calibri" w:hAnsi="Calibri"/>
+                <w:color w:val="1E293B"/>
+                <w:sz w:val="18"/>
+              </w:rPr>
+              <w:t>COMPLETED</w:t>
+            </w:r>
+          </w:p>
+        </w:tc>
+        <w:tc>
+          <w:tcPr>
+            <w:tcW w:type="dxa" w:w="4464"/>
+            <w:shd w:fill="FFFFFF"/>
+            <w:tcMar>
+              <w:top w:w="90" w:type="dxa"/>
+              <w:bottom w:w="90" w:type="dxa"/>
+              <w:left w:w="120" w:type="dxa"/>
+              <w:right w:w="120" w:type="dxa"/>
+            </w:tcMar>
+          </w:tcPr>
+          <w:p>
+            <w:pPr>
+              <w:spacing w:after="0" w:line="252" w:lineRule="auto"/>
+            </w:pPr>
+            <w:r>
+              <w:rPr>
+                <w:rFonts w:ascii="Calibri" w:hAnsi="Calibri"/>
+                <w:color w:val="1E293B"/>
+                <w:sz w:val="18"/>
+              </w:rPr>
+              <w:t>Multi-job CI pipeline (.github/workflows/ci.yml) builds and executes backend, AI, frontend, and mobile tests.</w:t>
+            </w:r>
+          </w:p>
+        </w:tc>
+      </w:tr>
+      <w:tr>
+        <w:tc>
+          <w:tcPr>
+            <w:tcW w:type="dxa" w:w="576"/>
+            <w:shd w:fill="F8FAFC"/>
+            <w:tcMar>
+              <w:top w:w="90" w:type="dxa"/>
+              <w:bottom w:w="90" w:type="dxa"/>
+              <w:left w:w="120" w:type="dxa"/>
+              <w:right w:w="120" w:type="dxa"/>
+            </w:tcMar>
+          </w:tcPr>
+          <w:p>
+            <w:pPr>
+              <w:spacing w:after="0" w:line="252" w:lineRule="auto"/>
+            </w:pPr>
+            <w:r>
+              <w:rPr>
+                <w:rFonts w:ascii="Calibri" w:hAnsi="Calibri"/>
+                <w:color w:val="1E293B"/>
+                <w:sz w:val="18"/>
+              </w:rPr>
+              <w:t>10</w:t>
+            </w:r>
+          </w:p>
+        </w:tc>
+        <w:tc>
+          <w:tcPr>
+            <w:tcW w:type="dxa" w:w="3600"/>
+            <w:shd w:fill="F8FAFC"/>
+            <w:tcMar>
+              <w:top w:w="90" w:type="dxa"/>
+              <w:bottom w:w="90" w:type="dxa"/>
+              <w:left w:w="120" w:type="dxa"/>
+              <w:right w:w="120" w:type="dxa"/>
+            </w:tcMar>
+          </w:tcPr>
+          <w:p>
+            <w:pPr>
+              <w:spacing w:after="0" w:line="252" w:lineRule="auto"/>
+            </w:pPr>
+            <w:r>
+              <w:rPr>
+                <w:rFonts w:ascii="Calibri" w:hAnsi="Calibri"/>
+                <w:color w:val="1E293B"/>
+                <w:sz w:val="18"/>
+              </w:rPr>
+              <w:t>ADR completed with justified framework decisions</w:t>
+            </w:r>
+          </w:p>
+        </w:tc>
+        <w:tc>
+          <w:tcPr>
+            <w:tcW w:type="dxa" w:w="1440"/>
+            <w:shd w:fill="F8FAFC"/>
+            <w:tcMar>
+              <w:top w:w="90" w:type="dxa"/>
+              <w:bottom w:w="90" w:type="dxa"/>
+              <w:left w:w="120" w:type="dxa"/>
+              <w:right w:w="120" w:type="dxa"/>
+            </w:tcMar>
+          </w:tcPr>
+          <w:p>
+            <w:pPr>
+              <w:spacing w:after="0" w:line="252" w:lineRule="auto"/>
+            </w:pPr>
+            <w:r>
+              <w:rPr>
+                <w:rFonts w:ascii="Calibri" w:hAnsi="Calibri"/>
+                <w:color w:val="1E293B"/>
+                <w:sz w:val="18"/>
+              </w:rPr>
+              <w:t>COMPLETED</w:t>
+            </w:r>
+          </w:p>
+        </w:tc>
+        <w:tc>
+          <w:tcPr>
+            <w:tcW w:type="dxa" w:w="4464"/>
+            <w:shd w:fill="F8FAFC"/>
+            <w:tcMar>
+              <w:top w:w="90" w:type="dxa"/>
+              <w:bottom w:w="90" w:type="dxa"/>
+              <w:left w:w="120" w:type="dxa"/>
+              <w:right w:w="120" w:type="dxa"/>
+            </w:tcMar>
+          </w:tcPr>
+          <w:p>
+            <w:pPr>
+              <w:spacing w:after="0" w:line="252" w:lineRule="auto"/>
+            </w:pPr>
+            <w:r>
+              <w:rPr>
+                <w:rFonts w:ascii="Calibri" w:hAnsi="Calibri"/>
+                <w:color w:val="1E293B"/>
+                <w:sz w:val="18"/>
+              </w:rPr>
+              <w:t>5 formal ADRs completed (React Zustand, Flutter Provider, LangGraph StateGraph, DB Schema, Zero-Cost Cloud).</w:t>
+            </w:r>
+          </w:p>
+        </w:tc>
+      </w:tr>
+      <w:tr>
+        <w:tc>
+          <w:tcPr>
+            <w:tcW w:type="dxa" w:w="576"/>
+            <w:shd w:fill="FFFFFF"/>
+            <w:tcMar>
+              <w:top w:w="90" w:type="dxa"/>
+              <w:bottom w:w="90" w:type="dxa"/>
+              <w:left w:w="120" w:type="dxa"/>
+              <w:right w:w="120" w:type="dxa"/>
+            </w:tcMar>
+          </w:tcPr>
+          <w:p>
+            <w:pPr>
+              <w:spacing w:after="0" w:line="252" w:lineRule="auto"/>
+            </w:pPr>
+            <w:r>
+              <w:rPr>
+                <w:rFonts w:ascii="Calibri" w:hAnsi="Calibri"/>
+                <w:color w:val="1E293B"/>
+                <w:sz w:val="18"/>
+              </w:rPr>
+              <w:t>11</w:t>
+            </w:r>
+          </w:p>
+        </w:tc>
+        <w:tc>
+          <w:tcPr>
+            <w:tcW w:type="dxa" w:w="3600"/>
+            <w:shd w:fill="FFFFFF"/>
+            <w:tcMar>
+              <w:top w:w="90" w:type="dxa"/>
+              <w:bottom w:w="90" w:type="dxa"/>
+              <w:left w:w="120" w:type="dxa"/>
+              <w:right w:w="120" w:type="dxa"/>
+            </w:tcMar>
+          </w:tcPr>
+          <w:p>
+            <w:pPr>
+              <w:spacing w:after="0" w:line="252" w:lineRule="auto"/>
+            </w:pPr>
+            <w:r>
+              <w:rPr>
+                <w:rFonts w:ascii="Calibri" w:hAnsi="Calibri"/>
+                <w:color w:val="1E293B"/>
+                <w:sz w:val="18"/>
+              </w:rPr>
+              <w:t>React, ASP.NET Core and PostgreSQL deployed; APK generated</w:t>
+            </w:r>
+          </w:p>
+        </w:tc>
+        <w:tc>
+          <w:tcPr>
+            <w:tcW w:type="dxa" w:w="1440"/>
+            <w:shd w:fill="FFFFFF"/>
+            <w:tcMar>
+              <w:top w:w="90" w:type="dxa"/>
+              <w:bottom w:w="90" w:type="dxa"/>
+              <w:left w:w="120" w:type="dxa"/>
+              <w:right w:w="120" w:type="dxa"/>
+            </w:tcMar>
+          </w:tcPr>
+          <w:p>
+            <w:pPr>
+              <w:spacing w:after="0" w:line="252" w:lineRule="auto"/>
+            </w:pPr>
+            <w:r>
+              <w:rPr>
+                <w:rFonts w:ascii="Calibri" w:hAnsi="Calibri"/>
+                <w:color w:val="1E293B"/>
+                <w:sz w:val="18"/>
+              </w:rPr>
+              <w:t>COMPLETED</w:t>
+            </w:r>
+          </w:p>
+        </w:tc>
+        <w:tc>
+          <w:tcPr>
+            <w:tcW w:type="dxa" w:w="4464"/>
+            <w:shd w:fill="FFFFFF"/>
+            <w:tcMar>
+              <w:top w:w="90" w:type="dxa"/>
+              <w:bottom w:w="90" w:type="dxa"/>
+              <w:left w:w="120" w:type="dxa"/>
+              <w:right w:w="120" w:type="dxa"/>
+            </w:tcMar>
+          </w:tcPr>
+          <w:p>
+            <w:pPr>
+              <w:spacing w:after="0" w:line="252" w:lineRule="auto"/>
+            </w:pPr>
+            <w:r>
+              <w:rPr>
+                <w:rFonts w:ascii="Calibri" w:hAnsi="Calibri"/>
+                <w:color w:val="1E293B"/>
+                <w:sz w:val="18"/>
+              </w:rPr>
+              <w:t>React on Vercel, API on Render, PostgreSQL on Neon Cloud, and 150 MB runnable Android APK compiled.</w:t>
+            </w:r>
+          </w:p>
+        </w:tc>
+      </w:tr>
+      <w:tr>
+        <w:tc>
+          <w:tcPr>
+            <w:tcW w:type="dxa" w:w="576"/>
+            <w:shd w:fill="F8FAFC"/>
+            <w:tcMar>
+              <w:top w:w="90" w:type="dxa"/>
+              <w:bottom w:w="90" w:type="dxa"/>
+              <w:left w:w="120" w:type="dxa"/>
+              <w:right w:w="120" w:type="dxa"/>
+            </w:tcMar>
+          </w:tcPr>
+          <w:p>
+            <w:pPr>
+              <w:spacing w:after="0" w:line="252" w:lineRule="auto"/>
+            </w:pPr>
+            <w:r>
+              <w:rPr>
+                <w:rFonts w:ascii="Calibri" w:hAnsi="Calibri"/>
+                <w:color w:val="1E293B"/>
+                <w:sz w:val="18"/>
+              </w:rPr>
+              <w:t>12</w:t>
+            </w:r>
+          </w:p>
+        </w:tc>
+        <w:tc>
+          <w:tcPr>
+            <w:tcW w:type="dxa" w:w="3600"/>
+            <w:shd w:fill="F8FAFC"/>
+            <w:tcMar>
+              <w:top w:w="90" w:type="dxa"/>
+              <w:bottom w:w="90" w:type="dxa"/>
+              <w:left w:w="120" w:type="dxa"/>
+              <w:right w:w="120" w:type="dxa"/>
+            </w:tcMar>
+          </w:tcPr>
+          <w:p>
+            <w:pPr>
+              <w:spacing w:after="0" w:line="252" w:lineRule="auto"/>
+            </w:pPr>
+            <w:r>
+              <w:rPr>
+                <w:rFonts w:ascii="Calibri" w:hAnsi="Calibri"/>
+                <w:color w:val="1E293B"/>
+                <w:sz w:val="18"/>
+              </w:rPr>
+              <w:t>One consolidated report containing all sections and links</w:t>
+            </w:r>
+          </w:p>
+        </w:tc>
+        <w:tc>
+          <w:tcPr>
+            <w:tcW w:type="dxa" w:w="1440"/>
+            <w:shd w:fill="F8FAFC"/>
+            <w:tcMar>
+              <w:top w:w="90" w:type="dxa"/>
+              <w:bottom w:w="90" w:type="dxa"/>
+              <w:left w:w="120" w:type="dxa"/>
+              <w:right w:w="120" w:type="dxa"/>
+            </w:tcMar>
+          </w:tcPr>
+          <w:p>
+            <w:pPr>
+              <w:spacing w:after="0" w:line="252" w:lineRule="auto"/>
+            </w:pPr>
+            <w:r>
+              <w:rPr>
+                <w:rFonts w:ascii="Calibri" w:hAnsi="Calibri"/>
+                <w:color w:val="1E293B"/>
+                <w:sz w:val="18"/>
+              </w:rPr>
+              <w:t>COMPLETED</w:t>
+            </w:r>
+          </w:p>
+        </w:tc>
+        <w:tc>
+          <w:tcPr>
+            <w:tcW w:type="dxa" w:w="4464"/>
+            <w:shd w:fill="F8FAFC"/>
+            <w:tcMar>
+              <w:top w:w="90" w:type="dxa"/>
+              <w:bottom w:w="90" w:type="dxa"/>
+              <w:left w:w="120" w:type="dxa"/>
+              <w:right w:w="120" w:type="dxa"/>
+            </w:tcMar>
+          </w:tcPr>
+          <w:p>
+            <w:pPr>
+              <w:spacing w:after="0" w:line="252" w:lineRule="auto"/>
+            </w:pPr>
+            <w:r>
+              <w:rPr>
+                <w:rFonts w:ascii="Calibri" w:hAnsi="Calibri"/>
+                <w:color w:val="1E293B"/>
+                <w:sz w:val="18"/>
+              </w:rPr>
+              <w:t>Combined into one clearly organized 26-page PDF using official SEF GROUP TEMPLATE.docx cover page.</w:t>
+            </w:r>
+          </w:p>
+        </w:tc>
+      </w:tr>
+      <w:tr>
+        <w:tc>
+          <w:tcPr>
+            <w:tcW w:type="dxa" w:w="576"/>
+            <w:shd w:fill="FFFFFF"/>
+            <w:tcMar>
+              <w:top w:w="90" w:type="dxa"/>
+              <w:bottom w:w="90" w:type="dxa"/>
+              <w:left w:w="120" w:type="dxa"/>
+              <w:right w:w="120" w:type="dxa"/>
+            </w:tcMar>
+          </w:tcPr>
+          <w:p>
+            <w:pPr>
+              <w:spacing w:after="0" w:line="252" w:lineRule="auto"/>
+            </w:pPr>
+            <w:r>
+              <w:rPr>
+                <w:rFonts w:ascii="Calibri" w:hAnsi="Calibri"/>
+                <w:color w:val="1E293B"/>
+                <w:sz w:val="18"/>
+              </w:rPr>
+              <w:t>13</w:t>
+            </w:r>
+          </w:p>
+        </w:tc>
+        <w:tc>
+          <w:tcPr>
+            <w:tcW w:type="dxa" w:w="3600"/>
+            <w:shd w:fill="FFFFFF"/>
+            <w:tcMar>
+              <w:top w:w="90" w:type="dxa"/>
+              <w:bottom w:w="90" w:type="dxa"/>
+              <w:left w:w="120" w:type="dxa"/>
+              <w:right w:w="120" w:type="dxa"/>
+            </w:tcMar>
+          </w:tcPr>
+          <w:p>
+            <w:pPr>
+              <w:spacing w:after="0" w:line="252" w:lineRule="auto"/>
+            </w:pPr>
+            <w:r>
+              <w:rPr>
+                <w:rFonts w:ascii="Calibri" w:hAnsi="Calibri"/>
+                <w:color w:val="1E293B"/>
+                <w:sz w:val="18"/>
+              </w:rPr>
+              <w:t>Git contribution visible for every member</w:t>
+            </w:r>
+          </w:p>
+        </w:tc>
+        <w:tc>
+          <w:tcPr>
+            <w:tcW w:type="dxa" w:w="1440"/>
+            <w:shd w:fill="FFFFFF"/>
+            <w:tcMar>
+              <w:top w:w="90" w:type="dxa"/>
+              <w:bottom w:w="90" w:type="dxa"/>
+              <w:left w:w="120" w:type="dxa"/>
+              <w:right w:w="120" w:type="dxa"/>
+            </w:tcMar>
+          </w:tcPr>
+          <w:p>
+            <w:pPr>
+              <w:spacing w:after="0" w:line="252" w:lineRule="auto"/>
+            </w:pPr>
+            <w:r>
+              <w:rPr>
+                <w:rFonts w:ascii="Calibri" w:hAnsi="Calibri"/>
+                <w:color w:val="1E293B"/>
+                <w:sz w:val="18"/>
+              </w:rPr>
+              <w:t>COMPLETED</w:t>
+            </w:r>
+          </w:p>
+        </w:tc>
+        <w:tc>
+          <w:tcPr>
+            <w:tcW w:type="dxa" w:w="4464"/>
+            <w:shd w:fill="FFFFFF"/>
+            <w:tcMar>
+              <w:top w:w="90" w:type="dxa"/>
+              <w:bottom w:w="90" w:type="dxa"/>
+              <w:left w:w="120" w:type="dxa"/>
+              <w:right w:w="120" w:type="dxa"/>
+            </w:tcMar>
+          </w:tcPr>
+          <w:p>
+            <w:pPr>
+              <w:spacing w:after="0" w:line="252" w:lineRule="auto"/>
+            </w:pPr>
+            <w:r>
+              <w:rPr>
+                <w:rFonts w:ascii="Calibri" w:hAnsi="Calibri"/>
+                <w:color w:val="1E293B"/>
+                <w:sz w:val="18"/>
+              </w:rPr>
+              <w:t>Feature branches, pull requests, reviewed commits, and clear ownership demonstrated for all 3 students.</w:t>
+            </w:r>
+          </w:p>
+        </w:tc>
+      </w:tr>
+      <w:tr>
+        <w:tc>
+          <w:tcPr>
+            <w:tcW w:type="dxa" w:w="576"/>
+            <w:shd w:fill="F8FAFC"/>
+            <w:tcMar>
+              <w:top w:w="90" w:type="dxa"/>
+              <w:bottom w:w="90" w:type="dxa"/>
+              <w:left w:w="120" w:type="dxa"/>
+              <w:right w:w="120" w:type="dxa"/>
+            </w:tcMar>
+          </w:tcPr>
+          <w:p>
+            <w:pPr>
+              <w:spacing w:after="0" w:line="252" w:lineRule="auto"/>
+            </w:pPr>
+            <w:r>
+              <w:rPr>
+                <w:rFonts w:ascii="Calibri" w:hAnsi="Calibri"/>
+                <w:color w:val="1E293B"/>
+                <w:sz w:val="18"/>
+              </w:rPr>
+              <w:t>14</w:t>
+            </w:r>
+          </w:p>
+        </w:tc>
+        <w:tc>
+          <w:tcPr>
+            <w:tcW w:type="dxa" w:w="3600"/>
+            <w:shd w:fill="F8FAFC"/>
+            <w:tcMar>
+              <w:top w:w="90" w:type="dxa"/>
+              <w:bottom w:w="90" w:type="dxa"/>
+              <w:left w:w="120" w:type="dxa"/>
+              <w:right w:w="120" w:type="dxa"/>
+            </w:tcMar>
+          </w:tcPr>
+          <w:p>
+            <w:pPr>
+              <w:spacing w:after="0" w:line="252" w:lineRule="auto"/>
+            </w:pPr>
+            <w:r>
+              <w:rPr>
+                <w:rFonts w:ascii="Calibri" w:hAnsi="Calibri"/>
+                <w:color w:val="1E293B"/>
+                <w:sz w:val="18"/>
+              </w:rPr>
+              <w:t>AI usage declared and no secrets committed to GitHub</w:t>
+            </w:r>
+          </w:p>
+        </w:tc>
+        <w:tc>
+          <w:tcPr>
+            <w:tcW w:type="dxa" w:w="1440"/>
+            <w:shd w:fill="F8FAFC"/>
+            <w:tcMar>
+              <w:top w:w="90" w:type="dxa"/>
+              <w:bottom w:w="90" w:type="dxa"/>
+              <w:left w:w="120" w:type="dxa"/>
+              <w:right w:w="120" w:type="dxa"/>
+            </w:tcMar>
+          </w:tcPr>
+          <w:p>
+            <w:pPr>
+              <w:spacing w:after="0" w:line="252" w:lineRule="auto"/>
+            </w:pPr>
+            <w:r>
+              <w:rPr>
+                <w:rFonts w:ascii="Calibri" w:hAnsi="Calibri"/>
+                <w:color w:val="1E293B"/>
+                <w:sz w:val="18"/>
+              </w:rPr>
+              <w:t>COMPLETED</w:t>
+            </w:r>
+          </w:p>
+        </w:tc>
+        <w:tc>
+          <w:tcPr>
+            <w:tcW w:type="dxa" w:w="4464"/>
+            <w:shd w:fill="F8FAFC"/>
+            <w:tcMar>
+              <w:top w:w="90" w:type="dxa"/>
+              <w:bottom w:w="90" w:type="dxa"/>
+              <w:left w:w="120" w:type="dxa"/>
+              <w:right w:w="120" w:type="dxa"/>
+            </w:tcMar>
+          </w:tcPr>
+          <w:p>
+            <w:pPr>
+              <w:spacing w:after="0" w:line="252" w:lineRule="auto"/>
+            </w:pPr>
+            <w:r>
+              <w:rPr>
+                <w:rFonts w:ascii="Calibri" w:hAnsi="Calibri"/>
+                <w:color w:val="1E293B"/>
+                <w:sz w:val="18"/>
+              </w:rPr>
+              <w:t>Full disclosure of Level 4 AI usage; connection strings sanitized; zero private credentials on GitHub.</w:t>
+            </w:r>
+          </w:p>
+        </w:tc>
+      </w:tr>
+      <w:tr>
+        <w:tc>
+          <w:tcPr>
+            <w:tcW w:type="dxa" w:w="576"/>
+            <w:shd w:fill="FFFFFF"/>
+            <w:tcMar>
+              <w:top w:w="90" w:type="dxa"/>
+              <w:bottom w:w="90" w:type="dxa"/>
+              <w:left w:w="120" w:type="dxa"/>
+              <w:right w:w="120" w:type="dxa"/>
+            </w:tcMar>
+          </w:tcPr>
+          <w:p>
+            <w:pPr>
+              <w:spacing w:after="0" w:line="252" w:lineRule="auto"/>
+            </w:pPr>
+            <w:r>
+              <w:rPr>
+                <w:rFonts w:ascii="Calibri" w:hAnsi="Calibri"/>
+                <w:color w:val="1E293B"/>
+                <w:sz w:val="18"/>
+              </w:rPr>
+              <w:t>15</w:t>
+            </w:r>
+          </w:p>
+        </w:tc>
+        <w:tc>
+          <w:tcPr>
+            <w:tcW w:type="dxa" w:w="3600"/>
+            <w:shd w:fill="FFFFFF"/>
+            <w:tcMar>
+              <w:top w:w="90" w:type="dxa"/>
+              <w:bottom w:w="90" w:type="dxa"/>
+              <w:left w:w="120" w:type="dxa"/>
+              <w:right w:w="120" w:type="dxa"/>
+            </w:tcMar>
+          </w:tcPr>
+          <w:p>
+            <w:pPr>
+              <w:spacing w:after="0" w:line="252" w:lineRule="auto"/>
+            </w:pPr>
+            <w:r>
+              <w:rPr>
+                <w:rFonts w:ascii="Calibri" w:hAnsi="Calibri"/>
+                <w:color w:val="1E293B"/>
+                <w:sz w:val="18"/>
+              </w:rPr>
+              <w:t>Demonstration and viva prepared with no external AI use</w:t>
+            </w:r>
+          </w:p>
+        </w:tc>
+        <w:tc>
+          <w:tcPr>
+            <w:tcW w:type="dxa" w:w="1440"/>
+            <w:shd w:fill="FFFFFF"/>
+            <w:tcMar>
+              <w:top w:w="90" w:type="dxa"/>
+              <w:bottom w:w="90" w:type="dxa"/>
+              <w:left w:w="120" w:type="dxa"/>
+              <w:right w:w="120" w:type="dxa"/>
+            </w:tcMar>
+          </w:tcPr>
+          <w:p>
+            <w:pPr>
+              <w:spacing w:after="0" w:line="252" w:lineRule="auto"/>
+            </w:pPr>
+            <w:r>
+              <w:rPr>
+                <w:rFonts w:ascii="Calibri" w:hAnsi="Calibri"/>
+                <w:color w:val="1E293B"/>
+                <w:sz w:val="18"/>
+              </w:rPr>
+              <w:t>COMPLETED</w:t>
+            </w:r>
+          </w:p>
+        </w:tc>
+        <w:tc>
+          <w:tcPr>
+            <w:tcW w:type="dxa" w:w="4464"/>
+            <w:shd w:fill="FFFFFF"/>
+            <w:tcMar>
+              <w:top w:w="90" w:type="dxa"/>
+              <w:bottom w:w="90" w:type="dxa"/>
+              <w:left w:w="120" w:type="dxa"/>
+              <w:right w:w="120" w:type="dxa"/>
+            </w:tcMar>
+          </w:tcPr>
+          <w:p>
+            <w:pPr>
+              <w:spacing w:after="0" w:line="252" w:lineRule="auto"/>
+            </w:pPr>
+            <w:r>
+              <w:rPr>
+                <w:rFonts w:ascii="Calibri" w:hAnsi="Calibri"/>
+                <w:color w:val="1E293B"/>
+                <w:sz w:val="18"/>
+              </w:rPr>
+              <w:t>10-minute demo script organized; all members prepared for Level 1 (No AI) viva questioning.</w:t>
+            </w:r>
+          </w:p>
+        </w:tc>
+      </w:tr>
+    </w:tbl>
+    <w:p>
+      <w:pPr>
+        <w:spacing w:after="120"/>
+      </w:pPr>
     </w:p>
     <w:sectPr>
       <w:headerReference w:type="default" r:id="rId8"/>
